--- a/Documentacion/DERCAS POA_vLG.docx
+++ b/Documentacion/DERCAS POA_vLG.docx
@@ -1,230 +1,1345 @@
 
 <file path=word/document.xml><?xml version="1.0" encoding="utf-8"?>
-<w:document xmlns:wpc="http://schemas.microsoft.com/office/word/2010/wordprocessingCanvas" xmlns:cx="http://schemas.microsoft.com/office/drawing/2014/chartex" xmlns:cx1="http://schemas.microsoft.com/office/drawing/2015/9/8/chartex" xmlns:cx2="http://schemas.microsoft.com/office/drawing/2015/10/21/chartex" xmlns:cx3="http://schemas.microsoft.com/office/drawing/2016/5/9/chartex" xmlns:cx4="http://schemas.microsoft.com/office/drawing/2016/5/10/chartex" xmlns:cx5="http://schemas.microsoft.com/office/drawing/2016/5/11/chartex" xmlns:cx6="http://schemas.microsoft.com/office/drawing/2016/5/12/chartex" xmlns:cx7="http://schemas.microsoft.com/office/drawing/2016/5/13/chartex" xmlns:cx8="http://schemas.microsoft.com/office/drawing/2016/5/14/chartex" xmlns:mc="http://schemas.openxmlformats.org/markup-compatibility/2006" xmlns:aink="http://schemas.microsoft.com/office/drawing/2016/ink" xmlns:am3d="http://schemas.microsoft.com/office/drawing/2017/model3d" xmlns:o="urn:schemas-microsoft-com:office:office" xmlns:r="http://schemas.openxmlformats.org/officeDocument/2006/relationships" xmlns:m="http://schemas.openxmlformats.org/officeDocument/2006/math" xmlns:v="urn:schemas-microsoft-com:vml" xmlns:wp14="http://schemas.microsoft.com/office/word/2010/wordprocessingDrawing" xmlns:wp="http://schemas.openxmlformats.org/drawingml/2006/wordprocessingDrawing" xmlns:w10="urn:schemas-microsoft-com:office:word" xmlns:w="http://schemas.openxmlformats.org/wordprocessingml/2006/main" xmlns:w14="http://schemas.microsoft.com/office/word/2010/wordml" xmlns:w15="http://schemas.microsoft.com/office/word/2012/wordml" xmlns:w16cex="http://schemas.microsoft.com/office/word/2018/wordml/cex" xmlns:w16cid="http://schemas.microsoft.com/office/word/2016/wordml/cid" xmlns:w16="http://schemas.microsoft.com/office/word/2018/wordml" xmlns:w16sdtdh="http://schemas.microsoft.com/office/word/2020/wordml/sdtdatahash" xmlns:w16se="http://schemas.microsoft.com/office/word/2015/wordml/symex" xmlns:wpg="http://schemas.microsoft.com/office/word/2010/wordprocessingGroup" xmlns:wpi="http://schemas.microsoft.com/office/word/2010/wordprocessingInk" xmlns:wne="http://schemas.microsoft.com/office/word/2006/wordml" xmlns:wps="http://schemas.microsoft.com/office/word/2010/wordprocessingShape" mc:Ignorable="w14 w15 w16se w16cid w16 w16cex w16sdtdh wp14">
+<w:document xmlns:wpc="http://schemas.microsoft.com/office/word/2010/wordprocessingCanvas" xmlns:cx="http://schemas.microsoft.com/office/drawing/2014/chartex" xmlns:cx1="http://schemas.microsoft.com/office/drawing/2015/9/8/chartex" xmlns:cx2="http://schemas.microsoft.com/office/drawing/2015/10/21/chartex" xmlns:cx3="http://schemas.microsoft.com/office/drawing/2016/5/9/chartex" xmlns:cx4="http://schemas.microsoft.com/office/drawing/2016/5/10/chartex" xmlns:cx5="http://schemas.microsoft.com/office/drawing/2016/5/11/chartex" xmlns:cx6="http://schemas.microsoft.com/office/drawing/2016/5/12/chartex" xmlns:cx7="http://schemas.microsoft.com/office/drawing/2016/5/13/chartex" xmlns:cx8="http://schemas.microsoft.com/office/drawing/2016/5/14/chartex" xmlns:mc="http://schemas.openxmlformats.org/markup-compatibility/2006" xmlns:aink="http://schemas.microsoft.com/office/drawing/2016/ink" xmlns:am3d="http://schemas.microsoft.com/office/drawing/2017/model3d" xmlns:o="urn:schemas-microsoft-com:office:office" xmlns:oel="http://schemas.microsoft.com/office/2019/extlst" xmlns:r="http://schemas.openxmlformats.org/officeDocument/2006/relationships" xmlns:m="http://schemas.openxmlformats.org/officeDocument/2006/math" xmlns:v="urn:schemas-microsoft-com:vml" xmlns:wp14="http://schemas.microsoft.com/office/word/2010/wordprocessingDrawing" xmlns:wp="http://schemas.openxmlformats.org/drawingml/2006/wordprocessingDrawing" xmlns:w10="urn:schemas-microsoft-com:office:word" xmlns:w="http://schemas.openxmlformats.org/wordprocessingml/2006/main" xmlns:w14="http://schemas.microsoft.com/office/word/2010/wordml" xmlns:w15="http://schemas.microsoft.com/office/word/2012/wordml" xmlns:w16cex="http://schemas.microsoft.com/office/word/2018/wordml/cex" xmlns:w16cid="http://schemas.microsoft.com/office/word/2016/wordml/cid" xmlns:w16="http://schemas.microsoft.com/office/word/2018/wordml" xmlns:w16du="http://schemas.microsoft.com/office/word/2023/wordml/word16du" xmlns:w16sdtdh="http://schemas.microsoft.com/office/word/2020/wordml/sdtdatahash" xmlns:w16se="http://schemas.microsoft.com/office/word/2015/wordml/symex" xmlns:wpg="http://schemas.microsoft.com/office/word/2010/wordprocessingGroup" xmlns:wpi="http://schemas.microsoft.com/office/word/2010/wordprocessingInk" xmlns:wne="http://schemas.microsoft.com/office/word/2006/wordml" xmlns:wps="http://schemas.microsoft.com/office/word/2010/wordprocessingShape" mc:Ignorable="w14 w15 w16se w16cid w16 w16cex w16sdtdh w16du wp14">
   <w:body>
     <w:p>
       <w:pPr>
-        <w:spacing w:after="240"/>
-        <w:jc w:val="both"/>
-        <w:rPr>
-          <w:rFonts w:ascii="Arial" w:eastAsiaTheme="minorEastAsia" w:hAnsi="Arial" w:cs="Arial"/>
-        </w:rPr>
-      </w:pPr>
-    </w:p>
-    <w:p>
-      <w:pPr>
-        <w:spacing w:after="240"/>
-        <w:jc w:val="both"/>
-        <w:rPr>
-          <w:rFonts w:ascii="Arial" w:eastAsiaTheme="minorEastAsia" w:hAnsi="Arial" w:cs="Arial"/>
-        </w:rPr>
-      </w:pPr>
-    </w:p>
-    <w:p>
-      <w:pPr>
-        <w:spacing w:after="240"/>
-        <w:jc w:val="both"/>
-        <w:rPr>
-          <w:rFonts w:ascii="Arial" w:eastAsiaTheme="minorEastAsia" w:hAnsi="Arial" w:cs="Arial"/>
-        </w:rPr>
-      </w:pPr>
-    </w:p>
-    <w:p>
-      <w:pPr>
-        <w:spacing w:after="240"/>
-        <w:jc w:val="both"/>
-        <w:rPr>
-          <w:rFonts w:ascii="Arial" w:eastAsiaTheme="minorEastAsia" w:hAnsi="Arial" w:cs="Arial"/>
-        </w:rPr>
-      </w:pPr>
-    </w:p>
-    <w:p>
-      <w:pPr>
-        <w:spacing w:after="240"/>
         <w:jc w:val="center"/>
         <w:rPr>
-          <w:rFonts w:ascii="Arial" w:eastAsiaTheme="minorEastAsia" w:hAnsi="Arial" w:cs="Arial"/>
-          <w:color w:val="091C45" w:themeColor="accent4" w:themeShade="80"/>
-        </w:rPr>
-      </w:pPr>
-    </w:p>
-    <w:p>
-      <w:pPr>
-        <w:spacing w:after="240"/>
-        <w:jc w:val="both"/>
-        <w:rPr>
-          <w:rFonts w:ascii="Arial" w:eastAsiaTheme="minorEastAsia" w:hAnsi="Arial" w:cs="Arial"/>
-          <w:color w:val="091C45" w:themeColor="accent4" w:themeShade="80"/>
-        </w:rPr>
-      </w:pPr>
-    </w:p>
-    <w:p>
-      <w:pPr>
-        <w:spacing w:after="240"/>
-        <w:jc w:val="both"/>
-        <w:rPr>
-          <w:rFonts w:ascii="Arial" w:eastAsiaTheme="minorEastAsia" w:hAnsi="Arial" w:cs="Arial"/>
-          <w:color w:val="091C45" w:themeColor="accent4" w:themeShade="80"/>
-        </w:rPr>
-      </w:pPr>
-    </w:p>
-    <w:p>
-      <w:pPr>
-        <w:spacing w:after="240"/>
-        <w:jc w:val="both"/>
-        <w:rPr>
-          <w:rFonts w:ascii="Arial" w:eastAsiaTheme="minorEastAsia" w:hAnsi="Arial" w:cs="Arial"/>
-          <w:color w:val="091C45" w:themeColor="accent4" w:themeShade="80"/>
-        </w:rPr>
-      </w:pPr>
-    </w:p>
-    <w:p>
-      <w:pPr>
-        <w:spacing w:after="240"/>
-        <w:jc w:val="right"/>
-        <w:rPr>
-          <w:rFonts w:ascii="Arial" w:eastAsiaTheme="minorEastAsia" w:hAnsi="Arial" w:cs="Arial"/>
+          <w:rFonts w:ascii="Arial" w:hAnsi="Arial" w:cs="Arial"/>
           <w:b/>
           <w:bCs/>
-          <w:color w:val="091C45" w:themeColor="accent4" w:themeShade="80"/>
-          <w:sz w:val="40"/>
-          <w:szCs w:val="40"/>
+          <w:lang w:val="es-MX"/>
         </w:rPr>
       </w:pPr>
       <w:r>
         <w:rPr>
-          <w:rFonts w:ascii="Arial" w:eastAsiaTheme="minorEastAsia" w:hAnsi="Arial" w:cs="Arial"/>
+          <w:rFonts w:ascii="Arial" w:hAnsi="Arial" w:cs="Arial"/>
           <w:b/>
           <w:bCs/>
-          <w:color w:val="091C45" w:themeColor="accent4" w:themeShade="80"/>
-          <w:sz w:val="40"/>
-          <w:szCs w:val="40"/>
-        </w:rPr>
-        <w:t>SISTEMA DE GESTIÓN POA/PAC</w:t>
+          <w:noProof/>
+          <w:lang w:val="es-MX"/>
+        </w:rPr>
+        <mc:AlternateContent>
+          <mc:Choice Requires="wps">
+            <w:drawing>
+              <wp:anchor distT="0" distB="0" distL="114300" distR="114300" simplePos="0" relativeHeight="251662336" behindDoc="0" locked="0" layoutInCell="1" allowOverlap="1" wp14:anchorId="2D0005F1" wp14:editId="461DB97C">
+                <wp:simplePos x="0" y="0"/>
+                <wp:positionH relativeFrom="column">
+                  <wp:posOffset>-716675</wp:posOffset>
+                </wp:positionH>
+                <wp:positionV relativeFrom="paragraph">
+                  <wp:posOffset>-896116</wp:posOffset>
+                </wp:positionV>
+                <wp:extent cx="315311" cy="4430111"/>
+                <wp:effectExtent l="19050" t="19050" r="27940" b="8890"/>
+                <wp:wrapNone/>
+                <wp:docPr id="537650849" name="Conector recto 3"/>
+                <wp:cNvGraphicFramePr/>
+                <a:graphic xmlns:a="http://schemas.openxmlformats.org/drawingml/2006/main">
+                  <a:graphicData uri="http://schemas.microsoft.com/office/word/2010/wordprocessingShape">
+                    <wps:wsp>
+                      <wps:cNvCnPr/>
+                      <wps:spPr>
+                        <a:xfrm flipH="1" flipV="1">
+                          <a:off x="0" y="0"/>
+                          <a:ext cx="315311" cy="4430111"/>
+                        </a:xfrm>
+                        <a:prstGeom prst="line">
+                          <a:avLst/>
+                        </a:prstGeom>
+                        <a:ln w="28575">
+                          <a:solidFill>
+                            <a:schemeClr val="accent1">
+                              <a:lumMod val="75000"/>
+                            </a:schemeClr>
+                          </a:solidFill>
+                        </a:ln>
+                      </wps:spPr>
+                      <wps:style>
+                        <a:lnRef idx="1">
+                          <a:schemeClr val="accent1"/>
+                        </a:lnRef>
+                        <a:fillRef idx="0">
+                          <a:schemeClr val="accent1"/>
+                        </a:fillRef>
+                        <a:effectRef idx="0">
+                          <a:schemeClr val="accent1"/>
+                        </a:effectRef>
+                        <a:fontRef idx="minor">
+                          <a:schemeClr val="tx1"/>
+                        </a:fontRef>
+                      </wps:style>
+                      <wps:bodyPr/>
+                    </wps:wsp>
+                  </a:graphicData>
+                </a:graphic>
+                <wp14:sizeRelH relativeFrom="margin">
+                  <wp14:pctWidth>0</wp14:pctWidth>
+                </wp14:sizeRelH>
+                <wp14:sizeRelV relativeFrom="margin">
+                  <wp14:pctHeight>0</wp14:pctHeight>
+                </wp14:sizeRelV>
+              </wp:anchor>
+            </w:drawing>
+          </mc:Choice>
+          <mc:Fallback>
+            <w:pict>
+              <v:line w14:anchorId="751CF999" id="Conector recto 3" o:spid="_x0000_s1026" style="position:absolute;flip:x y;z-index:251662336;visibility:visible;mso-wrap-style:square;mso-width-percent:0;mso-height-percent:0;mso-wrap-distance-left:9pt;mso-wrap-distance-top:0;mso-wrap-distance-right:9pt;mso-wrap-distance-bottom:0;mso-position-horizontal:absolute;mso-position-horizontal-relative:text;mso-position-vertical:absolute;mso-position-vertical-relative:text;mso-width-percent:0;mso-height-percent:0;mso-width-relative:margin;mso-height-relative:margin" from="-56.45pt,-70.55pt" to="-31.6pt,278.3pt" o:gfxdata="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" strokecolor="#2f5496 [2404]" strokeweight="2.25pt"/>
+            </w:pict>
+          </mc:Fallback>
+        </mc:AlternateContent>
+      </w:r>
+      <w:r>
+        <w:rPr>
+          <w:rFonts w:ascii="Arial" w:hAnsi="Arial" w:cs="Arial"/>
+          <w:b/>
+          <w:bCs/>
+          <w:noProof/>
+          <w:lang w:val="es-MX"/>
+        </w:rPr>
+        <mc:AlternateContent>
+          <mc:Choice Requires="wps">
+            <w:drawing>
+              <wp:anchor distT="0" distB="0" distL="114300" distR="114300" simplePos="0" relativeHeight="251663360" behindDoc="0" locked="0" layoutInCell="1" allowOverlap="1" wp14:anchorId="52954966" wp14:editId="63852227">
+                <wp:simplePos x="0" y="0"/>
+                <wp:positionH relativeFrom="column">
+                  <wp:posOffset>-733294</wp:posOffset>
+                </wp:positionH>
+                <wp:positionV relativeFrom="paragraph">
+                  <wp:posOffset>-902685</wp:posOffset>
+                </wp:positionV>
+                <wp:extent cx="16073" cy="9364717"/>
+                <wp:effectExtent l="19050" t="19050" r="22225" b="8255"/>
+                <wp:wrapNone/>
+                <wp:docPr id="46934422" name="Conector recto 5"/>
+                <wp:cNvGraphicFramePr/>
+                <a:graphic xmlns:a="http://schemas.openxmlformats.org/drawingml/2006/main">
+                  <a:graphicData uri="http://schemas.microsoft.com/office/word/2010/wordprocessingShape">
+                    <wps:wsp>
+                      <wps:cNvCnPr/>
+                      <wps:spPr>
+                        <a:xfrm flipH="1" flipV="1">
+                          <a:off x="0" y="0"/>
+                          <a:ext cx="16073" cy="9364717"/>
+                        </a:xfrm>
+                        <a:prstGeom prst="line">
+                          <a:avLst/>
+                        </a:prstGeom>
+                        <a:ln w="28575">
+                          <a:solidFill>
+                            <a:schemeClr val="accent2">
+                              <a:lumMod val="75000"/>
+                            </a:schemeClr>
+                          </a:solidFill>
+                        </a:ln>
+                      </wps:spPr>
+                      <wps:style>
+                        <a:lnRef idx="1">
+                          <a:schemeClr val="accent1"/>
+                        </a:lnRef>
+                        <a:fillRef idx="0">
+                          <a:schemeClr val="accent1"/>
+                        </a:fillRef>
+                        <a:effectRef idx="0">
+                          <a:schemeClr val="accent1"/>
+                        </a:effectRef>
+                        <a:fontRef idx="minor">
+                          <a:schemeClr val="tx1"/>
+                        </a:fontRef>
+                      </wps:style>
+                      <wps:bodyPr/>
+                    </wps:wsp>
+                  </a:graphicData>
+                </a:graphic>
+                <wp14:sizeRelH relativeFrom="margin">
+                  <wp14:pctWidth>0</wp14:pctWidth>
+                </wp14:sizeRelH>
+                <wp14:sizeRelV relativeFrom="margin">
+                  <wp14:pctHeight>0</wp14:pctHeight>
+                </wp14:sizeRelV>
+              </wp:anchor>
+            </w:drawing>
+          </mc:Choice>
+          <mc:Fallback>
+            <w:pict>
+              <v:line w14:anchorId="0E67CAC9" id="Conector recto 5" o:spid="_x0000_s1026" style="position:absolute;flip:x y;z-index:251663360;visibility:visible;mso-wrap-style:square;mso-width-percent:0;mso-height-percent:0;mso-wrap-distance-left:9pt;mso-wrap-distance-top:0;mso-wrap-distance-right:9pt;mso-wrap-distance-bottom:0;mso-position-horizontal:absolute;mso-position-horizontal-relative:text;mso-position-vertical:absolute;mso-position-vertical-relative:text;mso-width-percent:0;mso-height-percent:0;mso-width-relative:margin;mso-height-relative:margin" from="-57.75pt,-71.1pt" to="-56.5pt,666.3pt" o:gfxdata="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" strokecolor="#0f1350 [2405]" strokeweight="2.25pt"/>
+            </w:pict>
+          </mc:Fallback>
+        </mc:AlternateContent>
+      </w:r>
+      <w:r>
+        <w:rPr>
+          <w:rFonts w:ascii="Arial" w:hAnsi="Arial" w:cs="Arial"/>
+          <w:b/>
+          <w:bCs/>
+          <w:noProof/>
+          <w:lang w:val="es-MX"/>
+        </w:rPr>
+        <mc:AlternateContent>
+          <mc:Choice Requires="wps">
+            <w:drawing>
+              <wp:anchor distT="0" distB="0" distL="114300" distR="114300" simplePos="0" relativeHeight="251664384" behindDoc="0" locked="0" layoutInCell="1" allowOverlap="1" wp14:anchorId="27244724" wp14:editId="591529B4">
+                <wp:simplePos x="0" y="0"/>
+                <wp:positionH relativeFrom="rightMargin">
+                  <wp:align>left</wp:align>
+                </wp:positionH>
+                <wp:positionV relativeFrom="paragraph">
+                  <wp:posOffset>-891299</wp:posOffset>
+                </wp:positionV>
+                <wp:extent cx="863074" cy="5400237"/>
+                <wp:effectExtent l="0" t="0" r="32385" b="29210"/>
+                <wp:wrapNone/>
+                <wp:docPr id="796615531" name="Conector recto 2"/>
+                <wp:cNvGraphicFramePr/>
+                <a:graphic xmlns:a="http://schemas.openxmlformats.org/drawingml/2006/main">
+                  <a:graphicData uri="http://schemas.microsoft.com/office/word/2010/wordprocessingShape">
+                    <wps:wsp>
+                      <wps:cNvCnPr/>
+                      <wps:spPr>
+                        <a:xfrm>
+                          <a:off x="0" y="0"/>
+                          <a:ext cx="863074" cy="5400237"/>
+                        </a:xfrm>
+                        <a:prstGeom prst="line">
+                          <a:avLst/>
+                        </a:prstGeom>
+                        <a:ln w="12700" cap="flat" cmpd="sng" algn="ctr">
+                          <a:solidFill>
+                            <a:srgbClr val="002060"/>
+                          </a:solidFill>
+                          <a:prstDash val="solid"/>
+                          <a:round/>
+                          <a:headEnd type="none" w="med" len="med"/>
+                          <a:tailEnd type="none" w="med" len="med"/>
+                        </a:ln>
+                      </wps:spPr>
+                      <wps:style>
+                        <a:lnRef idx="0">
+                          <a:scrgbClr r="0" g="0" b="0"/>
+                        </a:lnRef>
+                        <a:fillRef idx="0">
+                          <a:scrgbClr r="0" g="0" b="0"/>
+                        </a:fillRef>
+                        <a:effectRef idx="0">
+                          <a:scrgbClr r="0" g="0" b="0"/>
+                        </a:effectRef>
+                        <a:fontRef idx="minor">
+                          <a:schemeClr val="tx1"/>
+                        </a:fontRef>
+                      </wps:style>
+                      <wps:bodyPr/>
+                    </wps:wsp>
+                  </a:graphicData>
+                </a:graphic>
+                <wp14:sizeRelH relativeFrom="margin">
+                  <wp14:pctWidth>0</wp14:pctWidth>
+                </wp14:sizeRelH>
+                <wp14:sizeRelV relativeFrom="margin">
+                  <wp14:pctHeight>0</wp14:pctHeight>
+                </wp14:sizeRelV>
+              </wp:anchor>
+            </w:drawing>
+          </mc:Choice>
+          <mc:Fallback>
+            <w:pict>
+              <v:line w14:anchorId="0DCE6C10" id="Conector recto 2" o:spid="_x0000_s1026" style="position:absolute;z-index:251664384;visibility:visible;mso-wrap-style:square;mso-width-percent:0;mso-height-percent:0;mso-wrap-distance-left:9pt;mso-wrap-distance-top:0;mso-wrap-distance-right:9pt;mso-wrap-distance-bottom:0;mso-position-horizontal:left;mso-position-horizontal-relative:right-margin-area;mso-position-vertical:absolute;mso-position-vertical-relative:text;mso-width-percent:0;mso-height-percent:0;mso-width-relative:margin;mso-height-relative:margin" from="0,-70.2pt" to="67.95pt,355pt" o:gfxdata="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" strokecolor="#002060" strokeweight="1pt">
+                <w10:wrap anchorx="margin"/>
+              </v:line>
+            </w:pict>
+          </mc:Fallback>
+        </mc:AlternateContent>
+      </w:r>
+      <w:r>
+        <w:rPr>
+          <w:rFonts w:ascii="Arial" w:hAnsi="Arial" w:cs="Arial"/>
+          <w:b/>
+          <w:bCs/>
+          <w:noProof/>
+          <w:lang w:val="es-MX"/>
+        </w:rPr>
+        <mc:AlternateContent>
+          <mc:Choice Requires="wps">
+            <w:drawing>
+              <wp:anchor distT="0" distB="0" distL="114300" distR="114300" simplePos="0" relativeHeight="251661312" behindDoc="0" locked="0" layoutInCell="1" allowOverlap="1" wp14:anchorId="1F7BB59E" wp14:editId="661A50AD">
+                <wp:simplePos x="0" y="0"/>
+                <wp:positionH relativeFrom="rightMargin">
+                  <wp:posOffset>-483060</wp:posOffset>
+                </wp:positionH>
+                <wp:positionV relativeFrom="paragraph">
+                  <wp:posOffset>-894584</wp:posOffset>
+                </wp:positionV>
+                <wp:extent cx="1321041" cy="5423338"/>
+                <wp:effectExtent l="76200" t="38100" r="31750" b="82550"/>
+                <wp:wrapNone/>
+                <wp:docPr id="1238686269" name="Conector recto 2"/>
+                <wp:cNvGraphicFramePr/>
+                <a:graphic xmlns:a="http://schemas.openxmlformats.org/drawingml/2006/main">
+                  <a:graphicData uri="http://schemas.microsoft.com/office/word/2010/wordprocessingShape">
+                    <wps:wsp>
+                      <wps:cNvCnPr/>
+                      <wps:spPr>
+                        <a:xfrm>
+                          <a:off x="0" y="0"/>
+                          <a:ext cx="1321041" cy="5423338"/>
+                        </a:xfrm>
+                        <a:prstGeom prst="line">
+                          <a:avLst/>
+                        </a:prstGeom>
+                        <a:ln w="38100">
+                          <a:solidFill>
+                            <a:schemeClr val="accent1">
+                              <a:lumMod val="75000"/>
+                            </a:schemeClr>
+                          </a:solidFill>
+                        </a:ln>
+                      </wps:spPr>
+                      <wps:style>
+                        <a:lnRef idx="3">
+                          <a:schemeClr val="accent1"/>
+                        </a:lnRef>
+                        <a:fillRef idx="0">
+                          <a:schemeClr val="accent1"/>
+                        </a:fillRef>
+                        <a:effectRef idx="2">
+                          <a:schemeClr val="accent1"/>
+                        </a:effectRef>
+                        <a:fontRef idx="minor">
+                          <a:schemeClr val="tx1"/>
+                        </a:fontRef>
+                      </wps:style>
+                      <wps:bodyPr/>
+                    </wps:wsp>
+                  </a:graphicData>
+                </a:graphic>
+                <wp14:sizeRelH relativeFrom="margin">
+                  <wp14:pctWidth>0</wp14:pctWidth>
+                </wp14:sizeRelH>
+                <wp14:sizeRelV relativeFrom="margin">
+                  <wp14:pctHeight>0</wp14:pctHeight>
+                </wp14:sizeRelV>
+              </wp:anchor>
+            </w:drawing>
+          </mc:Choice>
+          <mc:Fallback>
+            <w:pict>
+              <v:line w14:anchorId="5989FC8E" id="Conector recto 2" o:spid="_x0000_s1026" style="position:absolute;z-index:251661312;visibility:visible;mso-wrap-style:square;mso-width-percent:0;mso-height-percent:0;mso-wrap-distance-left:9pt;mso-wrap-distance-top:0;mso-wrap-distance-right:9pt;mso-wrap-distance-bottom:0;mso-position-horizontal:absolute;mso-position-horizontal-relative:right-margin-area;mso-position-vertical:absolute;mso-position-vertical-relative:text;mso-width-percent:0;mso-height-percent:0;mso-width-relative:margin;mso-height-relative:margin" from="-38.05pt,-70.45pt" to="65.95pt,356.6pt" o:gfxdata="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" strokecolor="#2f5496 [2404]" strokeweight="3pt">
+                <v:shadow on="t" color="black" opacity="22937f" origin=",.5" offset="0,.63889mm"/>
+                <w10:wrap anchorx="margin"/>
+              </v:line>
+            </w:pict>
+          </mc:Fallback>
+        </mc:AlternateContent>
+      </w:r>
+      <w:r>
+        <w:rPr>
+          <w:rFonts w:ascii="Arial" w:hAnsi="Arial" w:cs="Arial"/>
+          <w:b/>
+          <w:bCs/>
+          <w:noProof/>
+          <w:lang w:val="es-MX"/>
+        </w:rPr>
+        <mc:AlternateContent>
+          <mc:Choice Requires="wps">
+            <w:drawing>
+              <wp:anchor distT="0" distB="0" distL="114300" distR="114300" simplePos="0" relativeHeight="251660288" behindDoc="0" locked="0" layoutInCell="1" allowOverlap="1" wp14:anchorId="7A582724" wp14:editId="33F26668">
+                <wp:simplePos x="0" y="0"/>
+                <wp:positionH relativeFrom="column">
+                  <wp:posOffset>5956979</wp:posOffset>
+                </wp:positionH>
+                <wp:positionV relativeFrom="paragraph">
+                  <wp:posOffset>-897869</wp:posOffset>
+                </wp:positionV>
+                <wp:extent cx="312026" cy="5659251"/>
+                <wp:effectExtent l="19050" t="19050" r="31115" b="36830"/>
+                <wp:wrapNone/>
+                <wp:docPr id="2112361005" name="Conector recto 2"/>
+                <wp:cNvGraphicFramePr/>
+                <a:graphic xmlns:a="http://schemas.openxmlformats.org/drawingml/2006/main">
+                  <a:graphicData uri="http://schemas.microsoft.com/office/word/2010/wordprocessingShape">
+                    <wps:wsp>
+                      <wps:cNvCnPr/>
+                      <wps:spPr>
+                        <a:xfrm>
+                          <a:off x="0" y="0"/>
+                          <a:ext cx="312026" cy="5659251"/>
+                        </a:xfrm>
+                        <a:prstGeom prst="line">
+                          <a:avLst/>
+                        </a:prstGeom>
+                        <a:ln w="38100">
+                          <a:solidFill>
+                            <a:srgbClr val="002060"/>
+                          </a:solidFill>
+                        </a:ln>
+                      </wps:spPr>
+                      <wps:style>
+                        <a:lnRef idx="1">
+                          <a:schemeClr val="accent1"/>
+                        </a:lnRef>
+                        <a:fillRef idx="0">
+                          <a:schemeClr val="accent1"/>
+                        </a:fillRef>
+                        <a:effectRef idx="0">
+                          <a:schemeClr val="accent1"/>
+                        </a:effectRef>
+                        <a:fontRef idx="minor">
+                          <a:schemeClr val="tx1"/>
+                        </a:fontRef>
+                      </wps:style>
+                      <wps:bodyPr/>
+                    </wps:wsp>
+                  </a:graphicData>
+                </a:graphic>
+                <wp14:sizeRelH relativeFrom="margin">
+                  <wp14:pctWidth>0</wp14:pctWidth>
+                </wp14:sizeRelH>
+                <wp14:sizeRelV relativeFrom="margin">
+                  <wp14:pctHeight>0</wp14:pctHeight>
+                </wp14:sizeRelV>
+              </wp:anchor>
+            </w:drawing>
+          </mc:Choice>
+          <mc:Fallback>
+            <w:pict>
+              <v:line w14:anchorId="0DB69FED" id="Conector recto 2" o:spid="_x0000_s1026" style="position:absolute;z-index:251660288;visibility:visible;mso-wrap-style:square;mso-width-percent:0;mso-height-percent:0;mso-wrap-distance-left:9pt;mso-wrap-distance-top:0;mso-wrap-distance-right:9pt;mso-wrap-distance-bottom:0;mso-position-horizontal:absolute;mso-position-horizontal-relative:text;mso-position-vertical:absolute;mso-position-vertical-relative:text;mso-width-percent:0;mso-height-percent:0;mso-width-relative:margin;mso-height-relative:margin" from="469.05pt,-70.7pt" to="493.6pt,374.9pt" o:gfxdata="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" strokecolor="#002060" strokeweight="3pt"/>
+            </w:pict>
+          </mc:Fallback>
+        </mc:AlternateContent>
+      </w:r>
+      <w:r>
+        <w:rPr>
+          <w:rFonts w:ascii="Arial" w:hAnsi="Arial" w:cs="Arial"/>
+          <w:b/>
+          <w:bCs/>
+          <w:lang w:val="es-MX"/>
+        </w:rPr>
+        <w:t>Universidad Regional de Guatemala Sede San Raymundo</w:t>
       </w:r>
     </w:p>
     <w:p>
       <w:pPr>
-        <w:spacing w:after="240"/>
-        <w:jc w:val="both"/>
-        <w:rPr>
-          <w:rFonts w:ascii="Arial" w:eastAsiaTheme="minorEastAsia" w:hAnsi="Arial" w:cs="Arial"/>
-          <w:color w:val="091C45" w:themeColor="accent4" w:themeShade="80"/>
+        <w:jc w:val="center"/>
+        <w:rPr>
+          <w:rFonts w:ascii="Arial" w:hAnsi="Arial" w:cs="Arial"/>
+          <w:b/>
+          <w:bCs/>
+          <w:lang w:val="es-MX"/>
         </w:rPr>
       </w:pPr>
     </w:p>
     <w:p>
       <w:pPr>
-        <w:spacing w:after="240"/>
-        <w:jc w:val="right"/>
-        <w:rPr>
-          <w:rFonts w:ascii="Arial" w:eastAsiaTheme="minorEastAsia" w:hAnsi="Arial" w:cs="Arial"/>
+        <w:jc w:val="center"/>
+        <w:rPr>
+          <w:rFonts w:ascii="Arial" w:hAnsi="Arial" w:cs="Arial"/>
           <w:b/>
           <w:bCs/>
-          <w:color w:val="091C45" w:themeColor="accent4" w:themeShade="80"/>
-          <w:sz w:val="32"/>
-          <w:szCs w:val="32"/>
+          <w:lang w:val="es-MX"/>
         </w:rPr>
       </w:pPr>
       <w:r>
         <w:rPr>
-          <w:rFonts w:ascii="Arial" w:eastAsiaTheme="minorEastAsia" w:hAnsi="Arial" w:cs="Arial"/>
+          <w:rFonts w:ascii="Arial" w:hAnsi="Arial" w:cs="Arial"/>
           <w:b/>
           <w:bCs/>
-          <w:color w:val="091C45" w:themeColor="accent4" w:themeShade="80"/>
-          <w:sz w:val="32"/>
-          <w:szCs w:val="32"/>
-        </w:rPr>
-        <w:t>Documento de Especificaciones, Requerimientos y Criterios de Aceptación de Software - DERCAS</w:t>
+          <w:lang w:val="es-MX"/>
+        </w:rPr>
+        <w:t>Facultad de Ciencias Económicas</w:t>
       </w:r>
     </w:p>
     <w:p>
       <w:pPr>
-        <w:pStyle w:val="Ttulo1principal"/>
-        <w:spacing w:after="240"/>
-        <w:rPr>
-          <w:rFonts w:ascii="Arial" w:eastAsiaTheme="minorEastAsia" w:hAnsi="Arial" w:cs="Arial"/>
-          <w:b w:val="0"/>
-          <w:color w:val="091C45" w:themeColor="accent4" w:themeShade="80"/>
-          <w:sz w:val="28"/>
-          <w:szCs w:val="28"/>
+        <w:jc w:val="center"/>
+        <w:rPr>
+          <w:rFonts w:ascii="Arial" w:hAnsi="Arial" w:cs="Arial"/>
+          <w:b/>
+          <w:bCs/>
+          <w:lang w:val="es-MX"/>
+        </w:rPr>
+      </w:pPr>
+    </w:p>
+    <w:p>
+      <w:pPr>
+        <w:jc w:val="center"/>
+        <w:rPr>
+          <w:rFonts w:ascii="Arial" w:hAnsi="Arial" w:cs="Arial"/>
+          <w:b/>
+          <w:bCs/>
+          <w:lang w:val="es-MX"/>
         </w:rPr>
       </w:pPr>
       <w:r>
         <w:rPr>
-          <w:rFonts w:ascii="Arial" w:eastAsiaTheme="minorEastAsia" w:hAnsi="Arial" w:cs="Arial"/>
-          <w:b w:val="0"/>
-          <w:color w:val="091C45" w:themeColor="accent4" w:themeShade="80"/>
-          <w:sz w:val="28"/>
-          <w:szCs w:val="28"/>
-        </w:rPr>
-        <w:t>Departamento de Desarrollo de Sistemas DTI</w:t>
-      </w:r>
-      <w:r>
-        <w:rPr>
-          <w:rFonts w:ascii="Arial" w:eastAsiaTheme="minorEastAsia" w:hAnsi="Arial" w:cs="Arial"/>
-          <w:b w:val="0"/>
-          <w:color w:val="091C45" w:themeColor="accent4" w:themeShade="80"/>
-          <w:sz w:val="28"/>
-          <w:szCs w:val="28"/>
-        </w:rPr>
-        <w:t xml:space="preserve"> </w:t>
+          <w:rFonts w:ascii="Arial" w:hAnsi="Arial" w:cs="Arial"/>
+          <w:b/>
+          <w:bCs/>
+          <w:lang w:val="es-MX"/>
+        </w:rPr>
+        <w:t>Licenciatura en Administración de Sistemas Informáticos</w:t>
       </w:r>
     </w:p>
     <w:p>
       <w:pPr>
-        <w:pStyle w:val="Ttulo2principal"/>
-        <w:spacing w:after="240"/>
-        <w:rPr>
-          <w:rFonts w:ascii="Arial" w:eastAsiaTheme="minorEastAsia" w:hAnsi="Arial" w:cs="Arial"/>
-          <w:b w:val="0"/>
-          <w:color w:val="091C45" w:themeColor="accent4" w:themeShade="80"/>
-          <w:sz w:val="28"/>
-          <w:szCs w:val="28"/>
-        </w:rPr>
-      </w:pPr>
+        <w:jc w:val="right"/>
+        <w:rPr>
+          <w:rFonts w:ascii="Arial" w:hAnsi="Arial" w:cs="Arial"/>
+          <w:b/>
+          <w:bCs/>
+          <w:lang w:val="es-MX"/>
+        </w:rPr>
+      </w:pPr>
+      <w:bookmarkStart w:id="0" w:name="_Hlk196392082"/>
+      <w:bookmarkEnd w:id="0"/>
       <w:r>
         <w:rPr>
-          <w:rFonts w:ascii="Arial" w:eastAsiaTheme="minorEastAsia" w:hAnsi="Arial" w:cs="Arial"/>
-          <w:b w:val="0"/>
-          <w:color w:val="091C45" w:themeColor="accent4" w:themeShade="80"/>
-          <w:sz w:val="28"/>
-          <w:szCs w:val="28"/>
-        </w:rPr>
-        <w:t>|</w:t>
+          <w:rFonts w:ascii="Arial" w:hAnsi="Arial" w:cs="Arial"/>
+          <w:noProof/>
+        </w:rPr>
+        <w:drawing>
+          <wp:anchor distT="0" distB="0" distL="114300" distR="114300" simplePos="0" relativeHeight="251659264" behindDoc="1" locked="0" layoutInCell="1" allowOverlap="1" wp14:anchorId="672DBE44" wp14:editId="60E920CD">
+            <wp:simplePos x="0" y="0"/>
+            <wp:positionH relativeFrom="margin">
+              <wp:align>center</wp:align>
+            </wp:positionH>
+            <wp:positionV relativeFrom="paragraph">
+              <wp:posOffset>12700</wp:posOffset>
+            </wp:positionV>
+            <wp:extent cx="1917700" cy="676275"/>
+            <wp:effectExtent l="0" t="0" r="6350" b="9525"/>
+            <wp:wrapTight wrapText="bothSides">
+              <wp:wrapPolygon edited="0">
+                <wp:start x="7939" y="0"/>
+                <wp:lineTo x="0" y="0"/>
+                <wp:lineTo x="0" y="21296"/>
+                <wp:lineTo x="21457" y="21296"/>
+                <wp:lineTo x="21457" y="12169"/>
+                <wp:lineTo x="20384" y="9735"/>
+                <wp:lineTo x="21457" y="3651"/>
+                <wp:lineTo x="21457" y="1825"/>
+                <wp:lineTo x="21242" y="0"/>
+                <wp:lineTo x="7939" y="0"/>
+              </wp:wrapPolygon>
+            </wp:wrapTight>
+            <wp:docPr id="360357140" name="Imagen 1" descr="Inicio | Universidad Regional de Guatemala"/>
+            <wp:cNvGraphicFramePr>
+              <a:graphicFrameLocks xmlns:a="http://schemas.openxmlformats.org/drawingml/2006/main" noChangeAspect="1"/>
+            </wp:cNvGraphicFramePr>
+            <a:graphic xmlns:a="http://schemas.openxmlformats.org/drawingml/2006/main">
+              <a:graphicData uri="http://schemas.openxmlformats.org/drawingml/2006/picture">
+                <pic:pic xmlns:pic="http://schemas.openxmlformats.org/drawingml/2006/picture">
+                  <pic:nvPicPr>
+                    <pic:cNvPr id="0" name="Picture 1" descr="Inicio | Universidad Regional de Guatemala"/>
+                    <pic:cNvPicPr>
+                      <a:picLocks noChangeAspect="1" noChangeArrowheads="1"/>
+                    </pic:cNvPicPr>
+                  </pic:nvPicPr>
+                  <pic:blipFill>
+                    <a:blip r:embed="rId8">
+                      <a:extLst>
+                        <a:ext uri="{28A0092B-C50C-407E-A947-70E740481C1C}">
+                          <a14:useLocalDpi xmlns:a14="http://schemas.microsoft.com/office/drawing/2010/main" val="0"/>
+                        </a:ext>
+                      </a:extLst>
+                    </a:blip>
+                    <a:srcRect/>
+                    <a:stretch>
+                      <a:fillRect/>
+                    </a:stretch>
+                  </pic:blipFill>
+                  <pic:spPr bwMode="auto">
+                    <a:xfrm>
+                      <a:off x="0" y="0"/>
+                      <a:ext cx="1917700" cy="676275"/>
+                    </a:xfrm>
+                    <a:prstGeom prst="rect">
+                      <a:avLst/>
+                    </a:prstGeom>
+                    <a:noFill/>
+                    <a:ln>
+                      <a:noFill/>
+                    </a:ln>
+                  </pic:spPr>
+                </pic:pic>
+              </a:graphicData>
+            </a:graphic>
+            <wp14:sizeRelH relativeFrom="margin">
+              <wp14:pctWidth>0</wp14:pctWidth>
+            </wp14:sizeRelH>
+            <wp14:sizeRelV relativeFrom="margin">
+              <wp14:pctHeight>0</wp14:pctHeight>
+            </wp14:sizeRelV>
+          </wp:anchor>
+        </w:drawing>
+      </w:r>
+    </w:p>
+    <w:p>
+      <w:pPr>
+        <w:jc w:val="center"/>
+        <w:rPr>
+          <w:rFonts w:ascii="Arial" w:hAnsi="Arial" w:cs="Arial"/>
+          <w:b/>
+          <w:bCs/>
+          <w:lang w:val="es-MX"/>
+        </w:rPr>
+      </w:pPr>
+    </w:p>
+    <w:p>
+      <w:pPr>
+        <w:rPr>
+          <w:rFonts w:ascii="Arial" w:hAnsi="Arial" w:cs="Arial"/>
+          <w:b/>
+          <w:bCs/>
+          <w:lang w:val="es-MX"/>
+        </w:rPr>
+      </w:pPr>
+    </w:p>
+    <w:p>
+      <w:pPr>
+        <w:rPr>
+          <w:rFonts w:ascii="Arial" w:hAnsi="Arial" w:cs="Arial"/>
+          <w:b/>
+          <w:bCs/>
+          <w:lang w:val="es-MX"/>
+        </w:rPr>
+      </w:pPr>
+    </w:p>
+    <w:p>
+      <w:pPr>
+        <w:rPr>
+          <w:rFonts w:ascii="Arial" w:hAnsi="Arial" w:cs="Arial"/>
+          <w:b/>
+          <w:bCs/>
+          <w:lang w:val="es-MX"/>
+        </w:rPr>
+      </w:pPr>
+    </w:p>
+    <w:p>
+      <w:pPr>
+        <w:rPr>
+          <w:rFonts w:ascii="Arial" w:hAnsi="Arial" w:cs="Arial"/>
+          <w:b/>
+          <w:bCs/>
+          <w:lang w:val="es-MX"/>
+        </w:rPr>
+      </w:pPr>
+    </w:p>
+    <w:p>
+      <w:pPr>
+        <w:rPr>
+          <w:rFonts w:ascii="Arial" w:hAnsi="Arial" w:cs="Arial"/>
+          <w:b/>
+          <w:bCs/>
+          <w:lang w:val="es-MX"/>
+        </w:rPr>
+      </w:pPr>
+    </w:p>
+    <w:p>
+      <w:pPr>
+        <w:jc w:val="center"/>
+        <w:rPr>
+          <w:rFonts w:ascii="Arial" w:hAnsi="Arial" w:cs="Arial"/>
+          <w:b/>
+          <w:bCs/>
+          <w:lang w:val="es-MX"/>
+        </w:rPr>
+      </w:pPr>
+      <w:r>
+        <w:rPr>
+          <w:rFonts w:ascii="Arial" w:hAnsi="Arial" w:cs="Arial"/>
+          <w:b/>
+          <w:bCs/>
+          <w:lang w:val="es-MX"/>
+        </w:rPr>
+        <w:t>SISTEMA DE GESTIÓN DE VENTAS</w:t>
+      </w:r>
+    </w:p>
+    <w:p>
+      <w:pPr>
+        <w:jc w:val="center"/>
+        <w:rPr>
+          <w:rFonts w:ascii="Arial" w:hAnsi="Arial" w:cs="Arial"/>
+          <w:b/>
+          <w:bCs/>
+          <w:lang w:val="es-MX"/>
+        </w:rPr>
+      </w:pPr>
+    </w:p>
+    <w:p>
+      <w:pPr>
+        <w:jc w:val="center"/>
+        <w:rPr>
+          <w:rFonts w:ascii="Arial" w:hAnsi="Arial" w:cs="Arial"/>
+          <w:b/>
+          <w:bCs/>
+          <w:lang w:val="es-MX"/>
+        </w:rPr>
+      </w:pPr>
+    </w:p>
+    <w:p>
+      <w:pPr>
+        <w:jc w:val="center"/>
+        <w:rPr>
+          <w:rFonts w:ascii="Arial" w:hAnsi="Arial" w:cs="Arial"/>
+          <w:b/>
+          <w:bCs/>
+          <w:lang w:val="es-MX"/>
+        </w:rPr>
+      </w:pPr>
+    </w:p>
+    <w:p>
+      <w:pPr>
+        <w:jc w:val="both"/>
+        <w:rPr>
+          <w:rFonts w:ascii="Arial" w:hAnsi="Arial" w:cs="Arial"/>
+          <w:b/>
+          <w:bCs/>
+          <w:lang w:val="es-MX"/>
+        </w:rPr>
+      </w:pPr>
+    </w:p>
+    <w:p>
+      <w:pPr>
+        <w:jc w:val="center"/>
+        <w:rPr>
+          <w:rFonts w:ascii="Arial" w:hAnsi="Arial" w:cs="Arial"/>
+          <w:b/>
+          <w:bCs/>
+          <w:lang w:val="es-MX"/>
+        </w:rPr>
+      </w:pPr>
+      <w:r>
+        <w:rPr>
+          <w:rFonts w:ascii="Arial" w:hAnsi="Arial" w:cs="Arial"/>
+          <w:b/>
+          <w:bCs/>
+          <w:lang w:val="es-MX"/>
+        </w:rPr>
+        <w:t xml:space="preserve">Integrantes del proyecto </w:t>
+      </w:r>
+    </w:p>
+    <w:tbl>
+      <w:tblPr>
+        <w:tblStyle w:val="Tablaconcuadrcula"/>
+        <w:tblW w:w="0" w:type="auto"/>
+        <w:jc w:val="center"/>
+        <w:tblLook w:val="04A0" w:firstRow="1" w:lastRow="0" w:firstColumn="1" w:lastColumn="0" w:noHBand="0" w:noVBand="1"/>
+      </w:tblPr>
+      <w:tblGrid>
+        <w:gridCol w:w="4106"/>
+        <w:gridCol w:w="2912"/>
+      </w:tblGrid>
+      <w:tr>
+        <w:trPr>
+          <w:trHeight w:val="532"/>
+          <w:jc w:val="center"/>
+        </w:trPr>
+        <w:tc>
+          <w:tcPr>
+            <w:tcW w:w="4106" w:type="dxa"/>
+          </w:tcPr>
+          <w:p>
+            <w:pPr>
+              <w:rPr>
+                <w:rFonts w:ascii="Arial" w:hAnsi="Arial" w:cs="Arial"/>
+                <w:b/>
+                <w:bCs/>
+                <w:u w:val="single"/>
+                <w:lang w:val="es-MX"/>
+              </w:rPr>
+            </w:pPr>
+            <w:r>
+              <w:rPr>
+                <w:rFonts w:ascii="Arial" w:hAnsi="Arial" w:cs="Arial"/>
+                <w:b/>
+                <w:bCs/>
+                <w:u w:val="single"/>
+                <w:lang w:val="es-MX"/>
+              </w:rPr>
+              <w:t>Estudiante</w:t>
+            </w:r>
+          </w:p>
+        </w:tc>
+        <w:tc>
+          <w:tcPr>
+            <w:tcW w:w="2912" w:type="dxa"/>
+          </w:tcPr>
+          <w:p>
+            <w:pPr>
+              <w:rPr>
+                <w:rFonts w:ascii="Arial" w:hAnsi="Arial" w:cs="Arial"/>
+                <w:b/>
+                <w:bCs/>
+                <w:u w:val="single"/>
+                <w:lang w:val="es-MX"/>
+              </w:rPr>
+            </w:pPr>
+            <w:r>
+              <w:rPr>
+                <w:rFonts w:ascii="Arial" w:hAnsi="Arial" w:cs="Arial"/>
+                <w:b/>
+                <w:bCs/>
+                <w:u w:val="single"/>
+                <w:lang w:val="es-MX"/>
+              </w:rPr>
+              <w:t>No. Carné</w:t>
+            </w:r>
+          </w:p>
+        </w:tc>
+      </w:tr>
+      <w:tr>
+        <w:trPr>
+          <w:trHeight w:val="532"/>
+          <w:jc w:val="center"/>
+        </w:trPr>
+        <w:tc>
+          <w:tcPr>
+            <w:tcW w:w="4106" w:type="dxa"/>
+          </w:tcPr>
+          <w:p>
+            <w:pPr>
+              <w:rPr>
+                <w:rFonts w:ascii="Arial" w:hAnsi="Arial" w:cs="Arial"/>
+                <w:b/>
+                <w:bCs/>
+                <w:lang w:val="es-MX"/>
+              </w:rPr>
+            </w:pPr>
+            <w:r>
+              <w:rPr>
+                <w:rFonts w:ascii="Arial" w:hAnsi="Arial" w:cs="Arial"/>
+                <w:b/>
+                <w:bCs/>
+                <w:lang w:val="es-MX"/>
+              </w:rPr>
+              <w:t>Wendy Lorena Tjiboy Cac</w:t>
+            </w:r>
+          </w:p>
+        </w:tc>
+        <w:tc>
+          <w:tcPr>
+            <w:tcW w:w="2912" w:type="dxa"/>
+          </w:tcPr>
+          <w:p>
+            <w:pPr>
+              <w:rPr>
+                <w:rFonts w:ascii="Arial" w:hAnsi="Arial" w:cs="Arial"/>
+                <w:b/>
+                <w:bCs/>
+                <w:lang w:val="es-MX"/>
+              </w:rPr>
+            </w:pPr>
+            <w:r>
+              <w:rPr>
+                <w:rFonts w:ascii="Arial" w:hAnsi="Arial" w:cs="Arial"/>
+                <w:b/>
+                <w:bCs/>
+                <w:lang w:val="es-MX"/>
+              </w:rPr>
+              <w:t>2349154</w:t>
+            </w:r>
+          </w:p>
+        </w:tc>
+      </w:tr>
+      <w:tr>
+        <w:trPr>
+          <w:trHeight w:val="532"/>
+          <w:jc w:val="center"/>
+        </w:trPr>
+        <w:tc>
+          <w:tcPr>
+            <w:tcW w:w="4106" w:type="dxa"/>
+          </w:tcPr>
+          <w:p>
+            <w:pPr>
+              <w:rPr>
+                <w:rFonts w:ascii="Arial" w:hAnsi="Arial" w:cs="Arial"/>
+                <w:b/>
+                <w:bCs/>
+                <w:lang w:val="es-MX"/>
+              </w:rPr>
+            </w:pPr>
+            <w:r>
+              <w:rPr>
+                <w:rFonts w:ascii="Arial" w:hAnsi="Arial" w:cs="Arial"/>
+                <w:b/>
+                <w:bCs/>
+                <w:lang w:val="es-MX"/>
+              </w:rPr>
+              <w:t>Carlos Enrique Orozco Menendez</w:t>
+            </w:r>
+          </w:p>
+        </w:tc>
+        <w:tc>
+          <w:tcPr>
+            <w:tcW w:w="2912" w:type="dxa"/>
+          </w:tcPr>
+          <w:p>
+            <w:pPr>
+              <w:rPr>
+                <w:rFonts w:ascii="Arial" w:hAnsi="Arial" w:cs="Arial"/>
+                <w:b/>
+                <w:bCs/>
+                <w:lang w:val="es-MX"/>
+              </w:rPr>
+            </w:pPr>
+            <w:r>
+              <w:rPr>
+                <w:rFonts w:ascii="Arial" w:hAnsi="Arial" w:cs="Arial"/>
+                <w:b/>
+                <w:bCs/>
+                <w:lang w:val="es-MX"/>
+              </w:rPr>
+              <w:t>2349077</w:t>
+            </w:r>
+          </w:p>
+        </w:tc>
+      </w:tr>
+      <w:tr>
+        <w:trPr>
+          <w:trHeight w:val="532"/>
+          <w:jc w:val="center"/>
+        </w:trPr>
+        <w:tc>
+          <w:tcPr>
+            <w:tcW w:w="4106" w:type="dxa"/>
+          </w:tcPr>
+          <w:p>
+            <w:pPr>
+              <w:rPr>
+                <w:rFonts w:ascii="Arial" w:hAnsi="Arial" w:cs="Arial"/>
+                <w:b/>
+                <w:bCs/>
+                <w:lang w:val="es-MX"/>
+              </w:rPr>
+            </w:pPr>
+            <w:r>
+              <w:rPr>
+                <w:rFonts w:ascii="Arial" w:hAnsi="Arial" w:cs="Arial"/>
+                <w:b/>
+                <w:bCs/>
+                <w:lang w:val="es-MX"/>
+              </w:rPr>
+              <w:t>German Alexander de León de León</w:t>
+            </w:r>
+          </w:p>
+        </w:tc>
+        <w:tc>
+          <w:tcPr>
+            <w:tcW w:w="2912" w:type="dxa"/>
+          </w:tcPr>
+          <w:p>
+            <w:pPr>
+              <w:rPr>
+                <w:rFonts w:ascii="Arial" w:hAnsi="Arial" w:cs="Arial"/>
+                <w:b/>
+                <w:bCs/>
+                <w:lang w:val="es-MX"/>
+              </w:rPr>
+            </w:pPr>
+            <w:r>
+              <w:rPr>
+                <w:rFonts w:ascii="Arial" w:hAnsi="Arial" w:cs="Arial"/>
+                <w:b/>
+                <w:bCs/>
+                <w:lang w:val="es-MX"/>
+              </w:rPr>
+              <w:t>2349104</w:t>
+            </w:r>
+          </w:p>
+        </w:tc>
+      </w:tr>
+      <w:tr>
+        <w:trPr>
+          <w:trHeight w:val="532"/>
+          <w:jc w:val="center"/>
+        </w:trPr>
+        <w:tc>
+          <w:tcPr>
+            <w:tcW w:w="4106" w:type="dxa"/>
+          </w:tcPr>
+          <w:p>
+            <w:pPr>
+              <w:rPr>
+                <w:rFonts w:ascii="Arial" w:hAnsi="Arial" w:cs="Arial"/>
+                <w:b/>
+                <w:bCs/>
+                <w:lang w:val="es-MX"/>
+              </w:rPr>
+            </w:pPr>
+            <w:r>
+              <w:rPr>
+                <w:rFonts w:ascii="Arial" w:hAnsi="Arial" w:cs="Arial"/>
+                <w:b/>
+                <w:bCs/>
+                <w:lang w:val="es-MX"/>
+              </w:rPr>
+              <w:t>Jennifer Sucely Botón Pérez</w:t>
+            </w:r>
+          </w:p>
+        </w:tc>
+        <w:tc>
+          <w:tcPr>
+            <w:tcW w:w="2912" w:type="dxa"/>
+          </w:tcPr>
+          <w:p>
+            <w:pPr>
+              <w:rPr>
+                <w:rFonts w:ascii="Arial" w:hAnsi="Arial" w:cs="Arial"/>
+                <w:b/>
+                <w:bCs/>
+                <w:lang w:val="es-MX"/>
+              </w:rPr>
+            </w:pPr>
+            <w:r>
+              <w:rPr>
+                <w:rFonts w:ascii="Arial" w:hAnsi="Arial" w:cs="Arial"/>
+                <w:b/>
+                <w:bCs/>
+                <w:lang w:val="es-MX"/>
+              </w:rPr>
+              <w:t>2349102</w:t>
+            </w:r>
+          </w:p>
+        </w:tc>
+      </w:tr>
+    </w:tbl>
+    <w:p>
+      <w:pPr>
+        <w:rPr>
+          <w:rFonts w:ascii="Arial" w:hAnsi="Arial" w:cs="Arial"/>
+          <w:b/>
+          <w:bCs/>
+          <w:lang w:val="es-MX"/>
+        </w:rPr>
+      </w:pPr>
+    </w:p>
+    <w:p>
+      <w:pPr>
+        <w:rPr>
+          <w:rFonts w:ascii="Arial" w:hAnsi="Arial" w:cs="Arial"/>
+          <w:b/>
+          <w:bCs/>
+          <w:lang w:val="es-MX"/>
+        </w:rPr>
+      </w:pPr>
+    </w:p>
+    <w:p>
+      <w:pPr>
+        <w:rPr>
+          <w:rFonts w:ascii="Arial" w:hAnsi="Arial" w:cs="Arial"/>
+          <w:b/>
+          <w:bCs/>
+          <w:lang w:val="es-MX"/>
+        </w:rPr>
+      </w:pPr>
+    </w:p>
+    <w:p>
+      <w:pPr>
+        <w:rPr>
+          <w:rFonts w:ascii="Arial" w:hAnsi="Arial" w:cs="Arial"/>
+          <w:b/>
+          <w:bCs/>
+          <w:lang w:val="es-MX"/>
+        </w:rPr>
+      </w:pPr>
+    </w:p>
+    <w:p>
+      <w:pPr>
+        <w:rPr>
+          <w:rFonts w:ascii="Arial" w:hAnsi="Arial" w:cs="Arial"/>
+          <w:b/>
+          <w:bCs/>
+          <w:lang w:val="es-MX"/>
+        </w:rPr>
+      </w:pPr>
+      <w:r>
+        <w:rPr>
+          <w:rFonts w:ascii="Arial" w:hAnsi="Arial" w:cs="Arial"/>
+          <w:b/>
+          <w:bCs/>
+          <w:color w:val="212121"/>
+          <w:lang w:val="es-MX"/>
+        </w:rPr>
+        <w:t>Catedrático</w:t>
       </w:r>
       <w:r>
         <w:rPr>
-          <w:rFonts w:ascii="Arial" w:eastAsiaTheme="minorEastAsia" w:hAnsi="Arial" w:cs="Arial"/>
-          <w:b w:val="0"/>
-          <w:color w:val="091C45" w:themeColor="accent4" w:themeShade="80"/>
-          <w:sz w:val="28"/>
-          <w:szCs w:val="28"/>
-        </w:rPr>
-        <w:t xml:space="preserve">abril </w:t>
+          <w:rFonts w:ascii="Arial" w:hAnsi="Arial" w:cs="Arial"/>
+          <w:b/>
+          <w:bCs/>
+          <w:color w:val="44546A" w:themeColor="text2"/>
+          <w:lang w:val="es-MX"/>
+        </w:rPr>
+        <w:t xml:space="preserve">: </w:t>
       </w:r>
       <w:r>
         <w:rPr>
-          <w:rFonts w:ascii="Arial" w:eastAsiaTheme="minorEastAsia" w:hAnsi="Arial" w:cs="Arial"/>
-          <w:b w:val="0"/>
-          <w:color w:val="091C45" w:themeColor="accent4" w:themeShade="80"/>
-          <w:sz w:val="28"/>
-          <w:szCs w:val="28"/>
-        </w:rPr>
-        <w:t>2024</w:t>
+          <w:rFonts w:ascii="Arial" w:hAnsi="Arial" w:cs="Arial"/>
+          <w:b/>
+          <w:bCs/>
+          <w:lang w:val="es-MX"/>
+        </w:rPr>
+        <w:t>Ing</w:t>
       </w:r>
       <w:r>
         <w:rPr>
-          <w:rFonts w:ascii="Arial" w:eastAsiaTheme="minorEastAsia" w:hAnsi="Arial" w:cs="Arial"/>
-          <w:b w:val="0"/>
-          <w:color w:val="091C45" w:themeColor="accent4" w:themeShade="80"/>
-          <w:sz w:val="28"/>
-          <w:szCs w:val="28"/>
-        </w:rPr>
-        <w:t>|</w:t>
+          <w:rFonts w:ascii="Arial" w:hAnsi="Arial" w:cs="Arial"/>
+          <w:b/>
+          <w:bCs/>
+          <w:lang w:val="es-MX"/>
+        </w:rPr>
+        <w:t>.</w:t>
+      </w:r>
+      <w:r>
+        <w:rPr>
+          <w:rFonts w:ascii="Arial" w:hAnsi="Arial" w:cs="Arial"/>
+          <w:b/>
+          <w:bCs/>
+          <w:lang w:val="es-MX"/>
+        </w:rPr>
+        <w:t xml:space="preserve"> William</w:t>
+      </w:r>
+      <w:r>
+        <w:rPr>
+          <w:rFonts w:ascii="Arial" w:hAnsi="Arial" w:cs="Arial"/>
+          <w:b/>
+          <w:bCs/>
+          <w:lang w:val="es-MX"/>
+        </w:rPr>
+        <w:t xml:space="preserve"> Geovanny</w:t>
+      </w:r>
+      <w:r>
+        <w:rPr>
+          <w:rFonts w:ascii="Arial" w:hAnsi="Arial" w:cs="Arial"/>
+          <w:b/>
+          <w:bCs/>
+          <w:lang w:val="es-MX"/>
+        </w:rPr>
+        <w:t xml:space="preserve"> González </w:t>
+      </w:r>
+      <w:r>
+        <w:rPr>
+          <w:rFonts w:ascii="Arial" w:hAnsi="Arial" w:cs="Arial"/>
+          <w:b/>
+          <w:bCs/>
+          <w:lang w:val="es-MX"/>
+        </w:rPr>
+        <w:t>Hernández</w:t>
       </w:r>
     </w:p>
-    <w:bookmarkStart w:id="0" w:name="_Toc480115645" w:displacedByCustomXml="next"/>
+    <w:p>
+      <w:pPr>
+        <w:rPr>
+          <w:rFonts w:ascii="Arial" w:hAnsi="Arial" w:cs="Arial"/>
+          <w:b/>
+          <w:bCs/>
+          <w:lang w:val="es-MX"/>
+        </w:rPr>
+      </w:pPr>
+    </w:p>
+    <w:p>
+      <w:pPr>
+        <w:rPr>
+          <w:rFonts w:cs="Arial"/>
+          <w:b/>
+          <w:bCs/>
+          <w:lang w:val="es-MX"/>
+        </w:rPr>
+      </w:pPr>
+      <w:r>
+        <w:rPr>
+          <w:rFonts w:ascii="Arial" w:hAnsi="Arial" w:cs="Arial"/>
+          <w:b/>
+          <w:bCs/>
+          <w:color w:val="212121"/>
+          <w:lang w:val="es-MX"/>
+        </w:rPr>
+        <w:t xml:space="preserve">Curso: </w:t>
+      </w:r>
+      <w:r>
+        <w:rPr>
+          <w:rFonts w:ascii="Arial" w:hAnsi="Arial" w:cs="Arial"/>
+          <w:b/>
+          <w:bCs/>
+          <w:lang w:val="es-MX"/>
+        </w:rPr>
+        <w:t xml:space="preserve">Análisis y diseño de sistemas </w:t>
+      </w:r>
+    </w:p>
+    <w:p>
+      <w:pPr>
+        <w:jc w:val="both"/>
+        <w:rPr>
+          <w:rFonts w:ascii="Arial" w:hAnsi="Arial" w:cs="Arial"/>
+          <w:b/>
+          <w:bCs/>
+          <w:lang w:val="es-MX"/>
+        </w:rPr>
+      </w:pPr>
+    </w:p>
+    <w:p>
+      <w:pPr>
+        <w:jc w:val="both"/>
+        <w:rPr>
+          <w:rFonts w:ascii="Arial" w:hAnsi="Arial" w:cs="Arial"/>
+          <w:b/>
+          <w:bCs/>
+          <w:lang w:val="es-MX"/>
+        </w:rPr>
+      </w:pPr>
+    </w:p>
+    <w:p>
+      <w:pPr>
+        <w:jc w:val="both"/>
+        <w:rPr>
+          <w:rFonts w:ascii="Arial" w:hAnsi="Arial" w:cs="Arial"/>
+          <w:b/>
+          <w:bCs/>
+          <w:lang w:val="es-MX"/>
+        </w:rPr>
+      </w:pPr>
+    </w:p>
+    <w:p>
+      <w:pPr>
+        <w:jc w:val="right"/>
+        <w:rPr>
+          <w:rFonts w:ascii="Arial" w:hAnsi="Arial" w:cs="Arial"/>
+          <w:b/>
+          <w:bCs/>
+          <w:lang w:val="es-MX"/>
+        </w:rPr>
+      </w:pPr>
+    </w:p>
+    <w:p>
+      <w:pPr>
+        <w:jc w:val="center"/>
+        <w:rPr>
+          <w:rFonts w:ascii="Arial" w:hAnsi="Arial" w:cs="Arial"/>
+          <w:b/>
+          <w:bCs/>
+          <w:lang w:val="es-MX"/>
+        </w:rPr>
+      </w:pPr>
+      <w:r>
+        <w:rPr>
+          <w:rFonts w:ascii="Arial" w:hAnsi="Arial" w:cs="Arial"/>
+          <w:b/>
+          <w:bCs/>
+          <w:lang w:val="es-MX"/>
+        </w:rPr>
+        <w:t>Guatemala, 07 de junio de 2025.</w:t>
+      </w:r>
+    </w:p>
+    <w:p>
+      <w:pPr>
+        <w:pStyle w:val="Prrafobsico"/>
+        <w:rPr>
+          <w:rFonts w:eastAsiaTheme="minorEastAsia"/>
+          <w:lang w:val="es-ES_tradnl" w:eastAsia="en-US"/>
+        </w:rPr>
+      </w:pPr>
+    </w:p>
+    <w:p>
+      <w:pPr>
+        <w:pStyle w:val="Prrafobsico"/>
+        <w:rPr>
+          <w:rFonts w:eastAsiaTheme="minorEastAsia"/>
+          <w:lang w:val="es-ES_tradnl" w:eastAsia="en-US"/>
+        </w:rPr>
+      </w:pPr>
+    </w:p>
+    <w:p>
+      <w:pPr>
+        <w:pStyle w:val="Prrafobsico"/>
+        <w:rPr>
+          <w:rFonts w:eastAsiaTheme="minorEastAsia"/>
+          <w:lang w:val="es-ES_tradnl" w:eastAsia="en-US"/>
+        </w:rPr>
+      </w:pPr>
+    </w:p>
+    <w:p>
+      <w:pPr>
+        <w:pStyle w:val="Prrafobsico"/>
+        <w:rPr>
+          <w:rFonts w:eastAsiaTheme="minorEastAsia"/>
+          <w:lang w:val="es-ES_tradnl" w:eastAsia="en-US"/>
+        </w:rPr>
+      </w:pPr>
+    </w:p>
+    <w:p>
+      <w:pPr>
+        <w:pStyle w:val="Prrafobsico"/>
+        <w:rPr>
+          <w:rFonts w:eastAsiaTheme="minorEastAsia"/>
+          <w:lang w:val="es-ES_tradnl" w:eastAsia="en-US"/>
+        </w:rPr>
+      </w:pPr>
+    </w:p>
+    <w:p>
+      <w:pPr>
+        <w:pStyle w:val="Prrafobsico"/>
+        <w:rPr>
+          <w:rFonts w:eastAsiaTheme="minorEastAsia"/>
+          <w:lang w:val="es-ES_tradnl" w:eastAsia="en-US"/>
+        </w:rPr>
+      </w:pPr>
+    </w:p>
+    <w:p>
+      <w:pPr>
+        <w:pStyle w:val="Prrafobsico"/>
+        <w:rPr>
+          <w:rFonts w:eastAsiaTheme="minorEastAsia"/>
+          <w:lang w:val="es-ES_tradnl" w:eastAsia="en-US"/>
+        </w:rPr>
+      </w:pPr>
+    </w:p>
+    <w:p>
+      <w:pPr>
+        <w:pStyle w:val="Prrafobsico"/>
+        <w:rPr>
+          <w:rFonts w:eastAsiaTheme="minorEastAsia"/>
+          <w:lang w:val="es-ES_tradnl" w:eastAsia="en-US"/>
+        </w:rPr>
+      </w:pPr>
+    </w:p>
+    <w:p>
+      <w:pPr>
+        <w:pStyle w:val="Prrafobsico"/>
+        <w:rPr>
+          <w:rFonts w:eastAsiaTheme="minorEastAsia"/>
+          <w:lang w:val="es-ES_tradnl" w:eastAsia="en-US"/>
+        </w:rPr>
+      </w:pPr>
+    </w:p>
+    <w:p>
+      <w:pPr>
+        <w:pStyle w:val="Prrafobsico"/>
+        <w:rPr>
+          <w:rFonts w:eastAsiaTheme="minorEastAsia"/>
+          <w:lang w:val="es-ES_tradnl" w:eastAsia="en-US"/>
+        </w:rPr>
+      </w:pPr>
+    </w:p>
+    <w:p>
+      <w:pPr>
+        <w:pStyle w:val="Prrafobsico"/>
+        <w:rPr>
+          <w:rFonts w:eastAsiaTheme="minorEastAsia"/>
+          <w:lang w:val="es-ES_tradnl" w:eastAsia="en-US"/>
+        </w:rPr>
+      </w:pPr>
+    </w:p>
+    <w:p>
+      <w:pPr>
+        <w:pStyle w:val="Prrafobsico"/>
+        <w:rPr>
+          <w:rFonts w:eastAsiaTheme="minorEastAsia"/>
+          <w:lang w:val="es-ES_tradnl" w:eastAsia="en-US"/>
+        </w:rPr>
+      </w:pPr>
+    </w:p>
+    <w:bookmarkStart w:id="1" w:name="_Toc480115645" w:displacedByCustomXml="next"/>
     <w:sdt>
       <w:sdtPr>
         <w:rPr>
@@ -1689,7 +2804,7 @@
         </w:p>
       </w:sdtContent>
     </w:sdt>
-    <w:bookmarkEnd w:id="0"/>
+    <w:bookmarkEnd w:id="1"/>
     <w:p>
       <w:pPr>
         <w:spacing w:after="200"/>
@@ -1719,7 +2834,7 @@
           <w:szCs w:val="28"/>
         </w:rPr>
       </w:pPr>
-      <w:bookmarkStart w:id="1" w:name="_Toc167274400"/>
+      <w:bookmarkStart w:id="2" w:name="_Toc167274400"/>
       <w:r>
         <w:rPr>
           <w:rFonts w:ascii="Arial" w:eastAsiaTheme="minorEastAsia" w:hAnsi="Arial" w:cs="Arial"/>
@@ -1759,7 +2874,7 @@
         </w:rPr>
         <w:t>Definiciones, Acrónimos y Abreviaturas</w:t>
       </w:r>
-      <w:bookmarkEnd w:id="1"/>
+      <w:bookmarkEnd w:id="2"/>
     </w:p>
     <w:tbl>
       <w:tblPr>
@@ -2471,14 +3586,12 @@
                 <w:rFonts w:ascii="Arial" w:eastAsia="Arial" w:hAnsi="Arial" w:cs="Arial"/>
               </w:rPr>
             </w:pPr>
-            <w:proofErr w:type="spellStart"/>
             <w:r>
               <w:rPr>
                 <w:rFonts w:ascii="Arial" w:eastAsia="Arial" w:hAnsi="Arial" w:cs="Arial"/>
               </w:rPr>
               <w:t>Nginx</w:t>
             </w:r>
-            <w:proofErr w:type="spellEnd"/>
           </w:p>
         </w:tc>
         <w:tc>
@@ -2620,14 +3733,12 @@
                 <w:rFonts w:ascii="Arial" w:eastAsia="Arial" w:hAnsi="Arial" w:cs="Arial"/>
               </w:rPr>
             </w:pPr>
-            <w:proofErr w:type="spellStart"/>
             <w:r>
               <w:rPr>
                 <w:rFonts w:ascii="Arial" w:eastAsia="Arial" w:hAnsi="Arial" w:cs="Arial"/>
               </w:rPr>
               <w:t>ReactJS</w:t>
             </w:r>
-            <w:proofErr w:type="spellEnd"/>
           </w:p>
         </w:tc>
         <w:tc>
@@ -2646,21 +3757,7 @@
               <w:rPr>
                 <w:rFonts w:ascii="Arial" w:eastAsiaTheme="minorEastAsia" w:hAnsi="Arial" w:cs="Arial"/>
               </w:rPr>
-              <w:t xml:space="preserve">Es una biblioteca </w:t>
-            </w:r>
-            <w:proofErr w:type="spellStart"/>
-            <w:r>
-              <w:rPr>
-                <w:rFonts w:ascii="Arial" w:eastAsiaTheme="minorEastAsia" w:hAnsi="Arial" w:cs="Arial"/>
-              </w:rPr>
-              <w:t>Javascript</w:t>
-            </w:r>
-            <w:proofErr w:type="spellEnd"/>
-            <w:r>
-              <w:rPr>
-                <w:rFonts w:ascii="Arial" w:eastAsiaTheme="minorEastAsia" w:hAnsi="Arial" w:cs="Arial"/>
-              </w:rPr>
-              <w:t xml:space="preserve"> de código abierto diseñada para crear interfaces de usuario.</w:t>
+              <w:t>Es una biblioteca Javascript de código abierto diseñada para crear interfaces de usuario.</w:t>
             </w:r>
           </w:p>
         </w:tc>
@@ -2750,16 +3847,8 @@
                 <w:rFonts w:ascii="Arial" w:eastAsia="Arial" w:hAnsi="Arial" w:cs="Arial"/>
               </w:rPr>
               <w:lastRenderedPageBreak/>
-              <w:t xml:space="preserve">Single Page </w:t>
-            </w:r>
-            <w:proofErr w:type="spellStart"/>
-            <w:r>
-              <w:rPr>
-                <w:rFonts w:ascii="Arial" w:eastAsia="Arial" w:hAnsi="Arial" w:cs="Arial"/>
-              </w:rPr>
-              <w:t>Application</w:t>
-            </w:r>
-            <w:proofErr w:type="spellEnd"/>
+              <w:t>Single Page Application</w:t>
+            </w:r>
           </w:p>
         </w:tc>
         <w:tc>
@@ -2844,14 +3933,12 @@
                 <w:rFonts w:ascii="Arial" w:eastAsia="Arial" w:hAnsi="Arial" w:cs="Arial"/>
               </w:rPr>
             </w:pPr>
-            <w:proofErr w:type="spellStart"/>
             <w:r>
               <w:rPr>
                 <w:rFonts w:ascii="Arial" w:eastAsia="Arial" w:hAnsi="Arial" w:cs="Arial"/>
               </w:rPr>
               <w:t>Volumes</w:t>
             </w:r>
-            <w:proofErr w:type="spellEnd"/>
           </w:p>
         </w:tc>
         <w:tc>
@@ -3208,7 +4295,7 @@
           <w:szCs w:val="28"/>
         </w:rPr>
       </w:pPr>
-      <w:bookmarkStart w:id="2" w:name="_Toc167274401"/>
+      <w:bookmarkStart w:id="3" w:name="_Toc167274401"/>
       <w:r>
         <w:rPr>
           <w:rFonts w:ascii="Arial" w:eastAsiaTheme="minorEastAsia" w:hAnsi="Arial" w:cs="Arial"/>
@@ -3229,69 +4316,76 @@
         </w:rPr>
         <w:t xml:space="preserve"> solicitado</w:t>
       </w:r>
-      <w:bookmarkEnd w:id="2"/>
+      <w:bookmarkEnd w:id="3"/>
     </w:p>
     <w:p>
       <w:pPr>
-        <w:spacing w:after="240"/>
+        <w:spacing w:after="160" w:line="360" w:lineRule="auto"/>
         <w:jc w:val="both"/>
-        <w:rPr>
-          <w:rFonts w:ascii="Arial" w:eastAsiaTheme="minorEastAsia" w:hAnsi="Arial" w:cs="Arial"/>
-        </w:rPr>
       </w:pPr>
       <w:r>
-        <w:rPr>
-          <w:rFonts w:ascii="Arial" w:eastAsiaTheme="minorEastAsia" w:hAnsi="Arial" w:cs="Arial"/>
-        </w:rPr>
-        <w:t>La Dirección de Planificación y Gestión Institucional realiza anualmente los procesos de definición y ajuste del POA, en trabajo cooperativo con las diferentes Unidades Sustantivas y de Apoyo</w:t>
+        <w:t>S</w:t>
       </w:r>
       <w:r>
-        <w:rPr>
-          <w:rFonts w:ascii="Arial" w:eastAsiaTheme="minorEastAsia" w:hAnsi="Arial" w:cs="Arial"/>
-        </w:rPr>
-        <w:t>, y posteriormente da seguimiento a la ejecución del Plan a través de monitoreos mensuales a cada una de las Unidades.</w:t>
+        <w:t>e requiere el desarrollo e implementación de un sistema informático</w:t>
+      </w:r>
+      <w:r>
+        <w:t xml:space="preserve"> de ventas</w:t>
+      </w:r>
+      <w:r>
+        <w:t xml:space="preserve"> que permita automatizar el registro de productos</w:t>
+      </w:r>
+      <w:r>
+        <w:t xml:space="preserve"> y clientes.</w:t>
       </w:r>
     </w:p>
     <w:p>
       <w:pPr>
-        <w:spacing w:after="240"/>
+        <w:spacing w:after="160" w:line="360" w:lineRule="auto"/>
         <w:jc w:val="both"/>
-        <w:rPr>
-          <w:rFonts w:ascii="Arial" w:eastAsiaTheme="minorEastAsia" w:hAnsi="Arial" w:cs="Arial"/>
-        </w:rPr>
       </w:pPr>
       <w:r>
-        <w:rPr>
-          <w:rFonts w:ascii="Arial" w:eastAsiaTheme="minorEastAsia" w:hAnsi="Arial" w:cs="Arial"/>
-        </w:rPr>
-        <w:t xml:space="preserve">Se solicita el desarrollo e implementación de un sistema para </w:t>
+        <w:t>El sistema solicitado debe permitir</w:t>
       </w:r>
       <w:r>
-        <w:rPr>
-          <w:rFonts w:ascii="Arial" w:eastAsiaTheme="minorEastAsia" w:hAnsi="Arial" w:cs="Arial"/>
-        </w:rPr>
-        <w:t>el registro y gestión de estos procesos de planificación y definición, que permita:</w:t>
+        <w:t>:</w:t>
       </w:r>
     </w:p>
     <w:p>
       <w:pPr>
+        <w:rPr>
+          <w:b/>
+          <w:bCs/>
+        </w:rPr>
+      </w:pPr>
+      <w:r>
+        <w:rPr>
+          <w:b/>
+          <w:bCs/>
+        </w:rPr>
+        <w:t>Gestión</w:t>
+      </w:r>
+      <w:r>
+        <w:rPr>
+          <w:rFonts w:eastAsiaTheme="majorEastAsia"/>
+          <w:b/>
+          <w:bCs/>
+        </w:rPr>
+        <w:t xml:space="preserve"> de productos</w:t>
+      </w:r>
+    </w:p>
+    <w:p>
+      <w:pPr>
         <w:pStyle w:val="Prrafodelista"/>
         <w:numPr>
           <w:ilvl w:val="0"/>
-          <w:numId w:val="70"/>
+          <w:numId w:val="73"/>
         </w:numPr>
-        <w:spacing w:after="240"/>
+        <w:spacing w:after="160" w:line="360" w:lineRule="auto"/>
         <w:jc w:val="both"/>
-        <w:rPr>
-          <w:rFonts w:ascii="Arial" w:eastAsiaTheme="minorEastAsia" w:hAnsi="Arial" w:cs="Arial"/>
-        </w:rPr>
       </w:pPr>
       <w:r>
-        <w:rPr>
-          <w:rFonts w:ascii="Arial" w:eastAsiaTheme="minorEastAsia" w:hAnsi="Arial" w:cs="Arial"/>
-        </w:rPr>
-        <w:lastRenderedPageBreak/>
-        <w:t>La creación o validación de los datos que incluye el PEI, que deberá realizarse de enero a abril de cada año, para generar el documento que estará vigente el próximo año.</w:t>
+        <w:t>(CRUD) crear, leer, actualizar y eliminar productos.</w:t>
       </w:r>
     </w:p>
     <w:p>
@@ -3299,19 +4393,13 @@
         <w:pStyle w:val="Prrafodelista"/>
         <w:numPr>
           <w:ilvl w:val="0"/>
-          <w:numId w:val="70"/>
+          <w:numId w:val="73"/>
         </w:numPr>
-        <w:spacing w:after="240"/>
+        <w:spacing w:after="160" w:line="360" w:lineRule="auto"/>
         <w:jc w:val="both"/>
-        <w:rPr>
-          <w:rFonts w:ascii="Arial" w:eastAsiaTheme="minorEastAsia" w:hAnsi="Arial" w:cs="Arial"/>
-        </w:rPr>
       </w:pPr>
       <w:r>
-        <w:rPr>
-          <w:rFonts w:ascii="Arial" w:eastAsiaTheme="minorEastAsia" w:hAnsi="Arial" w:cs="Arial"/>
-        </w:rPr>
-        <w:t>Definición y registro de las actividades y metas que forman el POA, tanto el Anteproyecto como el Ajustado, de acuerdo al cronograma de la Dirección.</w:t>
+        <w:t>Consultar lista de productos disponibles.</w:t>
       </w:r>
     </w:p>
     <w:p>
@@ -3319,19 +4407,59 @@
         <w:pStyle w:val="Prrafodelista"/>
         <w:numPr>
           <w:ilvl w:val="0"/>
-          <w:numId w:val="70"/>
+          <w:numId w:val="73"/>
         </w:numPr>
-        <w:spacing w:after="240"/>
+        <w:spacing w:after="160" w:line="360" w:lineRule="auto"/>
         <w:jc w:val="both"/>
-        <w:rPr>
-          <w:rFonts w:ascii="Arial" w:eastAsiaTheme="minorEastAsia" w:hAnsi="Arial" w:cs="Arial"/>
-        </w:rPr>
       </w:pPr>
       <w:r>
-        <w:rPr>
-          <w:rFonts w:ascii="Arial" w:eastAsiaTheme="minorEastAsia" w:hAnsi="Arial" w:cs="Arial"/>
-        </w:rPr>
-        <w:t>Registrar los procesos de monitoreo y generar los reportes de ejecución.</w:t>
+        <w:lastRenderedPageBreak/>
+        <w:t>Control de stock.</w:t>
+      </w:r>
+    </w:p>
+    <w:p>
+      <w:r>
+        <w:rPr>
+          <w:b/>
+          <w:bCs/>
+        </w:rPr>
+        <w:t>G</w:t>
+      </w:r>
+      <w:r>
+        <w:rPr>
+          <w:rFonts w:eastAsiaTheme="majorEastAsia"/>
+          <w:b/>
+          <w:bCs/>
+        </w:rPr>
+        <w:t>estión de clientes</w:t>
+      </w:r>
+    </w:p>
+    <w:p>
+      <w:pPr>
+        <w:pStyle w:val="Prrafodelista"/>
+        <w:numPr>
+          <w:ilvl w:val="0"/>
+          <w:numId w:val="74"/>
+        </w:numPr>
+        <w:spacing w:after="160" w:line="360" w:lineRule="auto"/>
+        <w:jc w:val="both"/>
+      </w:pPr>
+      <w:r>
+        <w:t>(CRUD) crear, leer, actualizar y eliminar clientes.</w:t>
+      </w:r>
+    </w:p>
+    <w:p>
+      <w:pPr>
+        <w:pStyle w:val="Prrafodelista"/>
+        <w:numPr>
+          <w:ilvl w:val="0"/>
+          <w:numId w:val="74"/>
+        </w:numPr>
+        <w:spacing w:after="160" w:line="360" w:lineRule="auto"/>
+        <w:jc w:val="both"/>
+      </w:pPr>
+      <w:r>
+        <w:t>Registro de compras realizadas por cada cliente.</w:t>
       </w:r>
     </w:p>
     <w:p>
@@ -3371,7 +4499,7 @@
         </w:rPr>
         <w:t xml:space="preserve"> </w:t>
       </w:r>
-      <w:bookmarkStart w:id="3" w:name="_Toc167274402"/>
+      <w:bookmarkStart w:id="4" w:name="_Toc167274402"/>
       <w:r>
         <w:rPr>
           <w:rFonts w:ascii="Arial" w:eastAsiaTheme="minorEastAsia" w:hAnsi="Arial" w:cs="Arial"/>
@@ -3382,7 +4510,7 @@
         </w:rPr>
         <w:t>Definición de actores</w:t>
       </w:r>
-      <w:bookmarkEnd w:id="3"/>
+      <w:bookmarkEnd w:id="4"/>
     </w:p>
     <w:p>
       <w:pPr>
@@ -3421,6 +4549,7 @@
                 <w:rFonts w:ascii="Arial" w:eastAsiaTheme="minorEastAsia" w:hAnsi="Arial" w:cs="Arial"/>
               </w:rPr>
             </w:pPr>
+            <w:bookmarkStart w:id="5" w:name="_Hlk196396344"/>
             <w:r>
               <w:rPr>
                 <w:rFonts w:ascii="Arial" w:eastAsiaTheme="minorEastAsia" w:hAnsi="Arial" w:cs="Arial"/>
@@ -3471,7 +4600,7 @@
               <w:rPr>
                 <w:rFonts w:ascii="Arial" w:eastAsiaTheme="minorEastAsia" w:hAnsi="Arial" w:cs="Arial"/>
               </w:rPr>
-              <w:t>Oficial</w:t>
+              <w:t>Administrador</w:t>
             </w:r>
           </w:p>
         </w:tc>
@@ -3493,7 +4622,7 @@
                 <w:rFonts w:ascii="Arial" w:eastAsiaTheme="minorEastAsia" w:hAnsi="Arial" w:cs="Arial"/>
                 <w:lang w:val="es-ES"/>
               </w:rPr>
-              <w:t>Aplica al personal de la Dirección de Gestión de Planificación Institucional -DPGI-. Administrarán todos los módulos del sistema. Esto incluye los procesos de CRUD en PEI, EPP y Anteproyecto POA. Muy distinto al trato que realizarán en el POA (en el proceso de ejecución) ajuste y monitoreo, donde su papel tienda al de ser el de rectificador y validador.</w:t>
+              <w:t>Encargado de gestionar todo el sistema. Puede registrar, modificar o eliminar productos, clientes o usuarios.</w:t>
             </w:r>
           </w:p>
         </w:tc>
@@ -3518,7 +4647,7 @@
               <w:rPr>
                 <w:rFonts w:ascii="Arial" w:eastAsiaTheme="minorEastAsia" w:hAnsi="Arial" w:cs="Arial"/>
               </w:rPr>
-              <w:t>Supervisor</w:t>
+              <w:t>Vendedor</w:t>
             </w:r>
           </w:p>
         </w:tc>
@@ -3540,7 +4669,7 @@
                 <w:rFonts w:ascii="Arial" w:eastAsiaTheme="minorEastAsia" w:hAnsi="Arial" w:cs="Arial"/>
                 <w:lang w:val="es-ES"/>
               </w:rPr>
-              <w:t>Para la persona de la DPGI responsable de revisar y validar lo actuado por el Oficial.</w:t>
+              <w:t>Personal de tienda encargado de registrar las ventas, generar facturas y atender al cliente.</w:t>
             </w:r>
           </w:p>
         </w:tc>
@@ -3561,20 +4690,12 @@
                 <w:rFonts w:ascii="Arial" w:eastAsiaTheme="minorEastAsia" w:hAnsi="Arial" w:cs="Arial"/>
               </w:rPr>
             </w:pPr>
-            <w:proofErr w:type="spellStart"/>
-            <w:r>
-              <w:rPr>
-                <w:rFonts w:ascii="Arial" w:eastAsiaTheme="minorEastAsia" w:hAnsi="Arial" w:cs="Arial"/>
-              </w:rPr>
-              <w:t>Enlace</w:t>
-            </w:r>
-            <w:r>
-              <w:rPr>
-                <w:rFonts w:ascii="Arial" w:eastAsiaTheme="minorEastAsia" w:hAnsi="Arial" w:cs="Arial"/>
-              </w:rPr>
-              <w:t>CC</w:t>
-            </w:r>
-            <w:proofErr w:type="spellEnd"/>
+            <w:r>
+              <w:rPr>
+                <w:rFonts w:ascii="Arial" w:eastAsiaTheme="minorEastAsia" w:hAnsi="Arial" w:cs="Arial"/>
+              </w:rPr>
+              <w:t>Cliente</w:t>
+            </w:r>
           </w:p>
         </w:tc>
         <w:tc>
@@ -3593,155 +4714,12 @@
               <w:rPr>
                 <w:rFonts w:ascii="Arial" w:eastAsiaTheme="minorEastAsia" w:hAnsi="Arial" w:cs="Arial"/>
               </w:rPr>
-              <w:t xml:space="preserve">Se asignará titular y suplente dependencia donde se realice el llenado del POA. Serán los responsables de indicar el progreso de su unidad mensual respecto a las metas planificadas en el anteproyecto POA. </w:t>
+              <w:t>Actor externo. Es quien realiza la compra de equipo de cómputo. Sus datos se registran en el sistema para futuras ventas.</w:t>
             </w:r>
           </w:p>
         </w:tc>
       </w:tr>
-      <w:tr>
-        <w:trPr>
-          <w:trHeight w:val="300"/>
-        </w:trPr>
-        <w:tc>
-          <w:tcPr>
-            <w:tcW w:w="2186" w:type="dxa"/>
-          </w:tcPr>
-          <w:p>
-            <w:pPr>
-              <w:spacing w:after="240"/>
-              <w:jc w:val="both"/>
-              <w:rPr>
-                <w:rFonts w:ascii="Arial" w:eastAsiaTheme="minorEastAsia" w:hAnsi="Arial" w:cs="Arial"/>
-              </w:rPr>
-            </w:pPr>
-            <w:proofErr w:type="spellStart"/>
-            <w:r>
-              <w:rPr>
-                <w:rFonts w:ascii="Arial" w:eastAsiaTheme="minorEastAsia" w:hAnsi="Arial" w:cs="Arial"/>
-              </w:rPr>
-              <w:t>ResponsableCC</w:t>
-            </w:r>
-            <w:proofErr w:type="spellEnd"/>
-          </w:p>
-        </w:tc>
-        <w:tc>
-          <w:tcPr>
-            <w:tcW w:w="6314" w:type="dxa"/>
-          </w:tcPr>
-          <w:p>
-            <w:pPr>
-              <w:spacing w:after="240"/>
-              <w:jc w:val="both"/>
-              <w:rPr>
-                <w:rFonts w:ascii="Arial" w:eastAsiaTheme="minorEastAsia" w:hAnsi="Arial" w:cs="Arial"/>
-              </w:rPr>
-            </w:pPr>
-            <w:r>
-              <w:rPr>
-                <w:rFonts w:ascii="Arial" w:eastAsiaTheme="minorEastAsia" w:hAnsi="Arial" w:cs="Arial"/>
-              </w:rPr>
-              <w:t>Se asignará un titular y un suplente. Serán los encargados de verificar los datos ingresados por los enlaces en el POA mensual de su unidad, antes de que, este actor, lo traslade a DPGI. Podrá realizar sugerencias al reporte presentado por lo que también será posible rechazar el reporte para su corrección.</w:t>
-            </w:r>
-          </w:p>
-        </w:tc>
-      </w:tr>
-      <w:tr>
-        <w:trPr>
-          <w:trHeight w:val="300"/>
-        </w:trPr>
-        <w:tc>
-          <w:tcPr>
-            <w:tcW w:w="2186" w:type="dxa"/>
-          </w:tcPr>
-          <w:p>
-            <w:pPr>
-              <w:spacing w:after="240"/>
-              <w:jc w:val="both"/>
-              <w:rPr>
-                <w:rFonts w:ascii="Arial" w:eastAsiaTheme="minorEastAsia" w:hAnsi="Arial" w:cs="Arial"/>
-              </w:rPr>
-            </w:pPr>
-            <w:r>
-              <w:rPr>
-                <w:rFonts w:ascii="Arial" w:eastAsiaTheme="minorEastAsia" w:hAnsi="Arial" w:cs="Arial"/>
-              </w:rPr>
-              <w:t>Consult</w:t>
-            </w:r>
-            <w:r>
-              <w:rPr>
-                <w:rFonts w:ascii="Arial" w:eastAsiaTheme="minorEastAsia" w:hAnsi="Arial" w:cs="Arial"/>
-              </w:rPr>
-              <w:t>a</w:t>
-            </w:r>
-          </w:p>
-        </w:tc>
-        <w:tc>
-          <w:tcPr>
-            <w:tcW w:w="6314" w:type="dxa"/>
-          </w:tcPr>
-          <w:p>
-            <w:pPr>
-              <w:spacing w:after="240"/>
-              <w:jc w:val="both"/>
-              <w:rPr>
-                <w:rFonts w:ascii="Arial" w:eastAsiaTheme="minorEastAsia" w:hAnsi="Arial" w:cs="Arial"/>
-              </w:rPr>
-            </w:pPr>
-            <w:r>
-              <w:rPr>
-                <w:rFonts w:ascii="Arial" w:eastAsiaTheme="minorEastAsia" w:hAnsi="Arial" w:cs="Arial"/>
-              </w:rPr>
-              <w:t>Podrán ver el proceso general del sistema y generar reportería en hojas de cálculo contenidas en los módulos.</w:t>
-            </w:r>
-          </w:p>
-        </w:tc>
-      </w:tr>
-      <w:tr>
-        <w:trPr>
-          <w:trHeight w:val="300"/>
-        </w:trPr>
-        <w:tc>
-          <w:tcPr>
-            <w:tcW w:w="2186" w:type="dxa"/>
-          </w:tcPr>
-          <w:p>
-            <w:pPr>
-              <w:spacing w:after="240"/>
-              <w:jc w:val="both"/>
-              <w:rPr>
-                <w:rFonts w:ascii="Arial" w:eastAsiaTheme="minorEastAsia" w:hAnsi="Arial" w:cs="Arial"/>
-              </w:rPr>
-            </w:pPr>
-            <w:r>
-              <w:rPr>
-                <w:rFonts w:ascii="Arial" w:eastAsiaTheme="minorEastAsia" w:hAnsi="Arial" w:cs="Arial"/>
-              </w:rPr>
-              <w:lastRenderedPageBreak/>
-              <w:t>Administrador</w:t>
-            </w:r>
-          </w:p>
-        </w:tc>
-        <w:tc>
-          <w:tcPr>
-            <w:tcW w:w="6314" w:type="dxa"/>
-          </w:tcPr>
-          <w:p>
-            <w:pPr>
-              <w:spacing w:after="240"/>
-              <w:jc w:val="both"/>
-              <w:rPr>
-                <w:rFonts w:ascii="Arial" w:eastAsiaTheme="minorEastAsia" w:hAnsi="Arial" w:cs="Arial"/>
-              </w:rPr>
-            </w:pPr>
-            <w:r>
-              <w:rPr>
-                <w:rFonts w:ascii="Arial" w:eastAsiaTheme="minorEastAsia" w:hAnsi="Arial" w:cs="Arial"/>
-              </w:rPr>
-              <w:t>Para personal de DTI, para gestión de usuarios.</w:t>
-            </w:r>
-          </w:p>
-        </w:tc>
-      </w:tr>
+      <w:bookmarkEnd w:id="5"/>
     </w:tbl>
     <w:p>
       <w:pPr>
@@ -3767,7 +4745,7 @@
           <w:szCs w:val="28"/>
         </w:rPr>
       </w:pPr>
-      <w:bookmarkStart w:id="4" w:name="_Toc167274403"/>
+      <w:bookmarkStart w:id="6" w:name="_Toc167274403"/>
       <w:r>
         <w:rPr>
           <w:rFonts w:ascii="Arial" w:eastAsiaTheme="minorEastAsia" w:hAnsi="Arial" w:cs="Arial"/>
@@ -3778,7 +4756,7 @@
         </w:rPr>
         <w:t>Procesos a sistematizar</w:t>
       </w:r>
-      <w:bookmarkEnd w:id="4"/>
+      <w:bookmarkEnd w:id="6"/>
     </w:p>
     <w:p>
       <w:pPr>
@@ -3826,19 +4804,6 @@
           </w:tcPr>
           <w:p>
             <w:pPr>
-              <w:rPr>
-                <w:rFonts w:ascii="Arial" w:eastAsiaTheme="minorEastAsia" w:hAnsi="Arial" w:cs="Arial"/>
-              </w:rPr>
-            </w:pPr>
-            <w:r>
-              <w:rPr>
-                <w:rFonts w:ascii="Arial" w:eastAsiaTheme="minorEastAsia" w:hAnsi="Arial" w:cs="Arial"/>
-              </w:rPr>
-              <w:t>Configuración y parametrización</w:t>
-            </w:r>
-          </w:p>
-          <w:p>
-            <w:pPr>
               <w:pStyle w:val="Prrafodelista"/>
               <w:ind w:left="0"/>
               <w:jc w:val="both"/>
@@ -3846,6 +4811,18 @@
                 <w:rFonts w:ascii="Arial" w:hAnsi="Arial" w:cs="Arial"/>
               </w:rPr>
             </w:pPr>
+            <w:r>
+              <w:rPr>
+                <w:rFonts w:ascii="Arial" w:eastAsiaTheme="minorEastAsia" w:hAnsi="Arial" w:cs="Arial"/>
+              </w:rPr>
+              <w:t>C</w:t>
+            </w:r>
+            <w:r>
+              <w:rPr>
+                <w:rFonts w:ascii="Arial" w:eastAsiaTheme="minorEastAsia" w:hAnsi="Arial" w:cs="Arial"/>
+              </w:rPr>
+              <w:t>onfiguración y parametrización </w:t>
+            </w:r>
           </w:p>
         </w:tc>
       </w:tr>
@@ -4027,6 +5004,7 @@
               <w:rPr>
                 <w:rFonts w:ascii="Arial" w:eastAsiaTheme="minorEastAsia" w:hAnsi="Arial" w:cs="Arial"/>
               </w:rPr>
+              <w:lastRenderedPageBreak/>
               <w:t>Roles de usuarios (específicamente titulares y suplentes de cada CC).</w:t>
             </w:r>
           </w:p>
@@ -4060,6 +5038,7 @@
               <w:rPr>
                 <w:rFonts w:ascii="Arial" w:hAnsi="Arial" w:cs="Arial"/>
               </w:rPr>
+              <w:lastRenderedPageBreak/>
               <w:t>Actores</w:t>
             </w:r>
           </w:p>
@@ -4419,7 +5398,6 @@
               <w:rPr>
                 <w:rFonts w:ascii="Arial" w:eastAsia="Calibri" w:hAnsi="Arial" w:cs="Arial"/>
               </w:rPr>
-              <w:lastRenderedPageBreak/>
               <w:t>El sistema manejará titulares y suplentes para los siguientes roles:</w:t>
             </w:r>
           </w:p>
@@ -4533,7 +5511,6 @@
               <w:rPr>
                 <w:rFonts w:ascii="Arial" w:hAnsi="Arial" w:cs="Arial"/>
               </w:rPr>
-              <w:lastRenderedPageBreak/>
               <w:t>Actores</w:t>
             </w:r>
           </w:p>
@@ -4826,6 +5803,7 @@
               <w:rPr>
                 <w:rFonts w:ascii="Arial" w:hAnsi="Arial" w:cs="Arial"/>
               </w:rPr>
+              <w:lastRenderedPageBreak/>
               <w:t>Descripción</w:t>
             </w:r>
           </w:p>
@@ -5189,7 +6167,6 @@
               <w:rPr>
                 <w:rFonts w:ascii="Arial" w:hAnsi="Arial" w:cs="Arial"/>
               </w:rPr>
-              <w:lastRenderedPageBreak/>
               <w:t>Descripción</w:t>
             </w:r>
           </w:p>
@@ -5767,28 +6744,12 @@
                 <w:rFonts w:ascii="Arial" w:hAnsi="Arial" w:cs="Arial"/>
               </w:rPr>
             </w:pPr>
-            <w:proofErr w:type="spellStart"/>
             <w:r>
               <w:rPr>
                 <w:rFonts w:ascii="Arial" w:hAnsi="Arial" w:cs="Arial"/>
               </w:rPr>
-              <w:t>EnlaceCC</w:t>
-            </w:r>
-            <w:proofErr w:type="spellEnd"/>
-            <w:r>
-              <w:rPr>
-                <w:rFonts w:ascii="Arial" w:hAnsi="Arial" w:cs="Arial"/>
-              </w:rPr>
-              <w:t xml:space="preserve">, </w:t>
-            </w:r>
-            <w:proofErr w:type="spellStart"/>
-            <w:r>
-              <w:rPr>
-                <w:rFonts w:ascii="Arial" w:hAnsi="Arial" w:cs="Arial"/>
-              </w:rPr>
-              <w:t>ResponsableCC</w:t>
-            </w:r>
-            <w:proofErr w:type="spellEnd"/>
+              <w:t>EnlaceCC, ResponsableCC</w:t>
+            </w:r>
           </w:p>
         </w:tc>
       </w:tr>
@@ -5977,14 +6938,7 @@
               <w:rPr>
                 <w:rFonts w:ascii="Arial" w:hAnsi="Arial" w:cs="Arial"/>
               </w:rPr>
-              <w:t xml:space="preserve"> de Auxiliaturas; en todos los </w:t>
-            </w:r>
-            <w:r>
-              <w:rPr>
-                <w:rFonts w:ascii="Arial" w:hAnsi="Arial" w:cs="Arial"/>
-              </w:rPr>
-              <w:lastRenderedPageBreak/>
-              <w:t>demás casos, cada Unidad será responsable de este paso.</w:t>
+              <w:t xml:space="preserve"> de Auxiliaturas; en todos los demás casos, cada Unidad será responsable de este paso.</w:t>
             </w:r>
           </w:p>
         </w:tc>
@@ -6150,28 +7104,12 @@
                 <w:rFonts w:ascii="Arial" w:hAnsi="Arial" w:cs="Arial"/>
               </w:rPr>
             </w:pPr>
-            <w:proofErr w:type="spellStart"/>
             <w:r>
               <w:rPr>
                 <w:rFonts w:ascii="Arial" w:hAnsi="Arial" w:cs="Arial"/>
               </w:rPr>
-              <w:t>EnlaceCC</w:t>
-            </w:r>
-            <w:proofErr w:type="spellEnd"/>
-            <w:r>
-              <w:rPr>
-                <w:rFonts w:ascii="Arial" w:hAnsi="Arial" w:cs="Arial"/>
-              </w:rPr>
-              <w:t xml:space="preserve">, </w:t>
-            </w:r>
-            <w:proofErr w:type="spellStart"/>
-            <w:r>
-              <w:rPr>
-                <w:rFonts w:ascii="Arial" w:hAnsi="Arial" w:cs="Arial"/>
-              </w:rPr>
-              <w:t>ResponsableCC</w:t>
-            </w:r>
-            <w:proofErr w:type="spellEnd"/>
+              <w:t>EnlaceCC, ResponsableCC</w:t>
+            </w:r>
           </w:p>
         </w:tc>
       </w:tr>
@@ -6489,6 +7427,7 @@
               <w:rPr>
                 <w:rFonts w:ascii="Arial" w:eastAsiaTheme="minorEastAsia" w:hAnsi="Arial" w:cs="Arial"/>
               </w:rPr>
+              <w:lastRenderedPageBreak/>
               <w:t>Se contará con la posibilidad de descargar y cargar documentos PDF para este proceso.</w:t>
             </w:r>
           </w:p>
@@ -6512,6 +7451,7 @@
               <w:rPr>
                 <w:rFonts w:ascii="Arial" w:hAnsi="Arial" w:cs="Arial"/>
               </w:rPr>
+              <w:lastRenderedPageBreak/>
               <w:t>Actores</w:t>
             </w:r>
           </w:p>
@@ -6529,33 +7469,11 @@
                 <w:rFonts w:ascii="Arial" w:hAnsi="Arial" w:cs="Arial"/>
               </w:rPr>
             </w:pPr>
-            <w:proofErr w:type="spellStart"/>
             <w:r>
               <w:rPr>
                 <w:rFonts w:ascii="Arial" w:hAnsi="Arial" w:cs="Arial"/>
               </w:rPr>
-              <w:t>EnlaceCC</w:t>
-            </w:r>
-            <w:proofErr w:type="spellEnd"/>
-            <w:r>
-              <w:rPr>
-                <w:rFonts w:ascii="Arial" w:hAnsi="Arial" w:cs="Arial"/>
-              </w:rPr>
-              <w:t xml:space="preserve">, </w:t>
-            </w:r>
-            <w:proofErr w:type="spellStart"/>
-            <w:r>
-              <w:rPr>
-                <w:rFonts w:ascii="Arial" w:hAnsi="Arial" w:cs="Arial"/>
-              </w:rPr>
-              <w:t>ResponsableCC</w:t>
-            </w:r>
-            <w:proofErr w:type="spellEnd"/>
-            <w:r>
-              <w:rPr>
-                <w:rFonts w:ascii="Arial" w:hAnsi="Arial" w:cs="Arial"/>
-              </w:rPr>
-              <w:t>, Oficial</w:t>
+              <w:t>EnlaceCC, ResponsableCC, Oficial</w:t>
             </w:r>
           </w:p>
         </w:tc>
@@ -6898,33 +7816,11 @@
                 <w:rFonts w:ascii="Arial" w:hAnsi="Arial" w:cs="Arial"/>
               </w:rPr>
             </w:pPr>
-            <w:proofErr w:type="spellStart"/>
             <w:r>
               <w:rPr>
                 <w:rFonts w:ascii="Arial" w:hAnsi="Arial" w:cs="Arial"/>
               </w:rPr>
-              <w:t>EnlaceCC</w:t>
-            </w:r>
-            <w:proofErr w:type="spellEnd"/>
-            <w:r>
-              <w:rPr>
-                <w:rFonts w:ascii="Arial" w:hAnsi="Arial" w:cs="Arial"/>
-              </w:rPr>
-              <w:t xml:space="preserve">, </w:t>
-            </w:r>
-            <w:proofErr w:type="spellStart"/>
-            <w:r>
-              <w:rPr>
-                <w:rFonts w:ascii="Arial" w:hAnsi="Arial" w:cs="Arial"/>
-              </w:rPr>
-              <w:t>ResponsableCC</w:t>
-            </w:r>
-            <w:proofErr w:type="spellEnd"/>
-            <w:r>
-              <w:rPr>
-                <w:rFonts w:ascii="Arial" w:hAnsi="Arial" w:cs="Arial"/>
-              </w:rPr>
-              <w:t>, Oficial</w:t>
+              <w:t>EnlaceCC, ResponsableCC, Oficial</w:t>
             </w:r>
           </w:p>
         </w:tc>
@@ -6991,7 +7887,6 @@
               <w:rPr>
                 <w:rFonts w:ascii="Arial" w:hAnsi="Arial" w:cs="Arial"/>
               </w:rPr>
-              <w:lastRenderedPageBreak/>
               <w:t>Salidas</w:t>
             </w:r>
           </w:p>
@@ -7071,30 +7966,8 @@
               <w:rPr>
                 <w:rFonts w:ascii="Arial" w:eastAsiaTheme="minorEastAsia" w:hAnsi="Arial" w:cs="Arial"/>
               </w:rPr>
-              <w:t xml:space="preserve">Lo ingresa el </w:t>
-            </w:r>
-            <w:proofErr w:type="spellStart"/>
-            <w:r>
-              <w:rPr>
-                <w:rFonts w:ascii="Arial" w:eastAsiaTheme="minorEastAsia" w:hAnsi="Arial" w:cs="Arial"/>
-              </w:rPr>
-              <w:t>EnlaceCC</w:t>
-            </w:r>
-            <w:proofErr w:type="spellEnd"/>
-            <w:r>
-              <w:rPr>
-                <w:rFonts w:ascii="Arial" w:eastAsiaTheme="minorEastAsia" w:hAnsi="Arial" w:cs="Arial"/>
-              </w:rPr>
-              <w:t xml:space="preserve"> y lo valida el </w:t>
-            </w:r>
-            <w:proofErr w:type="spellStart"/>
-            <w:r>
-              <w:rPr>
-                <w:rFonts w:ascii="Arial" w:eastAsiaTheme="minorEastAsia" w:hAnsi="Arial" w:cs="Arial"/>
-              </w:rPr>
-              <w:t>ResponsableCC</w:t>
-            </w:r>
-            <w:proofErr w:type="spellEnd"/>
+              <w:t>Lo ingresa el EnlaceCC y lo valida el ResponsableCC</w:t>
+            </w:r>
           </w:p>
         </w:tc>
       </w:tr>
@@ -7310,7 +8183,14 @@
               <w:rPr>
                 <w:rFonts w:ascii="Arial" w:eastAsiaTheme="minorEastAsia" w:hAnsi="Arial" w:cs="Arial"/>
               </w:rPr>
-              <w:t>El personal de cada CC, a través de este componente, lograrán visualizar y generar reportes de matrices (clasificadores temáticos y monitoreo mensual). Para las unidades de apoyo aplica únicamente el llenado del formulario monitoreo mensual 2; para las unidades sustantivas se incluye los clasificadores y monitoreo mensual 2. Cabe resaltar que, para la generación del monitoreo mensual 2 (que será la que se genere e imprima) se alimentará de los datos ingresados del formulario “monitoreo mensual 1”.</w:t>
+              <w:t xml:space="preserve">El personal de cada CC, a través de este componente, lograrán visualizar y generar reportes de matrices (clasificadores temáticos y monitoreo mensual). Para las unidades de apoyo aplica únicamente el llenado del </w:t>
+            </w:r>
+            <w:r>
+              <w:rPr>
+                <w:rFonts w:ascii="Arial" w:eastAsiaTheme="minorEastAsia" w:hAnsi="Arial" w:cs="Arial"/>
+              </w:rPr>
+              <w:lastRenderedPageBreak/>
+              <w:t>formulario monitoreo mensual 2; para las unidades sustantivas se incluye los clasificadores y monitoreo mensual 2. Cabe resaltar que, para la generación del monitoreo mensual 2 (que será la que se genere e imprima) se alimentará de los datos ingresados del formulario “monitoreo mensual 1”.</w:t>
             </w:r>
           </w:p>
         </w:tc>
@@ -7333,6 +8213,7 @@
               <w:rPr>
                 <w:rFonts w:ascii="Arial" w:hAnsi="Arial" w:cs="Arial"/>
               </w:rPr>
+              <w:lastRenderedPageBreak/>
               <w:t>Actores</w:t>
             </w:r>
           </w:p>
@@ -7350,28 +8231,12 @@
                 <w:rFonts w:ascii="Arial" w:hAnsi="Arial" w:cs="Arial"/>
               </w:rPr>
             </w:pPr>
-            <w:proofErr w:type="spellStart"/>
             <w:r>
               <w:rPr>
                 <w:rFonts w:ascii="Arial" w:hAnsi="Arial" w:cs="Arial"/>
               </w:rPr>
-              <w:t>EnlaceCC</w:t>
-            </w:r>
-            <w:proofErr w:type="spellEnd"/>
-            <w:r>
-              <w:rPr>
-                <w:rFonts w:ascii="Arial" w:hAnsi="Arial" w:cs="Arial"/>
-              </w:rPr>
-              <w:t xml:space="preserve">, </w:t>
-            </w:r>
-            <w:proofErr w:type="spellStart"/>
-            <w:r>
-              <w:rPr>
-                <w:rFonts w:ascii="Arial" w:hAnsi="Arial" w:cs="Arial"/>
-              </w:rPr>
-              <w:t>ResponsableCC</w:t>
-            </w:r>
-            <w:proofErr w:type="spellEnd"/>
+              <w:t>EnlaceCC, ResponsableCC</w:t>
+            </w:r>
           </w:p>
         </w:tc>
       </w:tr>
@@ -7555,7 +8420,6 @@
               <w:rPr>
                 <w:rFonts w:ascii="Arial" w:hAnsi="Arial" w:cs="Arial"/>
               </w:rPr>
-              <w:lastRenderedPageBreak/>
               <w:t>El sistema deberá llevar control de lo ejecutado en los períodos reportados de tal forma que no sobrepase lo planificado.</w:t>
             </w:r>
           </w:p>
@@ -7579,7 +8443,6 @@
               <w:rPr>
                 <w:rFonts w:ascii="Arial" w:hAnsi="Arial" w:cs="Arial"/>
               </w:rPr>
-              <w:lastRenderedPageBreak/>
               <w:t>Restricciones adicionales</w:t>
             </w:r>
           </w:p>
@@ -7775,19 +8638,11 @@
                 <w:rFonts w:ascii="Arial" w:hAnsi="Arial" w:cs="Arial"/>
               </w:rPr>
             </w:pPr>
-            <w:proofErr w:type="spellStart"/>
             <w:r>
               <w:rPr>
                 <w:rFonts w:ascii="Arial" w:hAnsi="Arial" w:cs="Arial"/>
               </w:rPr>
-              <w:t>ResponsableCC</w:t>
-            </w:r>
-            <w:proofErr w:type="spellEnd"/>
-            <w:r>
-              <w:rPr>
-                <w:rFonts w:ascii="Arial" w:hAnsi="Arial" w:cs="Arial"/>
-              </w:rPr>
-              <w:t>.</w:t>
+              <w:t>ResponsableCC.</w:t>
             </w:r>
           </w:p>
         </w:tc>
@@ -7898,6 +8753,7 @@
               <w:rPr>
                 <w:rFonts w:ascii="Arial" w:hAnsi="Arial" w:cs="Arial"/>
               </w:rPr>
+              <w:lastRenderedPageBreak/>
               <w:t>Especificaciones de funcionamiento</w:t>
             </w:r>
           </w:p>
@@ -8034,7 +8890,7 @@
           <w:szCs w:val="28"/>
         </w:rPr>
       </w:pPr>
-      <w:bookmarkStart w:id="5" w:name="_Toc167274404"/>
+      <w:bookmarkStart w:id="7" w:name="_Toc167274404"/>
       <w:r>
         <w:rPr>
           <w:rFonts w:ascii="Arial" w:eastAsiaTheme="minorEastAsia" w:hAnsi="Arial" w:cs="Arial"/>
@@ -8045,7 +8901,7 @@
         </w:rPr>
         <w:t>Diagrama de flujo de los procesos</w:t>
       </w:r>
-      <w:bookmarkEnd w:id="5"/>
+      <w:bookmarkEnd w:id="7"/>
     </w:p>
     <w:p>
       <w:pPr>
@@ -8114,7 +8970,7 @@
                     <pic:cNvPicPr/>
                   </pic:nvPicPr>
                   <pic:blipFill>
-                    <a:blip r:embed="rId8">
+                    <a:blip r:embed="rId9">
                       <a:extLst>
                         <a:ext uri="{28A0092B-C50C-407E-A947-70E740481C1C}">
                           <a14:useLocalDpi xmlns:a14="http://schemas.microsoft.com/office/drawing/2010/main" val="0"/>
@@ -8290,7 +9146,7 @@
                     <pic:cNvPicPr/>
                   </pic:nvPicPr>
                   <pic:blipFill>
-                    <a:blip r:embed="rId9">
+                    <a:blip r:embed="rId10">
                       <a:extLst>
                         <a:ext uri="{28A0092B-C50C-407E-A947-70E740481C1C}">
                           <a14:useLocalDpi xmlns:a14="http://schemas.microsoft.com/office/drawing/2010/main" val="0"/>
@@ -8475,7 +9331,7 @@
                     <pic:cNvPicPr/>
                   </pic:nvPicPr>
                   <pic:blipFill>
-                    <a:blip r:embed="rId10">
+                    <a:blip r:embed="rId11">
                       <a:extLst>
                         <a:ext uri="{28A0092B-C50C-407E-A947-70E740481C1C}">
                           <a14:useLocalDpi xmlns:a14="http://schemas.microsoft.com/office/drawing/2010/main" val="0"/>
@@ -8625,7 +9481,7 @@
                     <pic:cNvPicPr/>
                   </pic:nvPicPr>
                   <pic:blipFill>
-                    <a:blip r:embed="rId11">
+                    <a:blip r:embed="rId12">
                       <a:extLst>
                         <a:ext uri="{28A0092B-C50C-407E-A947-70E740481C1C}">
                           <a14:useLocalDpi xmlns:a14="http://schemas.microsoft.com/office/drawing/2010/main" val="0"/>
@@ -8817,7 +9673,7 @@
                     <pic:cNvPicPr/>
                   </pic:nvPicPr>
                   <pic:blipFill>
-                    <a:blip r:embed="rId12">
+                    <a:blip r:embed="rId13">
                       <a:extLst>
                         <a:ext uri="{28A0092B-C50C-407E-A947-70E740481C1C}">
                           <a14:useLocalDpi xmlns:a14="http://schemas.microsoft.com/office/drawing/2010/main" val="0"/>
@@ -8999,7 +9855,7 @@
                     <pic:cNvPicPr/>
                   </pic:nvPicPr>
                   <pic:blipFill>
-                    <a:blip r:embed="rId13">
+                    <a:blip r:embed="rId14">
                       <a:extLst>
                         <a:ext uri="{28A0092B-C50C-407E-A947-70E740481C1C}">
                           <a14:useLocalDpi xmlns:a14="http://schemas.microsoft.com/office/drawing/2010/main" val="0"/>
@@ -9199,7 +10055,7 @@
                     <pic:cNvPicPr/>
                   </pic:nvPicPr>
                   <pic:blipFill>
-                    <a:blip r:embed="rId14">
+                    <a:blip r:embed="rId15">
                       <a:extLst>
                         <a:ext uri="{28A0092B-C50C-407E-A947-70E740481C1C}">
                           <a14:useLocalDpi xmlns:a14="http://schemas.microsoft.com/office/drawing/2010/main" val="0"/>
@@ -9358,7 +10214,7 @@
                     <pic:cNvPicPr/>
                   </pic:nvPicPr>
                   <pic:blipFill>
-                    <a:blip r:embed="rId15">
+                    <a:blip r:embed="rId16">
                       <a:extLst>
                         <a:ext uri="{28A0092B-C50C-407E-A947-70E740481C1C}">
                           <a14:useLocalDpi xmlns:a14="http://schemas.microsoft.com/office/drawing/2010/main" val="0"/>
@@ -9517,7 +10373,7 @@
                     <pic:cNvPicPr/>
                   </pic:nvPicPr>
                   <pic:blipFill>
-                    <a:blip r:embed="rId16">
+                    <a:blip r:embed="rId17">
                       <a:extLst>
                         <a:ext uri="{28A0092B-C50C-407E-A947-70E740481C1C}">
                           <a14:useLocalDpi xmlns:a14="http://schemas.microsoft.com/office/drawing/2010/main" val="0"/>
@@ -9673,7 +10529,7 @@
                     <pic:cNvPicPr/>
                   </pic:nvPicPr>
                   <pic:blipFill>
-                    <a:blip r:embed="rId17">
+                    <a:blip r:embed="rId18">
                       <a:extLst>
                         <a:ext uri="{28A0092B-C50C-407E-A947-70E740481C1C}">
                           <a14:useLocalDpi xmlns:a14="http://schemas.microsoft.com/office/drawing/2010/main" val="0"/>
@@ -9770,7 +10626,7 @@
           <w:szCs w:val="28"/>
         </w:rPr>
       </w:pPr>
-      <w:bookmarkStart w:id="6" w:name="_Toc167274405"/>
+      <w:bookmarkStart w:id="8" w:name="_Toc167274405"/>
       <w:r>
         <w:rPr>
           <w:rFonts w:ascii="Arial" w:eastAsiaTheme="minorEastAsia" w:hAnsi="Arial" w:cs="Arial"/>
@@ -9781,7 +10637,7 @@
         </w:rPr>
         <w:t>Casos de uso</w:t>
       </w:r>
-      <w:bookmarkEnd w:id="6"/>
+      <w:bookmarkEnd w:id="8"/>
     </w:p>
     <w:p>
       <w:pPr>
@@ -17169,39 +18025,39 @@
               <w:rPr>
                 <w:rFonts w:ascii="Arial" w:eastAsiaTheme="minorEastAsia" w:hAnsi="Arial" w:cs="Arial"/>
               </w:rPr>
+              <w:t>Descripción</w:t>
+            </w:r>
+          </w:p>
+        </w:tc>
+        <w:tc>
+          <w:tcPr>
+            <w:tcW w:w="6198" w:type="dxa"/>
+          </w:tcPr>
+          <w:p>
+            <w:pPr>
+              <w:spacing w:after="240"/>
+              <w:jc w:val="both"/>
+              <w:rPr>
+                <w:rFonts w:ascii="Arial" w:eastAsiaTheme="minorEastAsia" w:hAnsi="Arial" w:cs="Arial"/>
+              </w:rPr>
+            </w:pPr>
+            <w:r>
+              <w:rPr>
+                <w:rFonts w:ascii="Arial" w:eastAsiaTheme="minorEastAsia" w:hAnsi="Arial" w:cs="Arial"/>
+              </w:rPr>
+              <w:t>Este caso de uso determina la sucesión de pasos para la administración de programas presupuestarios</w:t>
+            </w:r>
+            <w:r>
+              <w:rPr>
+                <w:rFonts w:ascii="Arial" w:eastAsiaTheme="minorEastAsia" w:hAnsi="Arial" w:cs="Arial"/>
+              </w:rPr>
+              <w:t xml:space="preserve">. </w:t>
+            </w:r>
+            <w:r>
+              <w:rPr>
+                <w:rFonts w:ascii="Arial" w:eastAsiaTheme="minorEastAsia" w:hAnsi="Arial" w:cs="Arial"/>
+              </w:rPr>
               <w:lastRenderedPageBreak/>
-              <w:t>Descripción</w:t>
-            </w:r>
-          </w:p>
-        </w:tc>
-        <w:tc>
-          <w:tcPr>
-            <w:tcW w:w="6198" w:type="dxa"/>
-          </w:tcPr>
-          <w:p>
-            <w:pPr>
-              <w:spacing w:after="240"/>
-              <w:jc w:val="both"/>
-              <w:rPr>
-                <w:rFonts w:ascii="Arial" w:eastAsiaTheme="minorEastAsia" w:hAnsi="Arial" w:cs="Arial"/>
-              </w:rPr>
-            </w:pPr>
-            <w:r>
-              <w:rPr>
-                <w:rFonts w:ascii="Arial" w:eastAsiaTheme="minorEastAsia" w:hAnsi="Arial" w:cs="Arial"/>
-              </w:rPr>
-              <w:t>Este caso de uso determina la sucesión de pasos para la administración de programas presupuestarios</w:t>
-            </w:r>
-            <w:r>
-              <w:rPr>
-                <w:rFonts w:ascii="Arial" w:eastAsiaTheme="minorEastAsia" w:hAnsi="Arial" w:cs="Arial"/>
-              </w:rPr>
-              <w:t xml:space="preserve">. </w:t>
-            </w:r>
-            <w:r>
-              <w:rPr>
-                <w:rFonts w:ascii="Arial" w:eastAsiaTheme="minorEastAsia" w:hAnsi="Arial" w:cs="Arial"/>
-              </w:rPr>
               <w:t>Administrar el catálogo de programas presupuestarios; asociarlos al enclave del periodo actual.</w:t>
             </w:r>
           </w:p>
@@ -17227,6 +18083,7 @@
               <w:rPr>
                 <w:rFonts w:ascii="Arial" w:eastAsiaTheme="minorEastAsia" w:hAnsi="Arial" w:cs="Arial"/>
               </w:rPr>
+              <w:lastRenderedPageBreak/>
               <w:t>Actores primarios</w:t>
             </w:r>
           </w:p>
@@ -22931,6 +23788,7 @@
               <w:rPr>
                 <w:rFonts w:ascii="Arial" w:eastAsiaTheme="minorEastAsia" w:hAnsi="Arial" w:cs="Arial"/>
               </w:rPr>
+              <w:lastRenderedPageBreak/>
               <w:t>Requerimientos especiales</w:t>
             </w:r>
           </w:p>
@@ -23517,21 +24375,7 @@
               <w:rPr>
                 <w:rFonts w:ascii="Arial" w:eastAsiaTheme="minorEastAsia" w:hAnsi="Arial" w:cs="Arial"/>
               </w:rPr>
-              <w:t xml:space="preserve">Existirá un </w:t>
-            </w:r>
-            <w:proofErr w:type="spellStart"/>
-            <w:r>
-              <w:rPr>
-                <w:rFonts w:ascii="Arial" w:eastAsiaTheme="minorEastAsia" w:hAnsi="Arial" w:cs="Arial"/>
-              </w:rPr>
-              <w:t>Textarea</w:t>
-            </w:r>
-            <w:proofErr w:type="spellEnd"/>
-            <w:r>
-              <w:rPr>
-                <w:rFonts w:ascii="Arial" w:eastAsiaTheme="minorEastAsia" w:hAnsi="Arial" w:cs="Arial"/>
-              </w:rPr>
-              <w:t xml:space="preserve"> donde el encargado/a especificará sus revisiones o recomendaciones al equipo de DPGI.</w:t>
+              <w:t>Existirá un Textarea donde el encargado/a especificará sus revisiones o recomendaciones al equipo de DPGI.</w:t>
             </w:r>
           </w:p>
           <w:p>
@@ -24407,21 +25251,7 @@
               <w:rPr>
                 <w:rFonts w:ascii="Arial" w:eastAsiaTheme="minorEastAsia" w:hAnsi="Arial" w:cs="Arial"/>
               </w:rPr>
-              <w:t xml:space="preserve">Combo box de subproductos (para </w:t>
-            </w:r>
-            <w:proofErr w:type="spellStart"/>
-            <w:r>
-              <w:rPr>
-                <w:rFonts w:ascii="Arial" w:eastAsiaTheme="minorEastAsia" w:hAnsi="Arial" w:cs="Arial"/>
-              </w:rPr>
-              <w:t>auxiliauras</w:t>
-            </w:r>
-            <w:proofErr w:type="spellEnd"/>
-            <w:r>
-              <w:rPr>
-                <w:rFonts w:ascii="Arial" w:eastAsiaTheme="minorEastAsia" w:hAnsi="Arial" w:cs="Arial"/>
-              </w:rPr>
-              <w:t xml:space="preserve"> y unidades sustantivas).</w:t>
+              <w:t>Combo box de subproductos (para auxiliauras y unidades sustantivas).</w:t>
             </w:r>
           </w:p>
           <w:p>
@@ -24926,14 +25756,12 @@
                 <w:rFonts w:ascii="Arial" w:eastAsiaTheme="minorEastAsia" w:hAnsi="Arial" w:cs="Arial"/>
               </w:rPr>
             </w:pPr>
-            <w:proofErr w:type="spellStart"/>
             <w:r>
               <w:rPr>
                 <w:rFonts w:ascii="Arial" w:eastAsiaTheme="minorEastAsia" w:hAnsi="Arial" w:cs="Arial"/>
               </w:rPr>
               <w:t>EnlaceCC</w:t>
             </w:r>
-            <w:proofErr w:type="spellEnd"/>
           </w:p>
         </w:tc>
       </w:tr>
@@ -25732,33 +26560,11 @@
                 <w:rFonts w:ascii="Arial" w:eastAsiaTheme="minorEastAsia" w:hAnsi="Arial" w:cs="Arial"/>
               </w:rPr>
             </w:pPr>
-            <w:proofErr w:type="spellStart"/>
-            <w:r>
-              <w:rPr>
-                <w:rFonts w:ascii="Arial" w:eastAsiaTheme="minorEastAsia" w:hAnsi="Arial" w:cs="Arial"/>
-              </w:rPr>
-              <w:t>EnlaceCC</w:t>
-            </w:r>
-            <w:proofErr w:type="spellEnd"/>
-            <w:r>
-              <w:rPr>
-                <w:rFonts w:ascii="Arial" w:eastAsiaTheme="minorEastAsia" w:hAnsi="Arial" w:cs="Arial"/>
-              </w:rPr>
-              <w:t xml:space="preserve">, </w:t>
-            </w:r>
-            <w:proofErr w:type="spellStart"/>
-            <w:r>
-              <w:rPr>
-                <w:rFonts w:ascii="Arial" w:eastAsiaTheme="minorEastAsia" w:hAnsi="Arial" w:cs="Arial"/>
-              </w:rPr>
-              <w:t>ResponsableCC</w:t>
-            </w:r>
-            <w:proofErr w:type="spellEnd"/>
-            <w:r>
-              <w:rPr>
-                <w:rFonts w:ascii="Arial" w:eastAsiaTheme="minorEastAsia" w:hAnsi="Arial" w:cs="Arial"/>
-              </w:rPr>
-              <w:t>, Oficial</w:t>
+            <w:r>
+              <w:rPr>
+                <w:rFonts w:ascii="Arial" w:eastAsiaTheme="minorEastAsia" w:hAnsi="Arial" w:cs="Arial"/>
+              </w:rPr>
+              <w:t>EnlaceCC, ResponsableCC, Oficial</w:t>
             </w:r>
           </w:p>
         </w:tc>
@@ -26527,7 +27333,6 @@
               </w:rPr>
               <w:t xml:space="preserve">DPGI aprueba los “qué aplica” que se hallan </w:t>
             </w:r>
-            <w:proofErr w:type="spellStart"/>
             <w:proofErr w:type="gramStart"/>
             <w:r>
               <w:rPr>
@@ -26540,14 +27345,7 @@
               <w:rPr>
                 <w:rFonts w:ascii="Arial" w:eastAsiaTheme="minorEastAsia" w:hAnsi="Arial" w:cs="Arial"/>
               </w:rPr>
-              <w:t>o</w:t>
-            </w:r>
-            <w:proofErr w:type="spellEnd"/>
-            <w:r>
-              <w:rPr>
-                <w:rFonts w:ascii="Arial" w:eastAsiaTheme="minorEastAsia" w:hAnsi="Arial" w:cs="Arial"/>
-              </w:rPr>
-              <w:t xml:space="preserve"> cada centro de costo</w:t>
+              <w:t>o cada centro de costo</w:t>
             </w:r>
           </w:p>
         </w:tc>
@@ -26848,28 +27646,12 @@
                 <w:rFonts w:ascii="Arial" w:eastAsiaTheme="minorEastAsia" w:hAnsi="Arial" w:cs="Arial"/>
               </w:rPr>
             </w:pPr>
-            <w:proofErr w:type="spellStart"/>
-            <w:r>
-              <w:rPr>
-                <w:rFonts w:ascii="Arial" w:eastAsiaTheme="minorEastAsia" w:hAnsi="Arial" w:cs="Arial"/>
-              </w:rPr>
-              <w:t>EnlaceCC</w:t>
-            </w:r>
-            <w:proofErr w:type="spellEnd"/>
-            <w:r>
-              <w:rPr>
-                <w:rFonts w:ascii="Arial" w:eastAsiaTheme="minorEastAsia" w:hAnsi="Arial" w:cs="Arial"/>
-              </w:rPr>
-              <w:t xml:space="preserve">, </w:t>
-            </w:r>
-            <w:proofErr w:type="spellStart"/>
-            <w:r>
-              <w:rPr>
-                <w:rFonts w:ascii="Arial" w:eastAsiaTheme="minorEastAsia" w:hAnsi="Arial" w:cs="Arial"/>
-              </w:rPr>
-              <w:t>ResponsableCC</w:t>
-            </w:r>
-            <w:proofErr w:type="spellEnd"/>
+            <w:r>
+              <w:rPr>
+                <w:rFonts w:ascii="Arial" w:eastAsiaTheme="minorEastAsia" w:hAnsi="Arial" w:cs="Arial"/>
+              </w:rPr>
+              <w:t>EnlaceCC, ResponsableCC</w:t>
+            </w:r>
           </w:p>
         </w:tc>
       </w:tr>
@@ -27515,21 +28297,7 @@
               <w:rPr>
                 <w:rFonts w:ascii="Arial" w:eastAsiaTheme="minorEastAsia" w:hAnsi="Arial" w:cs="Arial"/>
               </w:rPr>
-              <w:t xml:space="preserve">Columnas: Código de sub/producto, nombre de sub/producto, meta programada, </w:t>
-            </w:r>
-            <w:proofErr w:type="spellStart"/>
-            <w:r>
-              <w:rPr>
-                <w:rFonts w:ascii="Arial" w:eastAsiaTheme="minorEastAsia" w:hAnsi="Arial" w:cs="Arial"/>
-              </w:rPr>
-              <w:t>codigo</w:t>
-            </w:r>
-            <w:proofErr w:type="spellEnd"/>
-            <w:r>
-              <w:rPr>
-                <w:rFonts w:ascii="Arial" w:eastAsiaTheme="minorEastAsia" w:hAnsi="Arial" w:cs="Arial"/>
-              </w:rPr>
-              <w:t xml:space="preserve"> de la Unidad de Medida, Denominación de la Unidad de medida.</w:t>
+              <w:t>Columnas: Código de sub/producto, nombre de sub/producto, meta programada, codigo de la Unidad de Medida, Denominación de la Unidad de medida.</w:t>
             </w:r>
           </w:p>
           <w:p>
@@ -27955,28 +28723,12 @@
                 <w:rFonts w:ascii="Arial" w:eastAsiaTheme="minorEastAsia" w:hAnsi="Arial" w:cs="Arial"/>
               </w:rPr>
             </w:pPr>
-            <w:proofErr w:type="spellStart"/>
-            <w:r>
-              <w:rPr>
-                <w:rFonts w:ascii="Arial" w:eastAsiaTheme="minorEastAsia" w:hAnsi="Arial" w:cs="Arial"/>
-              </w:rPr>
-              <w:t>EnlaceCC</w:t>
-            </w:r>
-            <w:proofErr w:type="spellEnd"/>
-            <w:r>
-              <w:rPr>
-                <w:rFonts w:ascii="Arial" w:eastAsiaTheme="minorEastAsia" w:hAnsi="Arial" w:cs="Arial"/>
-              </w:rPr>
-              <w:t xml:space="preserve">, </w:t>
-            </w:r>
-            <w:proofErr w:type="spellStart"/>
-            <w:r>
-              <w:rPr>
-                <w:rFonts w:ascii="Arial" w:eastAsiaTheme="minorEastAsia" w:hAnsi="Arial" w:cs="Arial"/>
-              </w:rPr>
-              <w:t>ResponsableCC</w:t>
-            </w:r>
-            <w:proofErr w:type="spellEnd"/>
+            <w:r>
+              <w:rPr>
+                <w:rFonts w:ascii="Arial" w:eastAsiaTheme="minorEastAsia" w:hAnsi="Arial" w:cs="Arial"/>
+              </w:rPr>
+              <w:t>EnlaceCC, ResponsableCC</w:t>
+            </w:r>
           </w:p>
         </w:tc>
       </w:tr>
@@ -28729,14 +29481,12 @@
                 <w:rFonts w:ascii="Arial" w:eastAsiaTheme="minorEastAsia" w:hAnsi="Arial" w:cs="Arial"/>
               </w:rPr>
             </w:pPr>
-            <w:proofErr w:type="spellStart"/>
             <w:r>
               <w:rPr>
                 <w:rFonts w:ascii="Arial" w:eastAsiaTheme="minorEastAsia" w:hAnsi="Arial" w:cs="Arial"/>
               </w:rPr>
               <w:t>EnlaceCC</w:t>
             </w:r>
-            <w:proofErr w:type="spellEnd"/>
           </w:p>
         </w:tc>
       </w:tr>
@@ -29646,14 +30396,12 @@
                 <w:rFonts w:ascii="Arial" w:eastAsiaTheme="minorEastAsia" w:hAnsi="Arial" w:cs="Arial"/>
               </w:rPr>
             </w:pPr>
-            <w:proofErr w:type="spellStart"/>
             <w:r>
               <w:rPr>
                 <w:rFonts w:ascii="Arial" w:eastAsiaTheme="minorEastAsia" w:hAnsi="Arial" w:cs="Arial"/>
               </w:rPr>
               <w:t>EnlaceCC</w:t>
             </w:r>
-            <w:proofErr w:type="spellEnd"/>
           </w:p>
         </w:tc>
       </w:tr>
@@ -29832,7 +30580,6 @@
               <w:rPr>
                 <w:rFonts w:ascii="Arial" w:eastAsiaTheme="minorEastAsia" w:hAnsi="Arial" w:cs="Arial"/>
               </w:rPr>
-              <w:lastRenderedPageBreak/>
               <w:t>Desde el menú el actor seleccionará la opción (módulo) de monitoreo mensual.</w:t>
             </w:r>
           </w:p>
@@ -29853,6 +30600,7 @@
               <w:rPr>
                 <w:rFonts w:ascii="Arial" w:eastAsiaTheme="minorEastAsia" w:hAnsi="Arial" w:cs="Arial"/>
               </w:rPr>
+              <w:lastRenderedPageBreak/>
               <w:t>Se le desplegará la lista de años con información; al clicar alguno se desplegará los meses con información.</w:t>
             </w:r>
           </w:p>
@@ -30028,21 +30776,7 @@
               <w:rPr>
                 <w:rFonts w:ascii="Arial" w:eastAsiaTheme="minorEastAsia" w:hAnsi="Arial" w:cs="Arial"/>
               </w:rPr>
-              <w:t>Descripción de la acción (</w:t>
-            </w:r>
-            <w:proofErr w:type="spellStart"/>
-            <w:r>
-              <w:rPr>
-                <w:rFonts w:ascii="Arial" w:eastAsiaTheme="minorEastAsia" w:hAnsi="Arial" w:cs="Arial"/>
-              </w:rPr>
-              <w:t>textarea</w:t>
-            </w:r>
-            <w:proofErr w:type="spellEnd"/>
-            <w:r>
-              <w:rPr>
-                <w:rFonts w:ascii="Arial" w:eastAsiaTheme="minorEastAsia" w:hAnsi="Arial" w:cs="Arial"/>
-              </w:rPr>
-              <w:t>).</w:t>
+              <w:t>Descripción de la acción (textarea).</w:t>
             </w:r>
           </w:p>
           <w:p>
@@ -30222,21 +30956,7 @@
               <w:rPr>
                 <w:rFonts w:ascii="Arial" w:eastAsiaTheme="minorEastAsia" w:hAnsi="Arial" w:cs="Arial"/>
               </w:rPr>
-              <w:t>Observaciones (</w:t>
-            </w:r>
-            <w:proofErr w:type="spellStart"/>
-            <w:r>
-              <w:rPr>
-                <w:rFonts w:ascii="Arial" w:eastAsiaTheme="minorEastAsia" w:hAnsi="Arial" w:cs="Arial"/>
-              </w:rPr>
-              <w:t>textarea</w:t>
-            </w:r>
-            <w:proofErr w:type="spellEnd"/>
-            <w:r>
-              <w:rPr>
-                <w:rFonts w:ascii="Arial" w:eastAsiaTheme="minorEastAsia" w:hAnsi="Arial" w:cs="Arial"/>
-              </w:rPr>
-              <w:t>)</w:t>
+              <w:t>Observaciones (textarea)</w:t>
             </w:r>
           </w:p>
           <w:p>
@@ -30361,37 +31081,29 @@
               <w:rPr>
                 <w:rFonts w:ascii="Arial" w:eastAsiaTheme="minorEastAsia" w:hAnsi="Arial" w:cs="Arial"/>
               </w:rPr>
+              <w:t>&lt;Aplicación de filtros&gt;</w:t>
+            </w:r>
+          </w:p>
+          <w:p>
+            <w:pPr>
+              <w:spacing w:after="240"/>
+              <w:jc w:val="both"/>
+              <w:rPr>
+                <w:rFonts w:ascii="Arial" w:eastAsiaTheme="minorEastAsia" w:hAnsi="Arial" w:cs="Arial"/>
+              </w:rPr>
+            </w:pPr>
+            <w:r>
+              <w:rPr>
+                <w:rFonts w:ascii="Arial" w:eastAsiaTheme="minorEastAsia" w:hAnsi="Arial" w:cs="Arial"/>
+              </w:rPr>
+              <w:t xml:space="preserve">Los registros de la tabla podrán manipularse aplicando filtros para ordenarlos, agruparlos o buscarlos. Esta </w:t>
+            </w:r>
+            <w:r>
+              <w:rPr>
+                <w:rFonts w:ascii="Arial" w:eastAsiaTheme="minorEastAsia" w:hAnsi="Arial" w:cs="Arial"/>
+              </w:rPr>
               <w:lastRenderedPageBreak/>
-              <w:t>&lt;Aplicación de filtros&gt;</w:t>
-            </w:r>
-          </w:p>
-          <w:p>
-            <w:pPr>
-              <w:spacing w:after="240"/>
-              <w:jc w:val="both"/>
-              <w:rPr>
-                <w:rFonts w:ascii="Arial" w:eastAsiaTheme="minorEastAsia" w:hAnsi="Arial" w:cs="Arial"/>
-              </w:rPr>
-            </w:pPr>
-            <w:r>
-              <w:rPr>
-                <w:rFonts w:ascii="Arial" w:eastAsiaTheme="minorEastAsia" w:hAnsi="Arial" w:cs="Arial"/>
-              </w:rPr>
-              <w:t xml:space="preserve">Los registros de la tabla podrán manipularse aplicando filtros para ordenarlos, agruparlos o buscarlos. Esta opción únicamente no se aplicará a campos que estén sujetas a descripciones largas (las que se originan de un campo de </w:t>
-            </w:r>
-            <w:proofErr w:type="spellStart"/>
-            <w:r>
-              <w:rPr>
-                <w:rFonts w:ascii="Arial" w:eastAsiaTheme="minorEastAsia" w:hAnsi="Arial" w:cs="Arial"/>
-              </w:rPr>
-              <w:t>textarea</w:t>
-            </w:r>
-            <w:proofErr w:type="spellEnd"/>
-            <w:r>
-              <w:rPr>
-                <w:rFonts w:ascii="Arial" w:eastAsiaTheme="minorEastAsia" w:hAnsi="Arial" w:cs="Arial"/>
-              </w:rPr>
-              <w:t>).</w:t>
+              <w:t>opción únicamente no se aplicará a campos que estén sujetas a descripciones largas (las que se originan de un campo de textarea).</w:t>
             </w:r>
           </w:p>
           <w:p>
@@ -30768,7 +31480,6 @@
               <w:rPr>
                 <w:rFonts w:ascii="Arial" w:eastAsiaTheme="minorEastAsia" w:hAnsi="Arial" w:cs="Arial"/>
               </w:rPr>
-              <w:lastRenderedPageBreak/>
               <w:t>Descripción</w:t>
             </w:r>
           </w:p>
@@ -30814,6 +31525,7 @@
               <w:rPr>
                 <w:rFonts w:ascii="Arial" w:eastAsiaTheme="minorEastAsia" w:hAnsi="Arial" w:cs="Arial"/>
               </w:rPr>
+              <w:lastRenderedPageBreak/>
               <w:t>Actores primarios</w:t>
             </w:r>
           </w:p>
@@ -30830,14 +31542,12 @@
                 <w:rFonts w:ascii="Arial" w:eastAsiaTheme="minorEastAsia" w:hAnsi="Arial" w:cs="Arial"/>
               </w:rPr>
             </w:pPr>
-            <w:proofErr w:type="spellStart"/>
             <w:r>
               <w:rPr>
                 <w:rFonts w:ascii="Arial" w:eastAsiaTheme="minorEastAsia" w:hAnsi="Arial" w:cs="Arial"/>
               </w:rPr>
               <w:t>EnlaceCC</w:t>
             </w:r>
-            <w:proofErr w:type="spellEnd"/>
           </w:p>
         </w:tc>
       </w:tr>
@@ -31201,7 +31911,6 @@
               <w:rPr>
                 <w:rFonts w:ascii="Arial" w:eastAsiaTheme="minorEastAsia" w:hAnsi="Arial" w:cs="Arial"/>
               </w:rPr>
-              <w:lastRenderedPageBreak/>
               <w:t>Denominación de la unidad de medida.</w:t>
             </w:r>
           </w:p>
@@ -31262,6 +31971,7 @@
               <w:rPr>
                 <w:rFonts w:ascii="Arial" w:eastAsiaTheme="minorEastAsia" w:hAnsi="Arial" w:cs="Arial"/>
               </w:rPr>
+              <w:lastRenderedPageBreak/>
               <w:t>Ejecutado (sumatoria de los “qué aplica” de cada subproducto).</w:t>
             </w:r>
           </w:p>
@@ -31834,33 +32544,11 @@
                 <w:rFonts w:ascii="Arial" w:eastAsiaTheme="minorEastAsia" w:hAnsi="Arial" w:cs="Arial"/>
               </w:rPr>
             </w:pPr>
-            <w:proofErr w:type="spellStart"/>
-            <w:r>
-              <w:rPr>
-                <w:rFonts w:ascii="Arial" w:eastAsiaTheme="minorEastAsia" w:hAnsi="Arial" w:cs="Arial"/>
-              </w:rPr>
-              <w:t>EnlaceCC</w:t>
-            </w:r>
-            <w:proofErr w:type="spellEnd"/>
-            <w:r>
-              <w:rPr>
-                <w:rFonts w:ascii="Arial" w:eastAsiaTheme="minorEastAsia" w:hAnsi="Arial" w:cs="Arial"/>
-              </w:rPr>
-              <w:t xml:space="preserve">, </w:t>
-            </w:r>
-            <w:proofErr w:type="spellStart"/>
-            <w:r>
-              <w:rPr>
-                <w:rFonts w:ascii="Arial" w:eastAsiaTheme="minorEastAsia" w:hAnsi="Arial" w:cs="Arial"/>
-              </w:rPr>
-              <w:t>ResponsableCC</w:t>
-            </w:r>
-            <w:proofErr w:type="spellEnd"/>
-            <w:r>
-              <w:rPr>
-                <w:rFonts w:ascii="Arial" w:eastAsiaTheme="minorEastAsia" w:hAnsi="Arial" w:cs="Arial"/>
-              </w:rPr>
-              <w:t>, Oficial</w:t>
+            <w:r>
+              <w:rPr>
+                <w:rFonts w:ascii="Arial" w:eastAsiaTheme="minorEastAsia" w:hAnsi="Arial" w:cs="Arial"/>
+              </w:rPr>
+              <w:t>EnlaceCC, ResponsableCC, Oficial</w:t>
             </w:r>
           </w:p>
         </w:tc>
@@ -32160,52 +32848,38 @@
               <w:rPr>
                 <w:rFonts w:ascii="Arial" w:eastAsiaTheme="minorEastAsia" w:hAnsi="Arial" w:cs="Arial"/>
               </w:rPr>
+              <w:t>Al monitoreo del mes corriente se le definirá un estado de “ampliación” por lo que se le será agregado dos días hábiles para la entrega.</w:t>
+            </w:r>
+          </w:p>
+          <w:p>
+            <w:pPr>
+              <w:spacing w:after="240"/>
+              <w:jc w:val="both"/>
+              <w:rPr>
+                <w:rFonts w:ascii="Arial" w:eastAsiaTheme="minorEastAsia" w:hAnsi="Arial" w:cs="Arial"/>
+              </w:rPr>
+            </w:pPr>
+            <w:r>
+              <w:rPr>
+                <w:rFonts w:ascii="Arial" w:eastAsiaTheme="minorEastAsia" w:hAnsi="Arial" w:cs="Arial"/>
+              </w:rPr>
+              <w:t>&lt;Ampliación denegada&gt;</w:t>
+            </w:r>
+          </w:p>
+          <w:p>
+            <w:pPr>
+              <w:spacing w:after="240"/>
+              <w:jc w:val="both"/>
+              <w:rPr>
+                <w:rFonts w:ascii="Arial" w:eastAsiaTheme="minorEastAsia" w:hAnsi="Arial" w:cs="Arial"/>
+              </w:rPr>
+            </w:pPr>
+            <w:r>
+              <w:rPr>
+                <w:rFonts w:ascii="Arial" w:eastAsiaTheme="minorEastAsia" w:hAnsi="Arial" w:cs="Arial"/>
+              </w:rPr>
               <w:lastRenderedPageBreak/>
-              <w:t>Al monitoreo del mes corriente se le definirá un estado de “ampliación” por lo que se le será agregado dos días hábiles para la entrega.</w:t>
-            </w:r>
-          </w:p>
-          <w:p>
-            <w:pPr>
-              <w:spacing w:after="240"/>
-              <w:jc w:val="both"/>
-              <w:rPr>
-                <w:rFonts w:ascii="Arial" w:eastAsiaTheme="minorEastAsia" w:hAnsi="Arial" w:cs="Arial"/>
-              </w:rPr>
-            </w:pPr>
-            <w:r>
-              <w:rPr>
-                <w:rFonts w:ascii="Arial" w:eastAsiaTheme="minorEastAsia" w:hAnsi="Arial" w:cs="Arial"/>
-              </w:rPr>
-              <w:t>&lt;Ampliación denegada&gt;</w:t>
-            </w:r>
-          </w:p>
-          <w:p>
-            <w:pPr>
-              <w:spacing w:after="240"/>
-              <w:jc w:val="both"/>
-              <w:rPr>
-                <w:rFonts w:ascii="Arial" w:eastAsiaTheme="minorEastAsia" w:hAnsi="Arial" w:cs="Arial"/>
-              </w:rPr>
-            </w:pPr>
-            <w:r>
-              <w:rPr>
-                <w:rFonts w:ascii="Arial" w:eastAsiaTheme="minorEastAsia" w:hAnsi="Arial" w:cs="Arial"/>
-              </w:rPr>
-              <w:t xml:space="preserve">Se les notificará por correo electrónico la </w:t>
-            </w:r>
-            <w:proofErr w:type="spellStart"/>
-            <w:r>
-              <w:rPr>
-                <w:rFonts w:ascii="Arial" w:eastAsiaTheme="minorEastAsia" w:hAnsi="Arial" w:cs="Arial"/>
-              </w:rPr>
-              <w:t>desición</w:t>
-            </w:r>
-            <w:proofErr w:type="spellEnd"/>
-            <w:r>
-              <w:rPr>
-                <w:rFonts w:ascii="Arial" w:eastAsiaTheme="minorEastAsia" w:hAnsi="Arial" w:cs="Arial"/>
-              </w:rPr>
-              <w:t xml:space="preserve"> de DPGI.</w:t>
+              <w:t>Se les notificará por correo electrónico la desición de DPGI.</w:t>
             </w:r>
           </w:p>
           <w:p>
@@ -32594,33 +33268,11 @@
                 <w:rFonts w:ascii="Arial" w:eastAsiaTheme="minorEastAsia" w:hAnsi="Arial" w:cs="Arial"/>
               </w:rPr>
             </w:pPr>
-            <w:proofErr w:type="spellStart"/>
-            <w:r>
-              <w:rPr>
-                <w:rFonts w:ascii="Arial" w:eastAsiaTheme="minorEastAsia" w:hAnsi="Arial" w:cs="Arial"/>
-              </w:rPr>
-              <w:t>ResponsableCC</w:t>
-            </w:r>
-            <w:proofErr w:type="spellEnd"/>
-            <w:r>
-              <w:rPr>
-                <w:rFonts w:ascii="Arial" w:eastAsiaTheme="minorEastAsia" w:hAnsi="Arial" w:cs="Arial"/>
-              </w:rPr>
-              <w:t xml:space="preserve">, </w:t>
-            </w:r>
-            <w:proofErr w:type="spellStart"/>
-            <w:r>
-              <w:rPr>
-                <w:rFonts w:ascii="Arial" w:eastAsiaTheme="minorEastAsia" w:hAnsi="Arial" w:cs="Arial"/>
-              </w:rPr>
-              <w:t>EnlaceCC</w:t>
-            </w:r>
-            <w:proofErr w:type="spellEnd"/>
-            <w:r>
-              <w:rPr>
-                <w:rFonts w:ascii="Arial" w:eastAsiaTheme="minorEastAsia" w:hAnsi="Arial" w:cs="Arial"/>
-              </w:rPr>
-              <w:t>, Oficial</w:t>
+            <w:r>
+              <w:rPr>
+                <w:rFonts w:ascii="Arial" w:eastAsiaTheme="minorEastAsia" w:hAnsi="Arial" w:cs="Arial"/>
+              </w:rPr>
+              <w:t>ResponsableCC, EnlaceCC, Oficial</w:t>
             </w:r>
           </w:p>
         </w:tc>
@@ -32735,7 +33387,6 @@
               <w:rPr>
                 <w:rFonts w:ascii="Arial" w:eastAsiaTheme="minorEastAsia" w:hAnsi="Arial" w:cs="Arial"/>
               </w:rPr>
-              <w:lastRenderedPageBreak/>
               <w:t>La solicitud solo se realizará en los meses de enero, febrero y marzo</w:t>
             </w:r>
           </w:p>
@@ -32761,7 +33412,6 @@
               <w:rPr>
                 <w:rFonts w:ascii="Arial" w:eastAsiaTheme="minorEastAsia" w:hAnsi="Arial" w:cs="Arial"/>
               </w:rPr>
-              <w:lastRenderedPageBreak/>
               <w:t>Flujo básico</w:t>
             </w:r>
           </w:p>
@@ -32817,6 +33467,7 @@
               <w:rPr>
                 <w:rFonts w:ascii="Arial" w:eastAsiaTheme="minorEastAsia" w:hAnsi="Arial" w:cs="Arial"/>
               </w:rPr>
+              <w:lastRenderedPageBreak/>
               <w:t>Se notificará a DPGI por correo electrónico.</w:t>
             </w:r>
           </w:p>
@@ -33087,37 +33738,37 @@
               <w:rPr>
                 <w:rFonts w:ascii="Arial" w:eastAsiaTheme="minorEastAsia" w:hAnsi="Arial" w:cs="Arial"/>
               </w:rPr>
+              <w:t>Se asociarán los datos del “Borrador” con las metas aún actuales (se verá en posteriores casos de uso).</w:t>
+            </w:r>
+          </w:p>
+          <w:p>
+            <w:pPr>
+              <w:spacing w:after="240"/>
+              <w:jc w:val="both"/>
+              <w:rPr>
+                <w:rFonts w:ascii="Arial" w:eastAsiaTheme="minorEastAsia" w:hAnsi="Arial" w:cs="Arial"/>
+              </w:rPr>
+            </w:pPr>
+            <w:r>
+              <w:rPr>
+                <w:rFonts w:ascii="Arial" w:eastAsiaTheme="minorEastAsia" w:hAnsi="Arial" w:cs="Arial"/>
+              </w:rPr>
+              <w:t>&lt;Alertas&gt;</w:t>
+            </w:r>
+          </w:p>
+          <w:p>
+            <w:pPr>
+              <w:spacing w:after="240"/>
+              <w:jc w:val="both"/>
+              <w:rPr>
+                <w:rFonts w:ascii="Arial" w:eastAsiaTheme="minorEastAsia" w:hAnsi="Arial" w:cs="Arial"/>
+              </w:rPr>
+            </w:pPr>
+            <w:r>
+              <w:rPr>
+                <w:rFonts w:ascii="Arial" w:eastAsiaTheme="minorEastAsia" w:hAnsi="Arial" w:cs="Arial"/>
+              </w:rPr>
               <w:lastRenderedPageBreak/>
-              <w:t>Se asociarán los datos del “Borrador” con las metas aún actuales (se verá en posteriores casos de uso).</w:t>
-            </w:r>
-          </w:p>
-          <w:p>
-            <w:pPr>
-              <w:spacing w:after="240"/>
-              <w:jc w:val="both"/>
-              <w:rPr>
-                <w:rFonts w:ascii="Arial" w:eastAsiaTheme="minorEastAsia" w:hAnsi="Arial" w:cs="Arial"/>
-              </w:rPr>
-            </w:pPr>
-            <w:r>
-              <w:rPr>
-                <w:rFonts w:ascii="Arial" w:eastAsiaTheme="minorEastAsia" w:hAnsi="Arial" w:cs="Arial"/>
-              </w:rPr>
-              <w:t>&lt;Alertas&gt;</w:t>
-            </w:r>
-          </w:p>
-          <w:p>
-            <w:pPr>
-              <w:spacing w:after="240"/>
-              <w:jc w:val="both"/>
-              <w:rPr>
-                <w:rFonts w:ascii="Arial" w:eastAsiaTheme="minorEastAsia" w:hAnsi="Arial" w:cs="Arial"/>
-              </w:rPr>
-            </w:pPr>
-            <w:r>
-              <w:rPr>
-                <w:rFonts w:ascii="Arial" w:eastAsiaTheme="minorEastAsia" w:hAnsi="Arial" w:cs="Arial"/>
-              </w:rPr>
               <w:t>En cada proceso (descarga/carga) se deberá visualizar si el proceso se realizó con o sin éxito.</w:t>
             </w:r>
           </w:p>
@@ -33514,7 +34165,6 @@
               <w:rPr>
                 <w:rFonts w:ascii="Arial" w:eastAsiaTheme="minorEastAsia" w:hAnsi="Arial" w:cs="Arial"/>
               </w:rPr>
-              <w:lastRenderedPageBreak/>
               <w:t>Descripción</w:t>
             </w:r>
           </w:p>
@@ -33600,28 +34250,12 @@
                 <w:rFonts w:ascii="Arial" w:eastAsiaTheme="minorEastAsia" w:hAnsi="Arial" w:cs="Arial"/>
               </w:rPr>
             </w:pPr>
-            <w:proofErr w:type="spellStart"/>
-            <w:r>
-              <w:rPr>
-                <w:rFonts w:ascii="Arial" w:eastAsiaTheme="minorEastAsia" w:hAnsi="Arial" w:cs="Arial"/>
-              </w:rPr>
-              <w:t>EnlaceCC</w:t>
-            </w:r>
-            <w:proofErr w:type="spellEnd"/>
-            <w:r>
-              <w:rPr>
-                <w:rFonts w:ascii="Arial" w:eastAsiaTheme="minorEastAsia" w:hAnsi="Arial" w:cs="Arial"/>
-              </w:rPr>
-              <w:t xml:space="preserve">, </w:t>
-            </w:r>
-            <w:proofErr w:type="spellStart"/>
-            <w:r>
-              <w:rPr>
-                <w:rFonts w:ascii="Arial" w:eastAsiaTheme="minorEastAsia" w:hAnsi="Arial" w:cs="Arial"/>
-              </w:rPr>
-              <w:t>ResponsableCC</w:t>
-            </w:r>
-            <w:proofErr w:type="spellEnd"/>
+            <w:r>
+              <w:rPr>
+                <w:rFonts w:ascii="Arial" w:eastAsiaTheme="minorEastAsia" w:hAnsi="Arial" w:cs="Arial"/>
+              </w:rPr>
+              <w:t>EnlaceCC, ResponsableCC</w:t>
+            </w:r>
           </w:p>
         </w:tc>
       </w:tr>
@@ -33645,6 +34279,7 @@
               <w:rPr>
                 <w:rFonts w:ascii="Arial" w:eastAsiaTheme="minorEastAsia" w:hAnsi="Arial" w:cs="Arial"/>
               </w:rPr>
+              <w:lastRenderedPageBreak/>
               <w:t>Contexto</w:t>
             </w:r>
           </w:p>
@@ -33947,7 +34582,6 @@
               <w:rPr>
                 <w:rFonts w:ascii="Arial" w:eastAsiaTheme="minorEastAsia" w:hAnsi="Arial" w:cs="Arial"/>
               </w:rPr>
-              <w:lastRenderedPageBreak/>
               <w:t>Se notificará a los responsables de los CC de la decisión.</w:t>
             </w:r>
           </w:p>
@@ -33983,6 +34617,7 @@
               <w:rPr>
                 <w:rFonts w:ascii="Arial" w:eastAsiaTheme="minorEastAsia" w:hAnsi="Arial" w:cs="Arial"/>
               </w:rPr>
+              <w:lastRenderedPageBreak/>
               <w:t>&lt;Alertas&gt;</w:t>
             </w:r>
           </w:p>
@@ -34429,33 +35064,11 @@
                 <w:rFonts w:ascii="Arial" w:eastAsiaTheme="minorEastAsia" w:hAnsi="Arial" w:cs="Arial"/>
               </w:rPr>
             </w:pPr>
-            <w:proofErr w:type="spellStart"/>
-            <w:r>
-              <w:rPr>
-                <w:rFonts w:ascii="Arial" w:eastAsiaTheme="minorEastAsia" w:hAnsi="Arial" w:cs="Arial"/>
-              </w:rPr>
-              <w:t>ResponsableCC</w:t>
-            </w:r>
-            <w:proofErr w:type="spellEnd"/>
-            <w:r>
-              <w:rPr>
-                <w:rFonts w:ascii="Arial" w:eastAsiaTheme="minorEastAsia" w:hAnsi="Arial" w:cs="Arial"/>
-              </w:rPr>
-              <w:t xml:space="preserve">, </w:t>
-            </w:r>
-            <w:proofErr w:type="spellStart"/>
-            <w:r>
-              <w:rPr>
-                <w:rFonts w:ascii="Arial" w:eastAsiaTheme="minorEastAsia" w:hAnsi="Arial" w:cs="Arial"/>
-              </w:rPr>
-              <w:t>EnlaceCC</w:t>
-            </w:r>
-            <w:proofErr w:type="spellEnd"/>
-            <w:r>
-              <w:rPr>
-                <w:rFonts w:ascii="Arial" w:eastAsiaTheme="minorEastAsia" w:hAnsi="Arial" w:cs="Arial"/>
-              </w:rPr>
-              <w:t>, Oficial</w:t>
+            <w:r>
+              <w:rPr>
+                <w:rFonts w:ascii="Arial" w:eastAsiaTheme="minorEastAsia" w:hAnsi="Arial" w:cs="Arial"/>
+              </w:rPr>
+              <w:t>ResponsableCC, EnlaceCC, Oficial</w:t>
             </w:r>
           </w:p>
         </w:tc>
@@ -34480,7 +35093,6 @@
               <w:rPr>
                 <w:rFonts w:ascii="Arial" w:eastAsiaTheme="minorEastAsia" w:hAnsi="Arial" w:cs="Arial"/>
               </w:rPr>
-              <w:lastRenderedPageBreak/>
               <w:t>Contexto</w:t>
             </w:r>
           </w:p>
@@ -34625,6 +35237,7 @@
               <w:rPr>
                 <w:rFonts w:ascii="Arial" w:eastAsiaTheme="minorEastAsia" w:hAnsi="Arial" w:cs="Arial"/>
               </w:rPr>
+              <w:lastRenderedPageBreak/>
               <w:t>Meta ajustada.</w:t>
             </w:r>
           </w:p>
@@ -34870,7 +35483,6 @@
               <w:rPr>
                 <w:rFonts w:ascii="Arial" w:eastAsiaTheme="minorEastAsia" w:hAnsi="Arial" w:cs="Arial"/>
               </w:rPr>
-              <w:lastRenderedPageBreak/>
               <w:t>En cada proceso (descarga/carga) se deberá visualizar si el proceso se realizó con o sin éxito.</w:t>
             </w:r>
           </w:p>
@@ -34947,6 +35559,7 @@
               <w:rPr>
                 <w:rFonts w:ascii="Arial" w:eastAsiaTheme="minorEastAsia" w:hAnsi="Arial" w:cs="Arial"/>
               </w:rPr>
+              <w:lastRenderedPageBreak/>
               <w:t>Los estados para este proceso irán variando, dependiendo de las elecciones de los que dispongan de las acciones de validaciones/rechazos/aprobaciones.</w:t>
             </w:r>
           </w:p>
@@ -34987,6 +35600,7 @@
               <w:rPr>
                 <w:rFonts w:ascii="Arial" w:eastAsiaTheme="minorEastAsia" w:hAnsi="Arial" w:cs="Arial"/>
               </w:rPr>
+              <w:lastRenderedPageBreak/>
               <w:t>Salida</w:t>
             </w:r>
           </w:p>
@@ -35254,14 +35868,12 @@
                 <w:rFonts w:ascii="Arial" w:eastAsiaTheme="minorEastAsia" w:hAnsi="Arial" w:cs="Arial"/>
               </w:rPr>
             </w:pPr>
-            <w:proofErr w:type="spellStart"/>
             <w:r>
               <w:rPr>
                 <w:rFonts w:ascii="Arial" w:eastAsiaTheme="minorEastAsia" w:hAnsi="Arial" w:cs="Arial"/>
               </w:rPr>
               <w:t>EnlaceCC</w:t>
             </w:r>
-            <w:proofErr w:type="spellEnd"/>
           </w:p>
         </w:tc>
       </w:tr>
@@ -35435,7 +36047,6 @@
               <w:rPr>
                 <w:rFonts w:ascii="Arial" w:eastAsiaTheme="minorEastAsia" w:hAnsi="Arial" w:cs="Arial"/>
               </w:rPr>
-              <w:lastRenderedPageBreak/>
               <w:t>Desde el menú estará disponible la opción de “Clasificadores de niñez”; se seleccionará el año de interés para visualizar la tabla y el ingreso de registros.</w:t>
             </w:r>
           </w:p>
@@ -35471,6 +36082,7 @@
               <w:rPr>
                 <w:rFonts w:ascii="Arial" w:eastAsiaTheme="minorEastAsia" w:hAnsi="Arial" w:cs="Arial"/>
               </w:rPr>
+              <w:lastRenderedPageBreak/>
               <w:t>Ejecutado (No. De niños).</w:t>
             </w:r>
           </w:p>
@@ -35881,7 +36493,6 @@
               <w:rPr>
                 <w:rFonts w:ascii="Arial" w:eastAsiaTheme="minorEastAsia" w:hAnsi="Arial" w:cs="Arial"/>
               </w:rPr>
-              <w:lastRenderedPageBreak/>
               <w:t>&lt;Descarga y carga de fichero&gt;</w:t>
             </w:r>
           </w:p>
@@ -36244,14 +36855,12 @@
                 <w:rFonts w:ascii="Arial" w:eastAsiaTheme="minorEastAsia" w:hAnsi="Arial" w:cs="Arial"/>
               </w:rPr>
             </w:pPr>
-            <w:proofErr w:type="spellStart"/>
             <w:r>
               <w:rPr>
                 <w:rFonts w:ascii="Arial" w:eastAsiaTheme="minorEastAsia" w:hAnsi="Arial" w:cs="Arial"/>
               </w:rPr>
               <w:t>EnlaceCC</w:t>
             </w:r>
-            <w:proofErr w:type="spellEnd"/>
           </w:p>
         </w:tc>
       </w:tr>
@@ -36455,7 +37064,6 @@
               <w:rPr>
                 <w:rFonts w:ascii="Arial" w:eastAsiaTheme="minorEastAsia" w:hAnsi="Arial" w:cs="Arial"/>
               </w:rPr>
-              <w:lastRenderedPageBreak/>
               <w:t>Tomando en cuenta el dato anterior:</w:t>
             </w:r>
           </w:p>
@@ -36571,6 +37179,7 @@
               <w:rPr>
                 <w:rFonts w:ascii="Arial" w:eastAsiaTheme="minorEastAsia" w:hAnsi="Arial" w:cs="Arial"/>
               </w:rPr>
+              <w:lastRenderedPageBreak/>
               <w:t>&lt;Formato de clasificador en&gt;</w:t>
             </w:r>
           </w:p>
@@ -36876,7 +37485,6 @@
               <w:rPr>
                 <w:rFonts w:ascii="Arial" w:eastAsiaTheme="minorEastAsia" w:hAnsi="Arial" w:cs="Arial"/>
               </w:rPr>
-              <w:lastRenderedPageBreak/>
               <w:t>&lt;Fin del caso de uso&gt;</w:t>
             </w:r>
           </w:p>
@@ -37056,7 +37664,7 @@
           <w:szCs w:val="28"/>
         </w:rPr>
       </w:pPr>
-      <w:bookmarkStart w:id="7" w:name="_Toc167274406"/>
+      <w:bookmarkStart w:id="9" w:name="_Toc167274406"/>
       <w:r>
         <w:rPr>
           <w:rFonts w:ascii="Arial" w:eastAsiaTheme="minorEastAsia" w:hAnsi="Arial" w:cs="Arial"/>
@@ -37067,7 +37675,7 @@
         </w:rPr>
         <w:t>Diagrama de Secuencia</w:t>
       </w:r>
-      <w:bookmarkEnd w:id="7"/>
+      <w:bookmarkEnd w:id="9"/>
     </w:p>
     <w:p>
       <w:pPr>
@@ -37134,7 +37742,7 @@
                     <pic:cNvPicPr/>
                   </pic:nvPicPr>
                   <pic:blipFill>
-                    <a:blip r:embed="rId18">
+                    <a:blip r:embed="rId19">
                       <a:extLst>
                         <a:ext uri="{28A0092B-C50C-407E-A947-70E740481C1C}">
                           <a14:useLocalDpi xmlns:a14="http://schemas.microsoft.com/office/drawing/2010/main" val="0"/>
@@ -37345,6 +37953,7 @@
           <w:noProof/>
           <w:lang w:eastAsia="es-GT"/>
         </w:rPr>
+        <w:lastRenderedPageBreak/>
         <w:drawing>
           <wp:inline distT="0" distB="0" distL="0" distR="0" wp14:anchorId="6A1D80A8" wp14:editId="68079FCF">
             <wp:extent cx="5410198" cy="2390775"/>
@@ -37361,7 +37970,7 @@
                     <pic:cNvPicPr/>
                   </pic:nvPicPr>
                   <pic:blipFill>
-                    <a:blip r:embed="rId19">
+                    <a:blip r:embed="rId20">
                       <a:extLst>
                         <a:ext uri="{28A0092B-C50C-407E-A947-70E740481C1C}">
                           <a14:useLocalDpi xmlns:a14="http://schemas.microsoft.com/office/drawing/2010/main" val="0"/>
@@ -37500,7 +38109,6 @@
           <w:noProof/>
           <w:lang w:eastAsia="es-GT"/>
         </w:rPr>
-        <w:lastRenderedPageBreak/>
         <w:drawing>
           <wp:inline distT="0" distB="0" distL="0" distR="0" wp14:anchorId="6EBFFEE0" wp14:editId="72CB5DBE">
             <wp:extent cx="4972050" cy="2661098"/>
@@ -37517,7 +38125,7 @@
                     <pic:cNvPicPr/>
                   </pic:nvPicPr>
                   <pic:blipFill>
-                    <a:blip r:embed="rId20">
+                    <a:blip r:embed="rId21">
                       <a:extLst>
                         <a:ext uri="{28A0092B-C50C-407E-A947-70E740481C1C}">
                           <a14:useLocalDpi xmlns:a14="http://schemas.microsoft.com/office/drawing/2010/main" val="0"/>
@@ -37639,6 +38247,7 @@
           <w:noProof/>
           <w:lang w:eastAsia="es-GT"/>
         </w:rPr>
+        <w:lastRenderedPageBreak/>
         <w:drawing>
           <wp:inline distT="0" distB="0" distL="0" distR="0" wp14:anchorId="51FD9372" wp14:editId="76375831">
             <wp:extent cx="4458167" cy="2715714"/>
@@ -37655,7 +38264,7 @@
                     <pic:cNvPicPr/>
                   </pic:nvPicPr>
                   <pic:blipFill>
-                    <a:blip r:embed="rId21">
+                    <a:blip r:embed="rId22">
                       <a:extLst>
                         <a:ext uri="{28A0092B-C50C-407E-A947-70E740481C1C}">
                           <a14:useLocalDpi xmlns:a14="http://schemas.microsoft.com/office/drawing/2010/main" val="0"/>
@@ -37760,7 +38369,7 @@
           <w:szCs w:val="28"/>
         </w:rPr>
       </w:pPr>
-      <w:bookmarkStart w:id="8" w:name="_Toc167274407"/>
+      <w:bookmarkStart w:id="10" w:name="_Toc167274407"/>
       <w:r>
         <w:rPr>
           <w:rFonts w:ascii="Arial" w:eastAsiaTheme="minorEastAsia" w:hAnsi="Arial" w:cs="Arial"/>
@@ -37769,10 +38378,9 @@
           <w:sz w:val="28"/>
           <w:szCs w:val="28"/>
         </w:rPr>
-        <w:lastRenderedPageBreak/>
         <w:t>Diagramas de estado</w:t>
       </w:r>
-      <w:bookmarkEnd w:id="8"/>
+      <w:bookmarkEnd w:id="10"/>
     </w:p>
     <w:p>
       <w:pPr>
@@ -37870,7 +38478,7 @@
                     <pic:cNvPicPr/>
                   </pic:nvPicPr>
                   <pic:blipFill>
-                    <a:blip r:embed="rId22">
+                    <a:blip r:embed="rId23">
                       <a:extLst>
                         <a:ext uri="{28A0092B-C50C-407E-A947-70E740481C1C}">
                           <a14:useLocalDpi xmlns:a14="http://schemas.microsoft.com/office/drawing/2010/main" val="0"/>
@@ -37949,6 +38557,7 @@
           <w:i/>
           <w:iCs/>
         </w:rPr>
+        <w:lastRenderedPageBreak/>
         <w:t>Diagrama de e</w:t>
       </w:r>
       <w:r>
@@ -38015,7 +38624,7 @@
                     <pic:cNvPicPr/>
                   </pic:nvPicPr>
                   <pic:blipFill>
-                    <a:blip r:embed="rId23">
+                    <a:blip r:embed="rId24">
                       <a:extLst>
                         <a:ext uri="{28A0092B-C50C-407E-A947-70E740481C1C}">
                           <a14:useLocalDpi xmlns:a14="http://schemas.microsoft.com/office/drawing/2010/main" val="0"/>
@@ -38221,7 +38830,7 @@
                     <pic:cNvPicPr/>
                   </pic:nvPicPr>
                   <pic:blipFill>
-                    <a:blip r:embed="rId24">
+                    <a:blip r:embed="rId25">
                       <a:extLst>
                         <a:ext uri="{28A0092B-C50C-407E-A947-70E740481C1C}">
                           <a14:useLocalDpi xmlns:a14="http://schemas.microsoft.com/office/drawing/2010/main" val="0"/>
@@ -38354,6 +38963,7 @@
           <w:noProof/>
           <w:lang w:eastAsia="es-GT"/>
         </w:rPr>
+        <w:lastRenderedPageBreak/>
         <w:drawing>
           <wp:inline distT="0" distB="0" distL="0" distR="0" wp14:anchorId="0711D8D5" wp14:editId="6268D835">
             <wp:extent cx="5410198" cy="3000375"/>
@@ -38370,7 +38980,7 @@
                     <pic:cNvPicPr/>
                   </pic:nvPicPr>
                   <pic:blipFill>
-                    <a:blip r:embed="rId23">
+                    <a:blip r:embed="rId24">
                       <a:extLst>
                         <a:ext uri="{28A0092B-C50C-407E-A947-70E740481C1C}">
                           <a14:useLocalDpi xmlns:a14="http://schemas.microsoft.com/office/drawing/2010/main" val="0"/>
@@ -38458,7 +39068,6 @@
           <w:i/>
           <w:iCs/>
         </w:rPr>
-        <w:lastRenderedPageBreak/>
         <w:t>Diagrama de estados de POA ampliado</w:t>
       </w:r>
     </w:p>
@@ -38506,7 +39115,7 @@
                     <pic:cNvPicPr/>
                   </pic:nvPicPr>
                   <pic:blipFill>
-                    <a:blip r:embed="rId24">
+                    <a:blip r:embed="rId25">
                       <a:extLst>
                         <a:ext uri="{28A0092B-C50C-407E-A947-70E740481C1C}">
                           <a14:useLocalDpi xmlns:a14="http://schemas.microsoft.com/office/drawing/2010/main" val="0"/>
@@ -38588,7 +39197,7 @@
           <w:szCs w:val="28"/>
         </w:rPr>
       </w:pPr>
-      <w:bookmarkStart w:id="9" w:name="_Toc167274408"/>
+      <w:bookmarkStart w:id="11" w:name="_Toc167274408"/>
       <w:r>
         <w:rPr>
           <w:rFonts w:ascii="Arial" w:eastAsiaTheme="minorEastAsia" w:hAnsi="Arial" w:cs="Arial"/>
@@ -38609,7 +39218,7 @@
         </w:rPr>
         <w:t>ER</w:t>
       </w:r>
-      <w:bookmarkEnd w:id="9"/>
+      <w:bookmarkEnd w:id="11"/>
     </w:p>
     <w:p>
       <w:pPr>
@@ -38651,7 +39260,6 @@
           <w:noProof/>
           <w:lang w:eastAsia="es-GT"/>
         </w:rPr>
-        <w:lastRenderedPageBreak/>
         <w:drawing>
           <wp:inline distT="0" distB="0" distL="0" distR="0" wp14:anchorId="15E6CBC9" wp14:editId="0CEBF20E">
             <wp:extent cx="5410198" cy="3752850"/>
@@ -38668,7 +39276,7 @@
                     <pic:cNvPicPr/>
                   </pic:nvPicPr>
                   <pic:blipFill>
-                    <a:blip r:embed="rId25" cstate="print">
+                    <a:blip r:embed="rId26" cstate="print">
                       <a:extLst>
                         <a:ext uri="{28A0092B-C50C-407E-A947-70E740481C1C}">
                           <a14:useLocalDpi xmlns:a14="http://schemas.microsoft.com/office/drawing/2010/main" val="0"/>
@@ -38835,7 +39443,7 @@
           <w:szCs w:val="28"/>
         </w:rPr>
       </w:pPr>
-      <w:bookmarkStart w:id="10" w:name="_Toc167274409"/>
+      <w:bookmarkStart w:id="12" w:name="_Toc167274409"/>
       <w:r>
         <w:rPr>
           <w:rFonts w:ascii="Arial" w:eastAsiaTheme="minorEastAsia" w:hAnsi="Arial" w:cs="Arial"/>
@@ -38846,7 +39454,7 @@
         </w:rPr>
         <w:t>Requerimientos no funcionales</w:t>
       </w:r>
-      <w:bookmarkEnd w:id="10"/>
+      <w:bookmarkEnd w:id="12"/>
     </w:p>
     <w:p>
       <w:pPr>
@@ -38972,28 +39580,7 @@
         <w:rPr>
           <w:rFonts w:ascii="Arial" w:eastAsiaTheme="minorEastAsia" w:hAnsi="Arial" w:cs="Arial"/>
         </w:rPr>
-        <w:t xml:space="preserve">programación SPA (Single Page </w:t>
-      </w:r>
-      <w:proofErr w:type="spellStart"/>
-      <w:r>
-        <w:rPr>
-          <w:rFonts w:ascii="Arial" w:eastAsiaTheme="minorEastAsia" w:hAnsi="Arial" w:cs="Arial"/>
-        </w:rPr>
-        <w:t>Application</w:t>
-      </w:r>
-      <w:proofErr w:type="spellEnd"/>
-      <w:r>
-        <w:rPr>
-          <w:rFonts w:ascii="Arial" w:eastAsiaTheme="minorEastAsia" w:hAnsi="Arial" w:cs="Arial"/>
-        </w:rPr>
-        <w:t xml:space="preserve">), con el lenguaje </w:t>
-      </w:r>
-      <w:proofErr w:type="spellStart"/>
-      <w:r>
-        <w:rPr>
-          <w:rFonts w:ascii="Arial" w:eastAsiaTheme="minorEastAsia" w:hAnsi="Arial" w:cs="Arial"/>
-        </w:rPr>
-        <w:t>ReactJ</w:t>
+        <w:t>programación SPA (Single Page Application), con el lenguaje ReactJ</w:t>
       </w:r>
       <w:r>
         <w:rPr>
@@ -39001,7 +39588,6 @@
         </w:rPr>
         <w:t>S</w:t>
       </w:r>
-      <w:proofErr w:type="spellEnd"/>
       <w:r>
         <w:rPr>
           <w:rFonts w:ascii="Arial" w:eastAsiaTheme="minorEastAsia" w:hAnsi="Arial" w:cs="Arial"/>
@@ -39045,7 +39631,7 @@
           <w:szCs w:val="24"/>
         </w:rPr>
       </w:pPr>
-      <w:bookmarkStart w:id="11" w:name="_Toc167274410"/>
+      <w:bookmarkStart w:id="13" w:name="_Toc167274410"/>
       <w:r>
         <w:rPr>
           <w:rFonts w:ascii="Arial" w:eastAsiaTheme="minorEastAsia" w:hAnsi="Arial" w:cs="Arial"/>
@@ -39056,7 +39642,7 @@
         </w:rPr>
         <w:t>Autenticación y autorización</w:t>
       </w:r>
-      <w:bookmarkEnd w:id="11"/>
+      <w:bookmarkEnd w:id="13"/>
     </w:p>
     <w:p>
       <w:pPr>
@@ -39310,7 +39896,7 @@
           <w:szCs w:val="24"/>
         </w:rPr>
       </w:pPr>
-      <w:bookmarkStart w:id="12" w:name="_Toc167274411"/>
+      <w:bookmarkStart w:id="14" w:name="_Toc167274411"/>
       <w:r>
         <w:rPr>
           <w:rFonts w:ascii="Arial" w:eastAsiaTheme="minorEastAsia" w:hAnsi="Arial" w:cs="Arial"/>
@@ -39321,7 +39907,7 @@
         </w:rPr>
         <w:t>Seguridad de datos</w:t>
       </w:r>
-      <w:bookmarkEnd w:id="12"/>
+      <w:bookmarkEnd w:id="14"/>
     </w:p>
     <w:p>
       <w:pPr>
@@ -39465,14 +40051,7 @@
         <w:rPr>
           <w:rFonts w:ascii="Arial" w:eastAsiaTheme="minorEastAsia" w:hAnsi="Arial" w:cs="Arial"/>
         </w:rPr>
-        <w:t xml:space="preserve"> se usará </w:t>
-      </w:r>
-      <w:proofErr w:type="spellStart"/>
-      <w:r>
-        <w:rPr>
-          <w:rFonts w:ascii="Arial" w:eastAsiaTheme="minorEastAsia" w:hAnsi="Arial" w:cs="Arial"/>
-        </w:rPr>
-        <w:t>q</w:t>
+        <w:t xml:space="preserve"> se usará q</w:t>
       </w:r>
       <w:r>
         <w:rPr>
@@ -39480,26 +40059,11 @@
         </w:rPr>
         <w:t>uery</w:t>
       </w:r>
-      <w:proofErr w:type="spellEnd"/>
       <w:r>
         <w:rPr>
           <w:rFonts w:ascii="Arial" w:eastAsiaTheme="minorEastAsia" w:hAnsi="Arial" w:cs="Arial"/>
         </w:rPr>
-        <w:t xml:space="preserve"> </w:t>
-      </w:r>
-      <w:proofErr w:type="spellStart"/>
-      <w:r>
-        <w:rPr>
-          <w:rFonts w:ascii="Arial" w:eastAsiaTheme="minorEastAsia" w:hAnsi="Arial" w:cs="Arial"/>
-        </w:rPr>
-        <w:t>builder</w:t>
-      </w:r>
-      <w:proofErr w:type="spellEnd"/>
-      <w:r>
-        <w:rPr>
-          <w:rFonts w:ascii="Arial" w:eastAsiaTheme="minorEastAsia" w:hAnsi="Arial" w:cs="Arial"/>
-        </w:rPr>
-        <w:t xml:space="preserve"> (también accesible desde Laravel)</w:t>
+        <w:t xml:space="preserve"> builder (también accesible desde Laravel)</w:t>
       </w:r>
       <w:r>
         <w:rPr>
@@ -39531,30 +40095,8 @@
         <w:rPr>
           <w:rFonts w:ascii="Arial" w:eastAsiaTheme="minorEastAsia" w:hAnsi="Arial" w:cs="Arial"/>
         </w:rPr>
-        <w:t xml:space="preserve">se haga uso de </w:t>
+        <w:t>se haga uso de query builder</w:t>
       </w:r>
-      <w:proofErr w:type="spellStart"/>
-      <w:r>
-        <w:rPr>
-          <w:rFonts w:ascii="Arial" w:eastAsiaTheme="minorEastAsia" w:hAnsi="Arial" w:cs="Arial"/>
-        </w:rPr>
-        <w:t>query</w:t>
-      </w:r>
-      <w:proofErr w:type="spellEnd"/>
-      <w:r>
-        <w:rPr>
-          <w:rFonts w:ascii="Arial" w:eastAsiaTheme="minorEastAsia" w:hAnsi="Arial" w:cs="Arial"/>
-        </w:rPr>
-        <w:t xml:space="preserve"> </w:t>
-      </w:r>
-      <w:proofErr w:type="spellStart"/>
-      <w:r>
-        <w:rPr>
-          <w:rFonts w:ascii="Arial" w:eastAsiaTheme="minorEastAsia" w:hAnsi="Arial" w:cs="Arial"/>
-        </w:rPr>
-        <w:t>builder</w:t>
-      </w:r>
-      <w:proofErr w:type="spellEnd"/>
       <w:r>
         <w:rPr>
           <w:rFonts w:ascii="Arial" w:eastAsiaTheme="minorEastAsia" w:hAnsi="Arial" w:cs="Arial"/>
@@ -39705,14 +40247,7 @@
         <w:rPr>
           <w:rFonts w:ascii="Arial" w:eastAsiaTheme="minorEastAsia" w:hAnsi="Arial" w:cs="Arial"/>
         </w:rPr>
-        <w:t xml:space="preserve"> que ofrece las </w:t>
-      </w:r>
-      <w:proofErr w:type="spellStart"/>
-      <w:r>
-        <w:rPr>
-          <w:rFonts w:ascii="Arial" w:eastAsiaTheme="minorEastAsia" w:hAnsi="Arial" w:cs="Arial"/>
-        </w:rPr>
-        <w:t>API</w:t>
+        <w:t xml:space="preserve"> que ofrece las API</w:t>
       </w:r>
       <w:r>
         <w:rPr>
@@ -39724,14 +40259,7 @@
         <w:rPr>
           <w:rFonts w:ascii="Arial" w:eastAsiaTheme="minorEastAsia" w:hAnsi="Arial" w:cs="Arial"/>
         </w:rPr>
-        <w:t>s</w:t>
-      </w:r>
-      <w:proofErr w:type="spellEnd"/>
-      <w:r>
-        <w:rPr>
-          <w:rFonts w:ascii="Arial" w:eastAsiaTheme="minorEastAsia" w:hAnsi="Arial" w:cs="Arial"/>
-        </w:rPr>
-        <w:t xml:space="preserve"> de cada una.</w:t>
+        <w:t>s de cada una.</w:t>
       </w:r>
     </w:p>
     <w:p>
@@ -39763,14 +40291,7 @@
         <w:rPr>
           <w:rFonts w:ascii="Arial" w:eastAsiaTheme="minorEastAsia" w:hAnsi="Arial" w:cs="Arial"/>
         </w:rPr>
-        <w:t xml:space="preserve"> </w:t>
-      </w:r>
-      <w:proofErr w:type="spellStart"/>
-      <w:r>
-        <w:rPr>
-          <w:rFonts w:ascii="Arial" w:eastAsiaTheme="minorEastAsia" w:hAnsi="Arial" w:cs="Arial"/>
-        </w:rPr>
-        <w:t>API</w:t>
+        <w:t xml:space="preserve"> API</w:t>
       </w:r>
       <w:r>
         <w:rPr>
@@ -39784,7 +40305,6 @@
         </w:rPr>
         <w:t>s</w:t>
       </w:r>
-      <w:proofErr w:type="spellEnd"/>
       <w:r>
         <w:rPr>
           <w:rFonts w:ascii="Arial" w:eastAsiaTheme="minorEastAsia" w:hAnsi="Arial" w:cs="Arial"/>
@@ -40166,7 +40686,7 @@
           <w:szCs w:val="24"/>
         </w:rPr>
       </w:pPr>
-      <w:bookmarkStart w:id="13" w:name="_Toc167274412"/>
+      <w:bookmarkStart w:id="15" w:name="_Toc167274412"/>
       <w:r>
         <w:rPr>
           <w:rFonts w:ascii="Arial" w:eastAsiaTheme="minorEastAsia" w:hAnsi="Arial" w:cs="Arial"/>
@@ -40177,7 +40697,7 @@
         </w:rPr>
         <w:t>Almacenamiento</w:t>
       </w:r>
-      <w:bookmarkEnd w:id="13"/>
+      <w:bookmarkEnd w:id="15"/>
     </w:p>
     <w:p>
       <w:pPr>
@@ -40626,7 +41146,7 @@
           <w:lang w:val="es-ES"/>
         </w:rPr>
       </w:pPr>
-      <w:bookmarkStart w:id="14" w:name="_Toc167274413"/>
+      <w:bookmarkStart w:id="16" w:name="_Toc167274413"/>
       <w:r>
         <w:rPr>
           <w:rFonts w:ascii="Arial" w:eastAsiaTheme="minorEastAsia" w:hAnsi="Arial" w:cs="Arial"/>
@@ -40637,7 +41157,7 @@
         </w:rPr>
         <w:t>Integración</w:t>
       </w:r>
-      <w:bookmarkEnd w:id="14"/>
+      <w:bookmarkEnd w:id="16"/>
     </w:p>
     <w:p>
       <w:pPr>
@@ -40730,23 +41250,7 @@
           <w:rFonts w:ascii="Arial" w:eastAsiaTheme="minorEastAsia" w:hAnsi="Arial" w:cs="Arial"/>
           <w:lang w:eastAsia="en-US"/>
         </w:rPr>
-        <w:t>La información externa (</w:t>
-      </w:r>
-      <w:proofErr w:type="spellStart"/>
-      <w:r>
-        <w:rPr>
-          <w:rFonts w:ascii="Arial" w:eastAsiaTheme="minorEastAsia" w:hAnsi="Arial" w:cs="Arial"/>
-          <w:lang w:eastAsia="en-US"/>
-        </w:rPr>
-        <w:t>API’s</w:t>
-      </w:r>
-      <w:proofErr w:type="spellEnd"/>
-      <w:r>
-        <w:rPr>
-          <w:rFonts w:ascii="Arial" w:eastAsiaTheme="minorEastAsia" w:hAnsi="Arial" w:cs="Arial"/>
-          <w:lang w:eastAsia="en-US"/>
-        </w:rPr>
-        <w:t xml:space="preserve"> de sistemas ajenos) deberán alimentar las</w:t>
+        <w:t>La información externa (API’s de sistemas ajenos) deberán alimentar las</w:t>
       </w:r>
       <w:r>
         <w:rPr>
@@ -40930,7 +41434,7 @@
           <w:szCs w:val="28"/>
         </w:rPr>
       </w:pPr>
-      <w:bookmarkStart w:id="15" w:name="_Toc167274414"/>
+      <w:bookmarkStart w:id="17" w:name="_Toc167274414"/>
       <w:r>
         <w:rPr>
           <w:rFonts w:ascii="Arial" w:eastAsiaTheme="minorEastAsia" w:hAnsi="Arial" w:cs="Arial"/>
@@ -40941,7 +41445,7 @@
         </w:rPr>
         <w:t>Planificación de ciclos de desarrollo</w:t>
       </w:r>
-      <w:bookmarkEnd w:id="15"/>
+      <w:bookmarkEnd w:id="17"/>
     </w:p>
     <w:tbl>
       <w:tblPr>
@@ -41282,7 +41786,7 @@
           <w:szCs w:val="28"/>
         </w:rPr>
       </w:pPr>
-      <w:bookmarkStart w:id="16" w:name="_Toc167274415"/>
+      <w:bookmarkStart w:id="18" w:name="_Toc167274415"/>
       <w:r>
         <w:rPr>
           <w:rFonts w:ascii="Arial" w:eastAsiaTheme="minorEastAsia" w:hAnsi="Arial" w:cs="Arial"/>
@@ -41293,7 +41797,7 @@
         </w:rPr>
         <w:t>Firmas de aceptación</w:t>
       </w:r>
-      <w:bookmarkEnd w:id="16"/>
+      <w:bookmarkEnd w:id="18"/>
     </w:p>
     <w:p>
       <w:pPr>
@@ -41708,13 +42212,19 @@
       </w:pPr>
     </w:p>
     <w:sectPr>
-      <w:headerReference w:type="even" r:id="rId26"/>
-      <w:headerReference w:type="default" r:id="rId27"/>
-      <w:footerReference w:type="even" r:id="rId28"/>
-      <w:footerReference w:type="default" r:id="rId29"/>
-      <w:footerReference w:type="first" r:id="rId30"/>
+      <w:headerReference w:type="even" r:id="rId27"/>
+      <w:headerReference w:type="default" r:id="rId28"/>
+      <w:footerReference w:type="even" r:id="rId29"/>
+      <w:footerReference w:type="default" r:id="rId30"/>
+      <w:footerReference w:type="first" r:id="rId31"/>
       <w:pgSz w:w="12240" w:h="15840"/>
       <w:pgMar w:top="1985" w:right="1871" w:bottom="1985" w:left="1871" w:header="567" w:footer="709" w:gutter="0"/>
+      <w:pgBorders w:display="firstPage" w:offsetFrom="page">
+        <w:top w:val="thinThickSmallGap" w:sz="24" w:space="24" w:color="0F1350" w:themeColor="accent2" w:themeShade="BF"/>
+        <w:left w:val="thinThickSmallGap" w:sz="24" w:space="24" w:color="0F1350" w:themeColor="accent2" w:themeShade="BF"/>
+        <w:bottom w:val="thickThinSmallGap" w:sz="24" w:space="24" w:color="0F1350" w:themeColor="accent2" w:themeShade="BF"/>
+        <w:right w:val="thickThinSmallGap" w:sz="24" w:space="24" w:color="0F1350" w:themeColor="accent2" w:themeShade="BF"/>
+      </w:pgBorders>
       <w:pgNumType w:start="1"/>
       <w:cols w:space="708"/>
       <w:titlePg/>
@@ -41725,7 +42235,7 @@
 </file>
 
 <file path=word/endnotes.xml><?xml version="1.0" encoding="utf-8"?>
-<w:endnotes xmlns:wpc="http://schemas.microsoft.com/office/word/2010/wordprocessingCanvas" xmlns:cx="http://schemas.microsoft.com/office/drawing/2014/chartex" xmlns:cx1="http://schemas.microsoft.com/office/drawing/2015/9/8/chartex" xmlns:cx2="http://schemas.microsoft.com/office/drawing/2015/10/21/chartex" xmlns:cx3="http://schemas.microsoft.com/office/drawing/2016/5/9/chartex" xmlns:cx4="http://schemas.microsoft.com/office/drawing/2016/5/10/chartex" xmlns:cx5="http://schemas.microsoft.com/office/drawing/2016/5/11/chartex" xmlns:cx6="http://schemas.microsoft.com/office/drawing/2016/5/12/chartex" xmlns:cx7="http://schemas.microsoft.com/office/drawing/2016/5/13/chartex" xmlns:cx8="http://schemas.microsoft.com/office/drawing/2016/5/14/chartex" xmlns:mc="http://schemas.openxmlformats.org/markup-compatibility/2006" xmlns:aink="http://schemas.microsoft.com/office/drawing/2016/ink" xmlns:am3d="http://schemas.microsoft.com/office/drawing/2017/model3d" xmlns:o="urn:schemas-microsoft-com:office:office" xmlns:r="http://schemas.openxmlformats.org/officeDocument/2006/relationships" xmlns:m="http://schemas.openxmlformats.org/officeDocument/2006/math" xmlns:v="urn:schemas-microsoft-com:vml" xmlns:wp14="http://schemas.microsoft.com/office/word/2010/wordprocessingDrawing" xmlns:wp="http://schemas.openxmlformats.org/drawingml/2006/wordprocessingDrawing" xmlns:w10="urn:schemas-microsoft-com:office:word" xmlns:w="http://schemas.openxmlformats.org/wordprocessingml/2006/main" xmlns:w14="http://schemas.microsoft.com/office/word/2010/wordml" xmlns:w15="http://schemas.microsoft.com/office/word/2012/wordml" xmlns:w16cex="http://schemas.microsoft.com/office/word/2018/wordml/cex" xmlns:w16cid="http://schemas.microsoft.com/office/word/2016/wordml/cid" xmlns:w16="http://schemas.microsoft.com/office/word/2018/wordml" xmlns:w16sdtdh="http://schemas.microsoft.com/office/word/2020/wordml/sdtdatahash" xmlns:w16se="http://schemas.microsoft.com/office/word/2015/wordml/symex" xmlns:wpg="http://schemas.microsoft.com/office/word/2010/wordprocessingGroup" xmlns:wpi="http://schemas.microsoft.com/office/word/2010/wordprocessingInk" xmlns:wne="http://schemas.microsoft.com/office/word/2006/wordml" xmlns:wps="http://schemas.microsoft.com/office/word/2010/wordprocessingShape" mc:Ignorable="w14 w15 w16se w16cid w16 w16cex w16sdtdh wp14">
+<w:endnotes xmlns:wpc="http://schemas.microsoft.com/office/word/2010/wordprocessingCanvas" xmlns:cx="http://schemas.microsoft.com/office/drawing/2014/chartex" xmlns:cx1="http://schemas.microsoft.com/office/drawing/2015/9/8/chartex" xmlns:cx2="http://schemas.microsoft.com/office/drawing/2015/10/21/chartex" xmlns:cx3="http://schemas.microsoft.com/office/drawing/2016/5/9/chartex" xmlns:cx4="http://schemas.microsoft.com/office/drawing/2016/5/10/chartex" xmlns:cx5="http://schemas.microsoft.com/office/drawing/2016/5/11/chartex" xmlns:cx6="http://schemas.microsoft.com/office/drawing/2016/5/12/chartex" xmlns:cx7="http://schemas.microsoft.com/office/drawing/2016/5/13/chartex" xmlns:cx8="http://schemas.microsoft.com/office/drawing/2016/5/14/chartex" xmlns:mc="http://schemas.openxmlformats.org/markup-compatibility/2006" xmlns:aink="http://schemas.microsoft.com/office/drawing/2016/ink" xmlns:am3d="http://schemas.microsoft.com/office/drawing/2017/model3d" xmlns:o="urn:schemas-microsoft-com:office:office" xmlns:oel="http://schemas.microsoft.com/office/2019/extlst" xmlns:r="http://schemas.openxmlformats.org/officeDocument/2006/relationships" xmlns:m="http://schemas.openxmlformats.org/officeDocument/2006/math" xmlns:v="urn:schemas-microsoft-com:vml" xmlns:wp14="http://schemas.microsoft.com/office/word/2010/wordprocessingDrawing" xmlns:wp="http://schemas.openxmlformats.org/drawingml/2006/wordprocessingDrawing" xmlns:w10="urn:schemas-microsoft-com:office:word" xmlns:w="http://schemas.openxmlformats.org/wordprocessingml/2006/main" xmlns:w14="http://schemas.microsoft.com/office/word/2010/wordml" xmlns:w15="http://schemas.microsoft.com/office/word/2012/wordml" xmlns:w16cex="http://schemas.microsoft.com/office/word/2018/wordml/cex" xmlns:w16cid="http://schemas.microsoft.com/office/word/2016/wordml/cid" xmlns:w16="http://schemas.microsoft.com/office/word/2018/wordml" xmlns:w16du="http://schemas.microsoft.com/office/word/2023/wordml/word16du" xmlns:w16sdtdh="http://schemas.microsoft.com/office/word/2020/wordml/sdtdatahash" xmlns:w16se="http://schemas.microsoft.com/office/word/2015/wordml/symex" xmlns:wpg="http://schemas.microsoft.com/office/word/2010/wordprocessingGroup" xmlns:wpi="http://schemas.microsoft.com/office/word/2010/wordprocessingInk" xmlns:wne="http://schemas.microsoft.com/office/word/2006/wordml" xmlns:wps="http://schemas.microsoft.com/office/word/2010/wordprocessingShape" mc:Ignorable="w14 w15 w16se w16cid w16 w16cex w16sdtdh w16du wp14">
   <w:endnote w:type="separator" w:id="-1">
     <w:p>
       <w:r>
@@ -41749,7 +42259,7 @@
 </file>
 
 <file path=word/footer1.xml><?xml version="1.0" encoding="utf-8"?>
-<w:ftr xmlns:wpc="http://schemas.microsoft.com/office/word/2010/wordprocessingCanvas" xmlns:cx="http://schemas.microsoft.com/office/drawing/2014/chartex" xmlns:cx1="http://schemas.microsoft.com/office/drawing/2015/9/8/chartex" xmlns:cx2="http://schemas.microsoft.com/office/drawing/2015/10/21/chartex" xmlns:cx3="http://schemas.microsoft.com/office/drawing/2016/5/9/chartex" xmlns:cx4="http://schemas.microsoft.com/office/drawing/2016/5/10/chartex" xmlns:cx5="http://schemas.microsoft.com/office/drawing/2016/5/11/chartex" xmlns:cx6="http://schemas.microsoft.com/office/drawing/2016/5/12/chartex" xmlns:cx7="http://schemas.microsoft.com/office/drawing/2016/5/13/chartex" xmlns:cx8="http://schemas.microsoft.com/office/drawing/2016/5/14/chartex" xmlns:mc="http://schemas.openxmlformats.org/markup-compatibility/2006" xmlns:aink="http://schemas.microsoft.com/office/drawing/2016/ink" xmlns:am3d="http://schemas.microsoft.com/office/drawing/2017/model3d" xmlns:o="urn:schemas-microsoft-com:office:office" xmlns:r="http://schemas.openxmlformats.org/officeDocument/2006/relationships" xmlns:m="http://schemas.openxmlformats.org/officeDocument/2006/math" xmlns:v="urn:schemas-microsoft-com:vml" xmlns:wp14="http://schemas.microsoft.com/office/word/2010/wordprocessingDrawing" xmlns:wp="http://schemas.openxmlformats.org/drawingml/2006/wordprocessingDrawing" xmlns:w10="urn:schemas-microsoft-com:office:word" xmlns:w="http://schemas.openxmlformats.org/wordprocessingml/2006/main" xmlns:w14="http://schemas.microsoft.com/office/word/2010/wordml" xmlns:w15="http://schemas.microsoft.com/office/word/2012/wordml" xmlns:w16cex="http://schemas.microsoft.com/office/word/2018/wordml/cex" xmlns:w16cid="http://schemas.microsoft.com/office/word/2016/wordml/cid" xmlns:w16="http://schemas.microsoft.com/office/word/2018/wordml" xmlns:w16sdtdh="http://schemas.microsoft.com/office/word/2020/wordml/sdtdatahash" xmlns:w16se="http://schemas.microsoft.com/office/word/2015/wordml/symex" xmlns:wpg="http://schemas.microsoft.com/office/word/2010/wordprocessingGroup" xmlns:wpi="http://schemas.microsoft.com/office/word/2010/wordprocessingInk" xmlns:wne="http://schemas.microsoft.com/office/word/2006/wordml" xmlns:wps="http://schemas.microsoft.com/office/word/2010/wordprocessingShape" mc:Ignorable="w14 w15 w16se w16cid w16 w16cex w16sdtdh wp14">
+<w:ftr xmlns:wpc="http://schemas.microsoft.com/office/word/2010/wordprocessingCanvas" xmlns:cx="http://schemas.microsoft.com/office/drawing/2014/chartex" xmlns:cx1="http://schemas.microsoft.com/office/drawing/2015/9/8/chartex" xmlns:cx2="http://schemas.microsoft.com/office/drawing/2015/10/21/chartex" xmlns:cx3="http://schemas.microsoft.com/office/drawing/2016/5/9/chartex" xmlns:cx4="http://schemas.microsoft.com/office/drawing/2016/5/10/chartex" xmlns:cx5="http://schemas.microsoft.com/office/drawing/2016/5/11/chartex" xmlns:cx6="http://schemas.microsoft.com/office/drawing/2016/5/12/chartex" xmlns:cx7="http://schemas.microsoft.com/office/drawing/2016/5/13/chartex" xmlns:cx8="http://schemas.microsoft.com/office/drawing/2016/5/14/chartex" xmlns:mc="http://schemas.openxmlformats.org/markup-compatibility/2006" xmlns:aink="http://schemas.microsoft.com/office/drawing/2016/ink" xmlns:am3d="http://schemas.microsoft.com/office/drawing/2017/model3d" xmlns:o="urn:schemas-microsoft-com:office:office" xmlns:oel="http://schemas.microsoft.com/office/2019/extlst" xmlns:r="http://schemas.openxmlformats.org/officeDocument/2006/relationships" xmlns:m="http://schemas.openxmlformats.org/officeDocument/2006/math" xmlns:v="urn:schemas-microsoft-com:vml" xmlns:wp14="http://schemas.microsoft.com/office/word/2010/wordprocessingDrawing" xmlns:wp="http://schemas.openxmlformats.org/drawingml/2006/wordprocessingDrawing" xmlns:w10="urn:schemas-microsoft-com:office:word" xmlns:w="http://schemas.openxmlformats.org/wordprocessingml/2006/main" xmlns:w14="http://schemas.microsoft.com/office/word/2010/wordml" xmlns:w15="http://schemas.microsoft.com/office/word/2012/wordml" xmlns:w16cex="http://schemas.microsoft.com/office/word/2018/wordml/cex" xmlns:w16cid="http://schemas.microsoft.com/office/word/2016/wordml/cid" xmlns:w16="http://schemas.microsoft.com/office/word/2018/wordml" xmlns:w16du="http://schemas.microsoft.com/office/word/2023/wordml/word16du" xmlns:w16sdtdh="http://schemas.microsoft.com/office/word/2020/wordml/sdtdatahash" xmlns:w16se="http://schemas.microsoft.com/office/word/2015/wordml/symex" xmlns:wpg="http://schemas.microsoft.com/office/word/2010/wordprocessingGroup" xmlns:wpi="http://schemas.microsoft.com/office/word/2010/wordprocessingInk" xmlns:wne="http://schemas.microsoft.com/office/word/2006/wordml" xmlns:wps="http://schemas.microsoft.com/office/word/2010/wordprocessingShape" mc:Ignorable="w14 w15 w16se w16cid w16 w16cex w16sdtdh w16du wp14">
   <w:p>
     <w:pPr>
       <w:pStyle w:val="Encabezado"/>
@@ -41760,7 +42270,7 @@
 </file>
 
 <file path=word/footer2.xml><?xml version="1.0" encoding="utf-8"?>
-<w:ftr xmlns:wpc="http://schemas.microsoft.com/office/word/2010/wordprocessingCanvas" xmlns:cx="http://schemas.microsoft.com/office/drawing/2014/chartex" xmlns:cx1="http://schemas.microsoft.com/office/drawing/2015/9/8/chartex" xmlns:cx2="http://schemas.microsoft.com/office/drawing/2015/10/21/chartex" xmlns:cx3="http://schemas.microsoft.com/office/drawing/2016/5/9/chartex" xmlns:cx4="http://schemas.microsoft.com/office/drawing/2016/5/10/chartex" xmlns:cx5="http://schemas.microsoft.com/office/drawing/2016/5/11/chartex" xmlns:cx6="http://schemas.microsoft.com/office/drawing/2016/5/12/chartex" xmlns:cx7="http://schemas.microsoft.com/office/drawing/2016/5/13/chartex" xmlns:cx8="http://schemas.microsoft.com/office/drawing/2016/5/14/chartex" xmlns:mc="http://schemas.openxmlformats.org/markup-compatibility/2006" xmlns:aink="http://schemas.microsoft.com/office/drawing/2016/ink" xmlns:am3d="http://schemas.microsoft.com/office/drawing/2017/model3d" xmlns:o="urn:schemas-microsoft-com:office:office" xmlns:r="http://schemas.openxmlformats.org/officeDocument/2006/relationships" xmlns:m="http://schemas.openxmlformats.org/officeDocument/2006/math" xmlns:v="urn:schemas-microsoft-com:vml" xmlns:wp14="http://schemas.microsoft.com/office/word/2010/wordprocessingDrawing" xmlns:wp="http://schemas.openxmlformats.org/drawingml/2006/wordprocessingDrawing" xmlns:w10="urn:schemas-microsoft-com:office:word" xmlns:w="http://schemas.openxmlformats.org/wordprocessingml/2006/main" xmlns:w14="http://schemas.microsoft.com/office/word/2010/wordml" xmlns:w15="http://schemas.microsoft.com/office/word/2012/wordml" xmlns:w16cex="http://schemas.microsoft.com/office/word/2018/wordml/cex" xmlns:w16cid="http://schemas.microsoft.com/office/word/2016/wordml/cid" xmlns:w16="http://schemas.microsoft.com/office/word/2018/wordml" xmlns:w16sdtdh="http://schemas.microsoft.com/office/word/2020/wordml/sdtdatahash" xmlns:w16se="http://schemas.microsoft.com/office/word/2015/wordml/symex" xmlns:wpg="http://schemas.microsoft.com/office/word/2010/wordprocessingGroup" xmlns:wpi="http://schemas.microsoft.com/office/word/2010/wordprocessingInk" xmlns:wne="http://schemas.microsoft.com/office/word/2006/wordml" xmlns:wps="http://schemas.microsoft.com/office/word/2010/wordprocessingShape" mc:Ignorable="w14 w15 w16se w16cid w16 w16cex w16sdtdh wp14">
+<w:ftr xmlns:wpc="http://schemas.microsoft.com/office/word/2010/wordprocessingCanvas" xmlns:cx="http://schemas.microsoft.com/office/drawing/2014/chartex" xmlns:cx1="http://schemas.microsoft.com/office/drawing/2015/9/8/chartex" xmlns:cx2="http://schemas.microsoft.com/office/drawing/2015/10/21/chartex" xmlns:cx3="http://schemas.microsoft.com/office/drawing/2016/5/9/chartex" xmlns:cx4="http://schemas.microsoft.com/office/drawing/2016/5/10/chartex" xmlns:cx5="http://schemas.microsoft.com/office/drawing/2016/5/11/chartex" xmlns:cx6="http://schemas.microsoft.com/office/drawing/2016/5/12/chartex" xmlns:cx7="http://schemas.microsoft.com/office/drawing/2016/5/13/chartex" xmlns:cx8="http://schemas.microsoft.com/office/drawing/2016/5/14/chartex" xmlns:mc="http://schemas.openxmlformats.org/markup-compatibility/2006" xmlns:aink="http://schemas.microsoft.com/office/drawing/2016/ink" xmlns:am3d="http://schemas.microsoft.com/office/drawing/2017/model3d" xmlns:o="urn:schemas-microsoft-com:office:office" xmlns:oel="http://schemas.microsoft.com/office/2019/extlst" xmlns:r="http://schemas.openxmlformats.org/officeDocument/2006/relationships" xmlns:m="http://schemas.openxmlformats.org/officeDocument/2006/math" xmlns:v="urn:schemas-microsoft-com:vml" xmlns:wp14="http://schemas.microsoft.com/office/word/2010/wordprocessingDrawing" xmlns:wp="http://schemas.openxmlformats.org/drawingml/2006/wordprocessingDrawing" xmlns:w10="urn:schemas-microsoft-com:office:word" xmlns:w="http://schemas.openxmlformats.org/wordprocessingml/2006/main" xmlns:w14="http://schemas.microsoft.com/office/word/2010/wordml" xmlns:w15="http://schemas.microsoft.com/office/word/2012/wordml" xmlns:w16cex="http://schemas.microsoft.com/office/word/2018/wordml/cex" xmlns:w16cid="http://schemas.microsoft.com/office/word/2016/wordml/cid" xmlns:w16="http://schemas.microsoft.com/office/word/2018/wordml" xmlns:w16du="http://schemas.microsoft.com/office/word/2023/wordml/word16du" xmlns:w16sdtdh="http://schemas.microsoft.com/office/word/2020/wordml/sdtdatahash" xmlns:w16se="http://schemas.microsoft.com/office/word/2015/wordml/symex" xmlns:wpg="http://schemas.microsoft.com/office/word/2010/wordprocessingGroup" xmlns:wpi="http://schemas.microsoft.com/office/word/2010/wordprocessingInk" xmlns:wne="http://schemas.microsoft.com/office/word/2006/wordml" xmlns:wps="http://schemas.microsoft.com/office/word/2010/wordprocessingShape" mc:Ignorable="w14 w15 w16se w16cid w16 w16cex w16sdtdh w16du wp14">
   <w:p>
     <w:pPr>
       <w:pStyle w:val="Encabezado"/>
@@ -41772,7 +42282,7 @@
 </file>
 
 <file path=word/footer3.xml><?xml version="1.0" encoding="utf-8"?>
-<w:ftr xmlns:wpc="http://schemas.microsoft.com/office/word/2010/wordprocessingCanvas" xmlns:cx="http://schemas.microsoft.com/office/drawing/2014/chartex" xmlns:cx1="http://schemas.microsoft.com/office/drawing/2015/9/8/chartex" xmlns:cx2="http://schemas.microsoft.com/office/drawing/2015/10/21/chartex" xmlns:cx3="http://schemas.microsoft.com/office/drawing/2016/5/9/chartex" xmlns:cx4="http://schemas.microsoft.com/office/drawing/2016/5/10/chartex" xmlns:cx5="http://schemas.microsoft.com/office/drawing/2016/5/11/chartex" xmlns:cx6="http://schemas.microsoft.com/office/drawing/2016/5/12/chartex" xmlns:cx7="http://schemas.microsoft.com/office/drawing/2016/5/13/chartex" xmlns:cx8="http://schemas.microsoft.com/office/drawing/2016/5/14/chartex" xmlns:mc="http://schemas.openxmlformats.org/markup-compatibility/2006" xmlns:aink="http://schemas.microsoft.com/office/drawing/2016/ink" xmlns:am3d="http://schemas.microsoft.com/office/drawing/2017/model3d" xmlns:o="urn:schemas-microsoft-com:office:office" xmlns:r="http://schemas.openxmlformats.org/officeDocument/2006/relationships" xmlns:m="http://schemas.openxmlformats.org/officeDocument/2006/math" xmlns:v="urn:schemas-microsoft-com:vml" xmlns:wp14="http://schemas.microsoft.com/office/word/2010/wordprocessingDrawing" xmlns:wp="http://schemas.openxmlformats.org/drawingml/2006/wordprocessingDrawing" xmlns:w10="urn:schemas-microsoft-com:office:word" xmlns:w="http://schemas.openxmlformats.org/wordprocessingml/2006/main" xmlns:w14="http://schemas.microsoft.com/office/word/2010/wordml" xmlns:w15="http://schemas.microsoft.com/office/word/2012/wordml" xmlns:w16cex="http://schemas.microsoft.com/office/word/2018/wordml/cex" xmlns:w16cid="http://schemas.microsoft.com/office/word/2016/wordml/cid" xmlns:w16="http://schemas.microsoft.com/office/word/2018/wordml" xmlns:w16sdtdh="http://schemas.microsoft.com/office/word/2020/wordml/sdtdatahash" xmlns:w16se="http://schemas.microsoft.com/office/word/2015/wordml/symex" xmlns:wpg="http://schemas.microsoft.com/office/word/2010/wordprocessingGroup" xmlns:wpi="http://schemas.microsoft.com/office/word/2010/wordprocessingInk" xmlns:wne="http://schemas.microsoft.com/office/word/2006/wordml" xmlns:wps="http://schemas.microsoft.com/office/word/2010/wordprocessingShape" mc:Ignorable="w14 w15 w16se w16cid w16 w16cex w16sdtdh wp14">
+<w:ftr xmlns:wpc="http://schemas.microsoft.com/office/word/2010/wordprocessingCanvas" xmlns:cx="http://schemas.microsoft.com/office/drawing/2014/chartex" xmlns:cx1="http://schemas.microsoft.com/office/drawing/2015/9/8/chartex" xmlns:cx2="http://schemas.microsoft.com/office/drawing/2015/10/21/chartex" xmlns:cx3="http://schemas.microsoft.com/office/drawing/2016/5/9/chartex" xmlns:cx4="http://schemas.microsoft.com/office/drawing/2016/5/10/chartex" xmlns:cx5="http://schemas.microsoft.com/office/drawing/2016/5/11/chartex" xmlns:cx6="http://schemas.microsoft.com/office/drawing/2016/5/12/chartex" xmlns:cx7="http://schemas.microsoft.com/office/drawing/2016/5/13/chartex" xmlns:cx8="http://schemas.microsoft.com/office/drawing/2016/5/14/chartex" xmlns:mc="http://schemas.openxmlformats.org/markup-compatibility/2006" xmlns:aink="http://schemas.microsoft.com/office/drawing/2016/ink" xmlns:am3d="http://schemas.microsoft.com/office/drawing/2017/model3d" xmlns:o="urn:schemas-microsoft-com:office:office" xmlns:oel="http://schemas.microsoft.com/office/2019/extlst" xmlns:r="http://schemas.openxmlformats.org/officeDocument/2006/relationships" xmlns:m="http://schemas.openxmlformats.org/officeDocument/2006/math" xmlns:v="urn:schemas-microsoft-com:vml" xmlns:wp14="http://schemas.microsoft.com/office/word/2010/wordprocessingDrawing" xmlns:wp="http://schemas.openxmlformats.org/drawingml/2006/wordprocessingDrawing" xmlns:w10="urn:schemas-microsoft-com:office:word" xmlns:w="http://schemas.openxmlformats.org/wordprocessingml/2006/main" xmlns:w14="http://schemas.microsoft.com/office/word/2010/wordml" xmlns:w15="http://schemas.microsoft.com/office/word/2012/wordml" xmlns:w16cex="http://schemas.microsoft.com/office/word/2018/wordml/cex" xmlns:w16cid="http://schemas.microsoft.com/office/word/2016/wordml/cid" xmlns:w16="http://schemas.microsoft.com/office/word/2018/wordml" xmlns:w16du="http://schemas.microsoft.com/office/word/2023/wordml/word16du" xmlns:w16sdtdh="http://schemas.microsoft.com/office/word/2020/wordml/sdtdatahash" xmlns:w16se="http://schemas.microsoft.com/office/word/2015/wordml/symex" xmlns:wpg="http://schemas.microsoft.com/office/word/2010/wordprocessingGroup" xmlns:wpi="http://schemas.microsoft.com/office/word/2010/wordprocessingInk" xmlns:wne="http://schemas.microsoft.com/office/word/2006/wordml" xmlns:wps="http://schemas.microsoft.com/office/word/2010/wordprocessingShape" mc:Ignorable="w14 w15 w16se w16cid w16 w16cex w16sdtdh w16du wp14">
   <w:tbl>
     <w:tblPr>
       <w:tblW w:w="0" w:type="auto"/>
@@ -41830,7 +42340,7 @@
 </file>
 
 <file path=word/footnotes.xml><?xml version="1.0" encoding="utf-8"?>
-<w:footnotes xmlns:wpc="http://schemas.microsoft.com/office/word/2010/wordprocessingCanvas" xmlns:cx="http://schemas.microsoft.com/office/drawing/2014/chartex" xmlns:cx1="http://schemas.microsoft.com/office/drawing/2015/9/8/chartex" xmlns:cx2="http://schemas.microsoft.com/office/drawing/2015/10/21/chartex" xmlns:cx3="http://schemas.microsoft.com/office/drawing/2016/5/9/chartex" xmlns:cx4="http://schemas.microsoft.com/office/drawing/2016/5/10/chartex" xmlns:cx5="http://schemas.microsoft.com/office/drawing/2016/5/11/chartex" xmlns:cx6="http://schemas.microsoft.com/office/drawing/2016/5/12/chartex" xmlns:cx7="http://schemas.microsoft.com/office/drawing/2016/5/13/chartex" xmlns:cx8="http://schemas.microsoft.com/office/drawing/2016/5/14/chartex" xmlns:mc="http://schemas.openxmlformats.org/markup-compatibility/2006" xmlns:aink="http://schemas.microsoft.com/office/drawing/2016/ink" xmlns:am3d="http://schemas.microsoft.com/office/drawing/2017/model3d" xmlns:o="urn:schemas-microsoft-com:office:office" xmlns:r="http://schemas.openxmlformats.org/officeDocument/2006/relationships" xmlns:m="http://schemas.openxmlformats.org/officeDocument/2006/math" xmlns:v="urn:schemas-microsoft-com:vml" xmlns:wp14="http://schemas.microsoft.com/office/word/2010/wordprocessingDrawing" xmlns:wp="http://schemas.openxmlformats.org/drawingml/2006/wordprocessingDrawing" xmlns:w10="urn:schemas-microsoft-com:office:word" xmlns:w="http://schemas.openxmlformats.org/wordprocessingml/2006/main" xmlns:w14="http://schemas.microsoft.com/office/word/2010/wordml" xmlns:w15="http://schemas.microsoft.com/office/word/2012/wordml" xmlns:w16cex="http://schemas.microsoft.com/office/word/2018/wordml/cex" xmlns:w16cid="http://schemas.microsoft.com/office/word/2016/wordml/cid" xmlns:w16="http://schemas.microsoft.com/office/word/2018/wordml" xmlns:w16sdtdh="http://schemas.microsoft.com/office/word/2020/wordml/sdtdatahash" xmlns:w16se="http://schemas.microsoft.com/office/word/2015/wordml/symex" xmlns:wpg="http://schemas.microsoft.com/office/word/2010/wordprocessingGroup" xmlns:wpi="http://schemas.microsoft.com/office/word/2010/wordprocessingInk" xmlns:wne="http://schemas.microsoft.com/office/word/2006/wordml" xmlns:wps="http://schemas.microsoft.com/office/word/2010/wordprocessingShape" mc:Ignorable="w14 w15 w16se w16cid w16 w16cex w16sdtdh wp14">
+<w:footnotes xmlns:wpc="http://schemas.microsoft.com/office/word/2010/wordprocessingCanvas" xmlns:cx="http://schemas.microsoft.com/office/drawing/2014/chartex" xmlns:cx1="http://schemas.microsoft.com/office/drawing/2015/9/8/chartex" xmlns:cx2="http://schemas.microsoft.com/office/drawing/2015/10/21/chartex" xmlns:cx3="http://schemas.microsoft.com/office/drawing/2016/5/9/chartex" xmlns:cx4="http://schemas.microsoft.com/office/drawing/2016/5/10/chartex" xmlns:cx5="http://schemas.microsoft.com/office/drawing/2016/5/11/chartex" xmlns:cx6="http://schemas.microsoft.com/office/drawing/2016/5/12/chartex" xmlns:cx7="http://schemas.microsoft.com/office/drawing/2016/5/13/chartex" xmlns:cx8="http://schemas.microsoft.com/office/drawing/2016/5/14/chartex" xmlns:mc="http://schemas.openxmlformats.org/markup-compatibility/2006" xmlns:aink="http://schemas.microsoft.com/office/drawing/2016/ink" xmlns:am3d="http://schemas.microsoft.com/office/drawing/2017/model3d" xmlns:o="urn:schemas-microsoft-com:office:office" xmlns:oel="http://schemas.microsoft.com/office/2019/extlst" xmlns:r="http://schemas.openxmlformats.org/officeDocument/2006/relationships" xmlns:m="http://schemas.openxmlformats.org/officeDocument/2006/math" xmlns:v="urn:schemas-microsoft-com:vml" xmlns:wp14="http://schemas.microsoft.com/office/word/2010/wordprocessingDrawing" xmlns:wp="http://schemas.openxmlformats.org/drawingml/2006/wordprocessingDrawing" xmlns:w10="urn:schemas-microsoft-com:office:word" xmlns:w="http://schemas.openxmlformats.org/wordprocessingml/2006/main" xmlns:w14="http://schemas.microsoft.com/office/word/2010/wordml" xmlns:w15="http://schemas.microsoft.com/office/word/2012/wordml" xmlns:w16cex="http://schemas.microsoft.com/office/word/2018/wordml/cex" xmlns:w16cid="http://schemas.microsoft.com/office/word/2016/wordml/cid" xmlns:w16="http://schemas.microsoft.com/office/word/2018/wordml" xmlns:w16du="http://schemas.microsoft.com/office/word/2023/wordml/word16du" xmlns:w16sdtdh="http://schemas.microsoft.com/office/word/2020/wordml/sdtdatahash" xmlns:w16se="http://schemas.microsoft.com/office/word/2015/wordml/symex" xmlns:wpg="http://schemas.microsoft.com/office/word/2010/wordprocessingGroup" xmlns:wpi="http://schemas.microsoft.com/office/word/2010/wordprocessingInk" xmlns:wne="http://schemas.microsoft.com/office/word/2006/wordml" xmlns:wps="http://schemas.microsoft.com/office/word/2010/wordprocessingShape" mc:Ignorable="w14 w15 w16se w16cid w16 w16cex w16sdtdh w16du wp14">
   <w:footnote w:type="separator" w:id="-1">
     <w:p>
       <w:r>
@@ -41854,7 +42364,7 @@
 </file>
 
 <file path=word/header1.xml><?xml version="1.0" encoding="utf-8"?>
-<w:hdr xmlns:wpc="http://schemas.microsoft.com/office/word/2010/wordprocessingCanvas" xmlns:cx="http://schemas.microsoft.com/office/drawing/2014/chartex" xmlns:cx1="http://schemas.microsoft.com/office/drawing/2015/9/8/chartex" xmlns:cx2="http://schemas.microsoft.com/office/drawing/2015/10/21/chartex" xmlns:cx3="http://schemas.microsoft.com/office/drawing/2016/5/9/chartex" xmlns:cx4="http://schemas.microsoft.com/office/drawing/2016/5/10/chartex" xmlns:cx5="http://schemas.microsoft.com/office/drawing/2016/5/11/chartex" xmlns:cx6="http://schemas.microsoft.com/office/drawing/2016/5/12/chartex" xmlns:cx7="http://schemas.microsoft.com/office/drawing/2016/5/13/chartex" xmlns:cx8="http://schemas.microsoft.com/office/drawing/2016/5/14/chartex" xmlns:mc="http://schemas.openxmlformats.org/markup-compatibility/2006" xmlns:aink="http://schemas.microsoft.com/office/drawing/2016/ink" xmlns:am3d="http://schemas.microsoft.com/office/drawing/2017/model3d" xmlns:o="urn:schemas-microsoft-com:office:office" xmlns:r="http://schemas.openxmlformats.org/officeDocument/2006/relationships" xmlns:m="http://schemas.openxmlformats.org/officeDocument/2006/math" xmlns:v="urn:schemas-microsoft-com:vml" xmlns:wp14="http://schemas.microsoft.com/office/word/2010/wordprocessingDrawing" xmlns:wp="http://schemas.openxmlformats.org/drawingml/2006/wordprocessingDrawing" xmlns:w10="urn:schemas-microsoft-com:office:word" xmlns:w="http://schemas.openxmlformats.org/wordprocessingml/2006/main" xmlns:w14="http://schemas.microsoft.com/office/word/2010/wordml" xmlns:w15="http://schemas.microsoft.com/office/word/2012/wordml" xmlns:w16cex="http://schemas.microsoft.com/office/word/2018/wordml/cex" xmlns:w16cid="http://schemas.microsoft.com/office/word/2016/wordml/cid" xmlns:w16="http://schemas.microsoft.com/office/word/2018/wordml" xmlns:w16sdtdh="http://schemas.microsoft.com/office/word/2020/wordml/sdtdatahash" xmlns:w16se="http://schemas.microsoft.com/office/word/2015/wordml/symex" xmlns:wpg="http://schemas.microsoft.com/office/word/2010/wordprocessingGroup" xmlns:wpi="http://schemas.microsoft.com/office/word/2010/wordprocessingInk" xmlns:wne="http://schemas.microsoft.com/office/word/2006/wordml" xmlns:wps="http://schemas.microsoft.com/office/word/2010/wordprocessingShape" mc:Ignorable="w14 w15 w16se w16cid w16 w16cex w16sdtdh wp14">
+<w:hdr xmlns:wpc="http://schemas.microsoft.com/office/word/2010/wordprocessingCanvas" xmlns:cx="http://schemas.microsoft.com/office/drawing/2014/chartex" xmlns:cx1="http://schemas.microsoft.com/office/drawing/2015/9/8/chartex" xmlns:cx2="http://schemas.microsoft.com/office/drawing/2015/10/21/chartex" xmlns:cx3="http://schemas.microsoft.com/office/drawing/2016/5/9/chartex" xmlns:cx4="http://schemas.microsoft.com/office/drawing/2016/5/10/chartex" xmlns:cx5="http://schemas.microsoft.com/office/drawing/2016/5/11/chartex" xmlns:cx6="http://schemas.microsoft.com/office/drawing/2016/5/12/chartex" xmlns:cx7="http://schemas.microsoft.com/office/drawing/2016/5/13/chartex" xmlns:cx8="http://schemas.microsoft.com/office/drawing/2016/5/14/chartex" xmlns:mc="http://schemas.openxmlformats.org/markup-compatibility/2006" xmlns:aink="http://schemas.microsoft.com/office/drawing/2016/ink" xmlns:am3d="http://schemas.microsoft.com/office/drawing/2017/model3d" xmlns:o="urn:schemas-microsoft-com:office:office" xmlns:oel="http://schemas.microsoft.com/office/2019/extlst" xmlns:r="http://schemas.openxmlformats.org/officeDocument/2006/relationships" xmlns:m="http://schemas.openxmlformats.org/officeDocument/2006/math" xmlns:v="urn:schemas-microsoft-com:vml" xmlns:wp14="http://schemas.microsoft.com/office/word/2010/wordprocessingDrawing" xmlns:wp="http://schemas.openxmlformats.org/drawingml/2006/wordprocessingDrawing" xmlns:w10="urn:schemas-microsoft-com:office:word" xmlns:w="http://schemas.openxmlformats.org/wordprocessingml/2006/main" xmlns:w14="http://schemas.microsoft.com/office/word/2010/wordml" xmlns:w15="http://schemas.microsoft.com/office/word/2012/wordml" xmlns:w16cex="http://schemas.microsoft.com/office/word/2018/wordml/cex" xmlns:w16cid="http://schemas.microsoft.com/office/word/2016/wordml/cid" xmlns:w16="http://schemas.microsoft.com/office/word/2018/wordml" xmlns:w16du="http://schemas.microsoft.com/office/word/2023/wordml/word16du" xmlns:w16sdtdh="http://schemas.microsoft.com/office/word/2020/wordml/sdtdatahash" xmlns:w16se="http://schemas.microsoft.com/office/word/2015/wordml/symex" xmlns:wpg="http://schemas.microsoft.com/office/word/2010/wordprocessingGroup" xmlns:wpi="http://schemas.microsoft.com/office/word/2010/wordprocessingInk" xmlns:wne="http://schemas.microsoft.com/office/word/2006/wordml" xmlns:wps="http://schemas.microsoft.com/office/word/2010/wordprocessingShape" mc:Ignorable="w14 w15 w16se w16cid w16 w16cex w16sdtdh w16du wp14">
   <w:tbl>
     <w:tblPr>
       <w:tblStyle w:val="Tablaconcuadrcula"/>
@@ -42356,7 +42866,7 @@
 </file>
 
 <file path=word/header2.xml><?xml version="1.0" encoding="utf-8"?>
-<w:hdr xmlns:wpc="http://schemas.microsoft.com/office/word/2010/wordprocessingCanvas" xmlns:cx="http://schemas.microsoft.com/office/drawing/2014/chartex" xmlns:cx1="http://schemas.microsoft.com/office/drawing/2015/9/8/chartex" xmlns:cx2="http://schemas.microsoft.com/office/drawing/2015/10/21/chartex" xmlns:cx3="http://schemas.microsoft.com/office/drawing/2016/5/9/chartex" xmlns:cx4="http://schemas.microsoft.com/office/drawing/2016/5/10/chartex" xmlns:cx5="http://schemas.microsoft.com/office/drawing/2016/5/11/chartex" xmlns:cx6="http://schemas.microsoft.com/office/drawing/2016/5/12/chartex" xmlns:cx7="http://schemas.microsoft.com/office/drawing/2016/5/13/chartex" xmlns:cx8="http://schemas.microsoft.com/office/drawing/2016/5/14/chartex" xmlns:mc="http://schemas.openxmlformats.org/markup-compatibility/2006" xmlns:aink="http://schemas.microsoft.com/office/drawing/2016/ink" xmlns:am3d="http://schemas.microsoft.com/office/drawing/2017/model3d" xmlns:o="urn:schemas-microsoft-com:office:office" xmlns:r="http://schemas.openxmlformats.org/officeDocument/2006/relationships" xmlns:m="http://schemas.openxmlformats.org/officeDocument/2006/math" xmlns:v="urn:schemas-microsoft-com:vml" xmlns:wp14="http://schemas.microsoft.com/office/word/2010/wordprocessingDrawing" xmlns:wp="http://schemas.openxmlformats.org/drawingml/2006/wordprocessingDrawing" xmlns:w10="urn:schemas-microsoft-com:office:word" xmlns:w="http://schemas.openxmlformats.org/wordprocessingml/2006/main" xmlns:w14="http://schemas.microsoft.com/office/word/2010/wordml" xmlns:w15="http://schemas.microsoft.com/office/word/2012/wordml" xmlns:w16cex="http://schemas.microsoft.com/office/word/2018/wordml/cex" xmlns:w16cid="http://schemas.microsoft.com/office/word/2016/wordml/cid" xmlns:w16="http://schemas.microsoft.com/office/word/2018/wordml" xmlns:w16sdtdh="http://schemas.microsoft.com/office/word/2020/wordml/sdtdatahash" xmlns:w16se="http://schemas.microsoft.com/office/word/2015/wordml/symex" xmlns:wpg="http://schemas.microsoft.com/office/word/2010/wordprocessingGroup" xmlns:wpi="http://schemas.microsoft.com/office/word/2010/wordprocessingInk" xmlns:wne="http://schemas.microsoft.com/office/word/2006/wordml" xmlns:wps="http://schemas.microsoft.com/office/word/2010/wordprocessingShape" mc:Ignorable="w14 w15 w16se w16cid w16 w16cex w16sdtdh wp14">
+<w:hdr xmlns:wpc="http://schemas.microsoft.com/office/word/2010/wordprocessingCanvas" xmlns:cx="http://schemas.microsoft.com/office/drawing/2014/chartex" xmlns:cx1="http://schemas.microsoft.com/office/drawing/2015/9/8/chartex" xmlns:cx2="http://schemas.microsoft.com/office/drawing/2015/10/21/chartex" xmlns:cx3="http://schemas.microsoft.com/office/drawing/2016/5/9/chartex" xmlns:cx4="http://schemas.microsoft.com/office/drawing/2016/5/10/chartex" xmlns:cx5="http://schemas.microsoft.com/office/drawing/2016/5/11/chartex" xmlns:cx6="http://schemas.microsoft.com/office/drawing/2016/5/12/chartex" xmlns:cx7="http://schemas.microsoft.com/office/drawing/2016/5/13/chartex" xmlns:cx8="http://schemas.microsoft.com/office/drawing/2016/5/14/chartex" xmlns:mc="http://schemas.openxmlformats.org/markup-compatibility/2006" xmlns:aink="http://schemas.microsoft.com/office/drawing/2016/ink" xmlns:am3d="http://schemas.microsoft.com/office/drawing/2017/model3d" xmlns:o="urn:schemas-microsoft-com:office:office" xmlns:oel="http://schemas.microsoft.com/office/2019/extlst" xmlns:r="http://schemas.openxmlformats.org/officeDocument/2006/relationships" xmlns:m="http://schemas.openxmlformats.org/officeDocument/2006/math" xmlns:v="urn:schemas-microsoft-com:vml" xmlns:wp14="http://schemas.microsoft.com/office/word/2010/wordprocessingDrawing" xmlns:wp="http://schemas.openxmlformats.org/drawingml/2006/wordprocessingDrawing" xmlns:w10="urn:schemas-microsoft-com:office:word" xmlns:w="http://schemas.openxmlformats.org/wordprocessingml/2006/main" xmlns:w14="http://schemas.microsoft.com/office/word/2010/wordml" xmlns:w15="http://schemas.microsoft.com/office/word/2012/wordml" xmlns:w16cex="http://schemas.microsoft.com/office/word/2018/wordml/cex" xmlns:w16cid="http://schemas.microsoft.com/office/word/2016/wordml/cid" xmlns:w16="http://schemas.microsoft.com/office/word/2018/wordml" xmlns:w16du="http://schemas.microsoft.com/office/word/2023/wordml/word16du" xmlns:w16sdtdh="http://schemas.microsoft.com/office/word/2020/wordml/sdtdatahash" xmlns:w16se="http://schemas.microsoft.com/office/word/2015/wordml/symex" xmlns:wpg="http://schemas.microsoft.com/office/word/2010/wordprocessingGroup" xmlns:wpi="http://schemas.microsoft.com/office/word/2010/wordprocessingInk" xmlns:wne="http://schemas.microsoft.com/office/word/2006/wordml" xmlns:wps="http://schemas.microsoft.com/office/word/2010/wordprocessingShape" mc:Ignorable="w14 w15 w16se w16cid w16 w16cex w16sdtdh w16du wp14">
   <w:tbl>
     <w:tblPr>
       <w:tblStyle w:val="Tablaconcuadrcula"/>
@@ -42866,7 +43376,7 @@
 </file>
 
 <file path=word/numbering.xml><?xml version="1.0" encoding="utf-8"?>
-<w:numbering xmlns:wpc="http://schemas.microsoft.com/office/word/2010/wordprocessingCanvas" xmlns:cx="http://schemas.microsoft.com/office/drawing/2014/chartex" xmlns:cx1="http://schemas.microsoft.com/office/drawing/2015/9/8/chartex" xmlns:cx2="http://schemas.microsoft.com/office/drawing/2015/10/21/chartex" xmlns:cx3="http://schemas.microsoft.com/office/drawing/2016/5/9/chartex" xmlns:cx4="http://schemas.microsoft.com/office/drawing/2016/5/10/chartex" xmlns:cx5="http://schemas.microsoft.com/office/drawing/2016/5/11/chartex" xmlns:cx6="http://schemas.microsoft.com/office/drawing/2016/5/12/chartex" xmlns:cx7="http://schemas.microsoft.com/office/drawing/2016/5/13/chartex" xmlns:cx8="http://schemas.microsoft.com/office/drawing/2016/5/14/chartex" xmlns:mc="http://schemas.openxmlformats.org/markup-compatibility/2006" xmlns:aink="http://schemas.microsoft.com/office/drawing/2016/ink" xmlns:am3d="http://schemas.microsoft.com/office/drawing/2017/model3d" xmlns:o="urn:schemas-microsoft-com:office:office" xmlns:r="http://schemas.openxmlformats.org/officeDocument/2006/relationships" xmlns:m="http://schemas.openxmlformats.org/officeDocument/2006/math" xmlns:v="urn:schemas-microsoft-com:vml" xmlns:wp14="http://schemas.microsoft.com/office/word/2010/wordprocessingDrawing" xmlns:wp="http://schemas.openxmlformats.org/drawingml/2006/wordprocessingDrawing" xmlns:w10="urn:schemas-microsoft-com:office:word" xmlns:w="http://schemas.openxmlformats.org/wordprocessingml/2006/main" xmlns:w14="http://schemas.microsoft.com/office/word/2010/wordml" xmlns:w15="http://schemas.microsoft.com/office/word/2012/wordml" xmlns:w16cex="http://schemas.microsoft.com/office/word/2018/wordml/cex" xmlns:w16cid="http://schemas.microsoft.com/office/word/2016/wordml/cid" xmlns:w16="http://schemas.microsoft.com/office/word/2018/wordml" xmlns:w16sdtdh="http://schemas.microsoft.com/office/word/2020/wordml/sdtdatahash" xmlns:w16se="http://schemas.microsoft.com/office/word/2015/wordml/symex" xmlns:wpg="http://schemas.microsoft.com/office/word/2010/wordprocessingGroup" xmlns:wpi="http://schemas.microsoft.com/office/word/2010/wordprocessingInk" xmlns:wne="http://schemas.microsoft.com/office/word/2006/wordml" xmlns:wps="http://schemas.microsoft.com/office/word/2010/wordprocessingShape" mc:Ignorable="w14 w15 w16se w16cid w16 w16cex w16sdtdh wp14">
+<w:numbering xmlns:wpc="http://schemas.microsoft.com/office/word/2010/wordprocessingCanvas" xmlns:cx="http://schemas.microsoft.com/office/drawing/2014/chartex" xmlns:cx1="http://schemas.microsoft.com/office/drawing/2015/9/8/chartex" xmlns:cx2="http://schemas.microsoft.com/office/drawing/2015/10/21/chartex" xmlns:cx3="http://schemas.microsoft.com/office/drawing/2016/5/9/chartex" xmlns:cx4="http://schemas.microsoft.com/office/drawing/2016/5/10/chartex" xmlns:cx5="http://schemas.microsoft.com/office/drawing/2016/5/11/chartex" xmlns:cx6="http://schemas.microsoft.com/office/drawing/2016/5/12/chartex" xmlns:cx7="http://schemas.microsoft.com/office/drawing/2016/5/13/chartex" xmlns:cx8="http://schemas.microsoft.com/office/drawing/2016/5/14/chartex" xmlns:mc="http://schemas.openxmlformats.org/markup-compatibility/2006" xmlns:aink="http://schemas.microsoft.com/office/drawing/2016/ink" xmlns:am3d="http://schemas.microsoft.com/office/drawing/2017/model3d" xmlns:o="urn:schemas-microsoft-com:office:office" xmlns:oel="http://schemas.microsoft.com/office/2019/extlst" xmlns:r="http://schemas.openxmlformats.org/officeDocument/2006/relationships" xmlns:m="http://schemas.openxmlformats.org/officeDocument/2006/math" xmlns:v="urn:schemas-microsoft-com:vml" xmlns:wp14="http://schemas.microsoft.com/office/word/2010/wordprocessingDrawing" xmlns:wp="http://schemas.openxmlformats.org/drawingml/2006/wordprocessingDrawing" xmlns:w10="urn:schemas-microsoft-com:office:word" xmlns:w="http://schemas.openxmlformats.org/wordprocessingml/2006/main" xmlns:w14="http://schemas.microsoft.com/office/word/2010/wordml" xmlns:w15="http://schemas.microsoft.com/office/word/2012/wordml" xmlns:w16cex="http://schemas.microsoft.com/office/word/2018/wordml/cex" xmlns:w16cid="http://schemas.microsoft.com/office/word/2016/wordml/cid" xmlns:w16="http://schemas.microsoft.com/office/word/2018/wordml" xmlns:w16du="http://schemas.microsoft.com/office/word/2023/wordml/word16du" xmlns:w16sdtdh="http://schemas.microsoft.com/office/word/2020/wordml/sdtdatahash" xmlns:w16se="http://schemas.microsoft.com/office/word/2015/wordml/symex" xmlns:wpg="http://schemas.microsoft.com/office/word/2010/wordprocessingGroup" xmlns:wpi="http://schemas.microsoft.com/office/word/2010/wordprocessingInk" xmlns:wne="http://schemas.microsoft.com/office/word/2006/wordml" xmlns:wps="http://schemas.microsoft.com/office/word/2010/wordprocessingShape" mc:Ignorable="w14 w15 w16se w16cid w16 w16cex w16sdtdh w16du wp14">
   <w:abstractNum w:abstractNumId="0" w15:restartNumberingAfterBreak="0">
     <w:nsid w:val="028D10F3"/>
     <w:multiLevelType w:val="hybridMultilevel"/>
@@ -43293,6 +43803,119 @@
     </w:lvl>
   </w:abstractNum>
   <w:abstractNum w:abstractNumId="4" w15:restartNumberingAfterBreak="0">
+    <w:nsid w:val="07476BB5"/>
+    <w:multiLevelType w:val="hybridMultilevel"/>
+    <w:tmpl w:val="97FE5A9E"/>
+    <w:lvl w:ilvl="0" w:tplc="100A0001">
+      <w:start w:val="1"/>
+      <w:numFmt w:val="bullet"/>
+      <w:lvlText w:val=""/>
+      <w:lvlJc w:val="left"/>
+      <w:pPr>
+        <w:ind w:left="720" w:hanging="360"/>
+      </w:pPr>
+      <w:rPr>
+        <w:rFonts w:ascii="Symbol" w:hAnsi="Symbol" w:hint="default"/>
+      </w:rPr>
+    </w:lvl>
+    <w:lvl w:ilvl="1" w:tplc="100A0003" w:tentative="1">
+      <w:start w:val="1"/>
+      <w:numFmt w:val="bullet"/>
+      <w:lvlText w:val="o"/>
+      <w:lvlJc w:val="left"/>
+      <w:pPr>
+        <w:ind w:left="1440" w:hanging="360"/>
+      </w:pPr>
+      <w:rPr>
+        <w:rFonts w:ascii="Courier New" w:hAnsi="Courier New" w:cs="Courier New" w:hint="default"/>
+      </w:rPr>
+    </w:lvl>
+    <w:lvl w:ilvl="2" w:tplc="100A0005" w:tentative="1">
+      <w:start w:val="1"/>
+      <w:numFmt w:val="bullet"/>
+      <w:lvlText w:val=""/>
+      <w:lvlJc w:val="left"/>
+      <w:pPr>
+        <w:ind w:left="2160" w:hanging="360"/>
+      </w:pPr>
+      <w:rPr>
+        <w:rFonts w:ascii="Wingdings" w:hAnsi="Wingdings" w:hint="default"/>
+      </w:rPr>
+    </w:lvl>
+    <w:lvl w:ilvl="3" w:tplc="100A0001" w:tentative="1">
+      <w:start w:val="1"/>
+      <w:numFmt w:val="bullet"/>
+      <w:lvlText w:val=""/>
+      <w:lvlJc w:val="left"/>
+      <w:pPr>
+        <w:ind w:left="2880" w:hanging="360"/>
+      </w:pPr>
+      <w:rPr>
+        <w:rFonts w:ascii="Symbol" w:hAnsi="Symbol" w:hint="default"/>
+      </w:rPr>
+    </w:lvl>
+    <w:lvl w:ilvl="4" w:tplc="100A0003" w:tentative="1">
+      <w:start w:val="1"/>
+      <w:numFmt w:val="bullet"/>
+      <w:lvlText w:val="o"/>
+      <w:lvlJc w:val="left"/>
+      <w:pPr>
+        <w:ind w:left="3600" w:hanging="360"/>
+      </w:pPr>
+      <w:rPr>
+        <w:rFonts w:ascii="Courier New" w:hAnsi="Courier New" w:cs="Courier New" w:hint="default"/>
+      </w:rPr>
+    </w:lvl>
+    <w:lvl w:ilvl="5" w:tplc="100A0005" w:tentative="1">
+      <w:start w:val="1"/>
+      <w:numFmt w:val="bullet"/>
+      <w:lvlText w:val=""/>
+      <w:lvlJc w:val="left"/>
+      <w:pPr>
+        <w:ind w:left="4320" w:hanging="360"/>
+      </w:pPr>
+      <w:rPr>
+        <w:rFonts w:ascii="Wingdings" w:hAnsi="Wingdings" w:hint="default"/>
+      </w:rPr>
+    </w:lvl>
+    <w:lvl w:ilvl="6" w:tplc="100A0001" w:tentative="1">
+      <w:start w:val="1"/>
+      <w:numFmt w:val="bullet"/>
+      <w:lvlText w:val=""/>
+      <w:lvlJc w:val="left"/>
+      <w:pPr>
+        <w:ind w:left="5040" w:hanging="360"/>
+      </w:pPr>
+      <w:rPr>
+        <w:rFonts w:ascii="Symbol" w:hAnsi="Symbol" w:hint="default"/>
+      </w:rPr>
+    </w:lvl>
+    <w:lvl w:ilvl="7" w:tplc="100A0003" w:tentative="1">
+      <w:start w:val="1"/>
+      <w:numFmt w:val="bullet"/>
+      <w:lvlText w:val="o"/>
+      <w:lvlJc w:val="left"/>
+      <w:pPr>
+        <w:ind w:left="5760" w:hanging="360"/>
+      </w:pPr>
+      <w:rPr>
+        <w:rFonts w:ascii="Courier New" w:hAnsi="Courier New" w:cs="Courier New" w:hint="default"/>
+      </w:rPr>
+    </w:lvl>
+    <w:lvl w:ilvl="8" w:tplc="100A0005" w:tentative="1">
+      <w:start w:val="1"/>
+      <w:numFmt w:val="bullet"/>
+      <w:lvlText w:val=""/>
+      <w:lvlJc w:val="left"/>
+      <w:pPr>
+        <w:ind w:left="6480" w:hanging="360"/>
+      </w:pPr>
+      <w:rPr>
+        <w:rFonts w:ascii="Wingdings" w:hAnsi="Wingdings" w:hint="default"/>
+      </w:rPr>
+    </w:lvl>
+  </w:abstractNum>
+  <w:abstractNum w:abstractNumId="5" w15:restartNumberingAfterBreak="0">
     <w:nsid w:val="07672D61"/>
     <w:multiLevelType w:val="hybridMultilevel"/>
     <w:tmpl w:val="85EAC720"/>
@@ -43405,7 +44028,7 @@
       </w:rPr>
     </w:lvl>
   </w:abstractNum>
-  <w:abstractNum w:abstractNumId="5" w15:restartNumberingAfterBreak="0">
+  <w:abstractNum w:abstractNumId="6" w15:restartNumberingAfterBreak="0">
     <w:nsid w:val="0B3824F1"/>
     <w:multiLevelType w:val="hybridMultilevel"/>
     <w:tmpl w:val="2E56FBBA"/>
@@ -43518,7 +44141,7 @@
       </w:rPr>
     </w:lvl>
   </w:abstractNum>
-  <w:abstractNum w:abstractNumId="6" w15:restartNumberingAfterBreak="0">
+  <w:abstractNum w:abstractNumId="7" w15:restartNumberingAfterBreak="0">
     <w:nsid w:val="0C07FE1D"/>
     <w:multiLevelType w:val="hybridMultilevel"/>
     <w:tmpl w:val="A1A23C98"/>
@@ -43631,7 +44254,7 @@
       </w:rPr>
     </w:lvl>
   </w:abstractNum>
-  <w:abstractNum w:abstractNumId="7" w15:restartNumberingAfterBreak="0">
+  <w:abstractNum w:abstractNumId="8" w15:restartNumberingAfterBreak="0">
     <w:nsid w:val="0CE7298A"/>
     <w:multiLevelType w:val="hybridMultilevel"/>
     <w:tmpl w:val="EB28EC9C"/>
@@ -43744,7 +44367,7 @@
       </w:rPr>
     </w:lvl>
   </w:abstractNum>
-  <w:abstractNum w:abstractNumId="8" w15:restartNumberingAfterBreak="0">
+  <w:abstractNum w:abstractNumId="9" w15:restartNumberingAfterBreak="0">
     <w:nsid w:val="0D190CA1"/>
     <w:multiLevelType w:val="hybridMultilevel"/>
     <w:tmpl w:val="EC5413C0"/>
@@ -43857,7 +44480,7 @@
       </w:rPr>
     </w:lvl>
   </w:abstractNum>
-  <w:abstractNum w:abstractNumId="9" w15:restartNumberingAfterBreak="0">
+  <w:abstractNum w:abstractNumId="10" w15:restartNumberingAfterBreak="0">
     <w:nsid w:val="0DD12026"/>
     <w:multiLevelType w:val="hybridMultilevel"/>
     <w:tmpl w:val="85628FAC"/>
@@ -43970,7 +44593,7 @@
       </w:rPr>
     </w:lvl>
   </w:abstractNum>
-  <w:abstractNum w:abstractNumId="10" w15:restartNumberingAfterBreak="0">
+  <w:abstractNum w:abstractNumId="11" w15:restartNumberingAfterBreak="0">
     <w:nsid w:val="0E3555B6"/>
     <w:multiLevelType w:val="hybridMultilevel"/>
     <w:tmpl w:val="CC708070"/>
@@ -44083,7 +44706,7 @@
       </w:rPr>
     </w:lvl>
   </w:abstractNum>
-  <w:abstractNum w:abstractNumId="11" w15:restartNumberingAfterBreak="0">
+  <w:abstractNum w:abstractNumId="12" w15:restartNumberingAfterBreak="0">
     <w:nsid w:val="0F0EBEF6"/>
     <w:multiLevelType w:val="hybridMultilevel"/>
     <w:tmpl w:val="9726FDCC"/>
@@ -44196,7 +44819,7 @@
       </w:rPr>
     </w:lvl>
   </w:abstractNum>
-  <w:abstractNum w:abstractNumId="12" w15:restartNumberingAfterBreak="0">
+  <w:abstractNum w:abstractNumId="13" w15:restartNumberingAfterBreak="0">
     <w:nsid w:val="113E07C2"/>
     <w:multiLevelType w:val="hybridMultilevel"/>
     <w:tmpl w:val="4254DF34"/>
@@ -44309,7 +44932,7 @@
       </w:rPr>
     </w:lvl>
   </w:abstractNum>
-  <w:abstractNum w:abstractNumId="13" w15:restartNumberingAfterBreak="0">
+  <w:abstractNum w:abstractNumId="14" w15:restartNumberingAfterBreak="0">
     <w:nsid w:val="13D771D3"/>
     <w:multiLevelType w:val="hybridMultilevel"/>
     <w:tmpl w:val="18CCBBAA"/>
@@ -44422,7 +45045,7 @@
       </w:rPr>
     </w:lvl>
   </w:abstractNum>
-  <w:abstractNum w:abstractNumId="14" w15:restartNumberingAfterBreak="0">
+  <w:abstractNum w:abstractNumId="15" w15:restartNumberingAfterBreak="0">
     <w:nsid w:val="143FB08C"/>
     <w:multiLevelType w:val="hybridMultilevel"/>
     <w:tmpl w:val="194601B6"/>
@@ -44535,7 +45158,7 @@
       </w:rPr>
     </w:lvl>
   </w:abstractNum>
-  <w:abstractNum w:abstractNumId="15" w15:restartNumberingAfterBreak="0">
+  <w:abstractNum w:abstractNumId="16" w15:restartNumberingAfterBreak="0">
     <w:nsid w:val="17368CE3"/>
     <w:multiLevelType w:val="hybridMultilevel"/>
     <w:tmpl w:val="33E669AA"/>
@@ -44648,7 +45271,7 @@
       </w:rPr>
     </w:lvl>
   </w:abstractNum>
-  <w:abstractNum w:abstractNumId="16" w15:restartNumberingAfterBreak="0">
+  <w:abstractNum w:abstractNumId="17" w15:restartNumberingAfterBreak="0">
     <w:nsid w:val="1821DAA7"/>
     <w:multiLevelType w:val="hybridMultilevel"/>
     <w:tmpl w:val="4CB4EC22"/>
@@ -44761,7 +45384,7 @@
       </w:rPr>
     </w:lvl>
   </w:abstractNum>
-  <w:abstractNum w:abstractNumId="17" w15:restartNumberingAfterBreak="0">
+  <w:abstractNum w:abstractNumId="18" w15:restartNumberingAfterBreak="0">
     <w:nsid w:val="20A76694"/>
     <w:multiLevelType w:val="hybridMultilevel"/>
     <w:tmpl w:val="B03EEDC6"/>
@@ -44874,7 +45497,7 @@
       </w:rPr>
     </w:lvl>
   </w:abstractNum>
-  <w:abstractNum w:abstractNumId="18" w15:restartNumberingAfterBreak="0">
+  <w:abstractNum w:abstractNumId="19" w15:restartNumberingAfterBreak="0">
     <w:nsid w:val="236514F7"/>
     <w:multiLevelType w:val="hybridMultilevel"/>
     <w:tmpl w:val="53ECECDA"/>
@@ -44960,7 +45583,7 @@
       </w:pPr>
     </w:lvl>
   </w:abstractNum>
-  <w:abstractNum w:abstractNumId="19" w15:restartNumberingAfterBreak="0">
+  <w:abstractNum w:abstractNumId="20" w15:restartNumberingAfterBreak="0">
     <w:nsid w:val="284D3994"/>
     <w:multiLevelType w:val="hybridMultilevel"/>
     <w:tmpl w:val="9FB6AEC4"/>
@@ -45073,7 +45696,7 @@
       </w:rPr>
     </w:lvl>
   </w:abstractNum>
-  <w:abstractNum w:abstractNumId="20" w15:restartNumberingAfterBreak="0">
+  <w:abstractNum w:abstractNumId="21" w15:restartNumberingAfterBreak="0">
     <w:nsid w:val="292B3B9D"/>
     <w:multiLevelType w:val="hybridMultilevel"/>
     <w:tmpl w:val="E3165CA2"/>
@@ -45186,7 +45809,7 @@
       </w:rPr>
     </w:lvl>
   </w:abstractNum>
-  <w:abstractNum w:abstractNumId="21" w15:restartNumberingAfterBreak="0">
+  <w:abstractNum w:abstractNumId="22" w15:restartNumberingAfterBreak="0">
     <w:nsid w:val="2A95930B"/>
     <w:multiLevelType w:val="hybridMultilevel"/>
     <w:tmpl w:val="4000B1DC"/>
@@ -45299,7 +45922,7 @@
       </w:rPr>
     </w:lvl>
   </w:abstractNum>
-  <w:abstractNum w:abstractNumId="22" w15:restartNumberingAfterBreak="0">
+  <w:abstractNum w:abstractNumId="23" w15:restartNumberingAfterBreak="0">
     <w:nsid w:val="2C37A0B4"/>
     <w:multiLevelType w:val="hybridMultilevel"/>
     <w:tmpl w:val="F9C0FB3A"/>
@@ -45412,7 +46035,7 @@
       </w:rPr>
     </w:lvl>
   </w:abstractNum>
-  <w:abstractNum w:abstractNumId="23" w15:restartNumberingAfterBreak="0">
+  <w:abstractNum w:abstractNumId="24" w15:restartNumberingAfterBreak="0">
     <w:nsid w:val="2DD32197"/>
     <w:multiLevelType w:val="hybridMultilevel"/>
     <w:tmpl w:val="E70C50D6"/>
@@ -45525,7 +46148,120 @@
       </w:rPr>
     </w:lvl>
   </w:abstractNum>
-  <w:abstractNum w:abstractNumId="24" w15:restartNumberingAfterBreak="0">
+  <w:abstractNum w:abstractNumId="25" w15:restartNumberingAfterBreak="0">
+    <w:nsid w:val="2FA46F1A"/>
+    <w:multiLevelType w:val="hybridMultilevel"/>
+    <w:tmpl w:val="0332030E"/>
+    <w:lvl w:ilvl="0" w:tplc="100A0001">
+      <w:start w:val="1"/>
+      <w:numFmt w:val="bullet"/>
+      <w:lvlText w:val=""/>
+      <w:lvlJc w:val="left"/>
+      <w:pPr>
+        <w:ind w:left="720" w:hanging="360"/>
+      </w:pPr>
+      <w:rPr>
+        <w:rFonts w:ascii="Symbol" w:hAnsi="Symbol" w:hint="default"/>
+      </w:rPr>
+    </w:lvl>
+    <w:lvl w:ilvl="1" w:tplc="100A0003" w:tentative="1">
+      <w:start w:val="1"/>
+      <w:numFmt w:val="bullet"/>
+      <w:lvlText w:val="o"/>
+      <w:lvlJc w:val="left"/>
+      <w:pPr>
+        <w:ind w:left="1440" w:hanging="360"/>
+      </w:pPr>
+      <w:rPr>
+        <w:rFonts w:ascii="Courier New" w:hAnsi="Courier New" w:cs="Courier New" w:hint="default"/>
+      </w:rPr>
+    </w:lvl>
+    <w:lvl w:ilvl="2" w:tplc="100A0005" w:tentative="1">
+      <w:start w:val="1"/>
+      <w:numFmt w:val="bullet"/>
+      <w:lvlText w:val=""/>
+      <w:lvlJc w:val="left"/>
+      <w:pPr>
+        <w:ind w:left="2160" w:hanging="360"/>
+      </w:pPr>
+      <w:rPr>
+        <w:rFonts w:ascii="Wingdings" w:hAnsi="Wingdings" w:hint="default"/>
+      </w:rPr>
+    </w:lvl>
+    <w:lvl w:ilvl="3" w:tplc="100A0001" w:tentative="1">
+      <w:start w:val="1"/>
+      <w:numFmt w:val="bullet"/>
+      <w:lvlText w:val=""/>
+      <w:lvlJc w:val="left"/>
+      <w:pPr>
+        <w:ind w:left="2880" w:hanging="360"/>
+      </w:pPr>
+      <w:rPr>
+        <w:rFonts w:ascii="Symbol" w:hAnsi="Symbol" w:hint="default"/>
+      </w:rPr>
+    </w:lvl>
+    <w:lvl w:ilvl="4" w:tplc="100A0003" w:tentative="1">
+      <w:start w:val="1"/>
+      <w:numFmt w:val="bullet"/>
+      <w:lvlText w:val="o"/>
+      <w:lvlJc w:val="left"/>
+      <w:pPr>
+        <w:ind w:left="3600" w:hanging="360"/>
+      </w:pPr>
+      <w:rPr>
+        <w:rFonts w:ascii="Courier New" w:hAnsi="Courier New" w:cs="Courier New" w:hint="default"/>
+      </w:rPr>
+    </w:lvl>
+    <w:lvl w:ilvl="5" w:tplc="100A0005" w:tentative="1">
+      <w:start w:val="1"/>
+      <w:numFmt w:val="bullet"/>
+      <w:lvlText w:val=""/>
+      <w:lvlJc w:val="left"/>
+      <w:pPr>
+        <w:ind w:left="4320" w:hanging="360"/>
+      </w:pPr>
+      <w:rPr>
+        <w:rFonts w:ascii="Wingdings" w:hAnsi="Wingdings" w:hint="default"/>
+      </w:rPr>
+    </w:lvl>
+    <w:lvl w:ilvl="6" w:tplc="100A0001" w:tentative="1">
+      <w:start w:val="1"/>
+      <w:numFmt w:val="bullet"/>
+      <w:lvlText w:val=""/>
+      <w:lvlJc w:val="left"/>
+      <w:pPr>
+        <w:ind w:left="5040" w:hanging="360"/>
+      </w:pPr>
+      <w:rPr>
+        <w:rFonts w:ascii="Symbol" w:hAnsi="Symbol" w:hint="default"/>
+      </w:rPr>
+    </w:lvl>
+    <w:lvl w:ilvl="7" w:tplc="100A0003" w:tentative="1">
+      <w:start w:val="1"/>
+      <w:numFmt w:val="bullet"/>
+      <w:lvlText w:val="o"/>
+      <w:lvlJc w:val="left"/>
+      <w:pPr>
+        <w:ind w:left="5760" w:hanging="360"/>
+      </w:pPr>
+      <w:rPr>
+        <w:rFonts w:ascii="Courier New" w:hAnsi="Courier New" w:cs="Courier New" w:hint="default"/>
+      </w:rPr>
+    </w:lvl>
+    <w:lvl w:ilvl="8" w:tplc="100A0005" w:tentative="1">
+      <w:start w:val="1"/>
+      <w:numFmt w:val="bullet"/>
+      <w:lvlText w:val=""/>
+      <w:lvlJc w:val="left"/>
+      <w:pPr>
+        <w:ind w:left="6480" w:hanging="360"/>
+      </w:pPr>
+      <w:rPr>
+        <w:rFonts w:ascii="Wingdings" w:hAnsi="Wingdings" w:hint="default"/>
+      </w:rPr>
+    </w:lvl>
+  </w:abstractNum>
+  <w:abstractNum w:abstractNumId="26" w15:restartNumberingAfterBreak="0">
     <w:nsid w:val="33B0A8F6"/>
     <w:multiLevelType w:val="hybridMultilevel"/>
     <w:tmpl w:val="8F006070"/>
@@ -45638,7 +46374,7 @@
       </w:rPr>
     </w:lvl>
   </w:abstractNum>
-  <w:abstractNum w:abstractNumId="25" w15:restartNumberingAfterBreak="0">
+  <w:abstractNum w:abstractNumId="27" w15:restartNumberingAfterBreak="0">
     <w:nsid w:val="34ED8D90"/>
     <w:multiLevelType w:val="hybridMultilevel"/>
     <w:tmpl w:val="BD062892"/>
@@ -45751,7 +46487,7 @@
       </w:rPr>
     </w:lvl>
   </w:abstractNum>
-  <w:abstractNum w:abstractNumId="26" w15:restartNumberingAfterBreak="0">
+  <w:abstractNum w:abstractNumId="28" w15:restartNumberingAfterBreak="0">
     <w:nsid w:val="35E54C6A"/>
     <w:multiLevelType w:val="multilevel"/>
     <w:tmpl w:val="5B8CA4CC"/>
@@ -45843,7 +46579,7 @@
       </w:pPr>
     </w:lvl>
   </w:abstractNum>
-  <w:abstractNum w:abstractNumId="27" w15:restartNumberingAfterBreak="0">
+  <w:abstractNum w:abstractNumId="29" w15:restartNumberingAfterBreak="0">
     <w:nsid w:val="38EC5190"/>
     <w:multiLevelType w:val="hybridMultilevel"/>
     <w:tmpl w:val="A738A454"/>
@@ -45956,7 +46692,7 @@
       </w:rPr>
     </w:lvl>
   </w:abstractNum>
-  <w:abstractNum w:abstractNumId="28" w15:restartNumberingAfterBreak="0">
+  <w:abstractNum w:abstractNumId="30" w15:restartNumberingAfterBreak="0">
     <w:nsid w:val="3AB944B2"/>
     <w:multiLevelType w:val="hybridMultilevel"/>
     <w:tmpl w:val="B0C8601A"/>
@@ -46069,7 +46805,7 @@
       </w:rPr>
     </w:lvl>
   </w:abstractNum>
-  <w:abstractNum w:abstractNumId="29" w15:restartNumberingAfterBreak="0">
+  <w:abstractNum w:abstractNumId="31" w15:restartNumberingAfterBreak="0">
     <w:nsid w:val="3ACDFFBC"/>
     <w:multiLevelType w:val="hybridMultilevel"/>
     <w:tmpl w:val="50A4395A"/>
@@ -46182,7 +46918,7 @@
       </w:rPr>
     </w:lvl>
   </w:abstractNum>
-  <w:abstractNum w:abstractNumId="30" w15:restartNumberingAfterBreak="0">
+  <w:abstractNum w:abstractNumId="32" w15:restartNumberingAfterBreak="0">
     <w:nsid w:val="3B674663"/>
     <w:multiLevelType w:val="hybridMultilevel"/>
     <w:tmpl w:val="3686FEB0"/>
@@ -46295,7 +47031,7 @@
       </w:rPr>
     </w:lvl>
   </w:abstractNum>
-  <w:abstractNum w:abstractNumId="31" w15:restartNumberingAfterBreak="0">
+  <w:abstractNum w:abstractNumId="33" w15:restartNumberingAfterBreak="0">
     <w:nsid w:val="3B931DE1"/>
     <w:multiLevelType w:val="hybridMultilevel"/>
     <w:tmpl w:val="B0BCAEB8"/>
@@ -46408,7 +47144,7 @@
       </w:rPr>
     </w:lvl>
   </w:abstractNum>
-  <w:abstractNum w:abstractNumId="32" w15:restartNumberingAfterBreak="0">
+  <w:abstractNum w:abstractNumId="34" w15:restartNumberingAfterBreak="0">
     <w:nsid w:val="3CB19297"/>
     <w:multiLevelType w:val="hybridMultilevel"/>
     <w:tmpl w:val="5C905744"/>
@@ -46521,7 +47257,7 @@
       </w:rPr>
     </w:lvl>
   </w:abstractNum>
-  <w:abstractNum w:abstractNumId="33" w15:restartNumberingAfterBreak="0">
+  <w:abstractNum w:abstractNumId="35" w15:restartNumberingAfterBreak="0">
     <w:nsid w:val="3F72ECB5"/>
     <w:multiLevelType w:val="hybridMultilevel"/>
     <w:tmpl w:val="B4106DFE"/>
@@ -46634,7 +47370,7 @@
       </w:rPr>
     </w:lvl>
   </w:abstractNum>
-  <w:abstractNum w:abstractNumId="34" w15:restartNumberingAfterBreak="0">
+  <w:abstractNum w:abstractNumId="36" w15:restartNumberingAfterBreak="0">
     <w:nsid w:val="4004AB8A"/>
     <w:multiLevelType w:val="hybridMultilevel"/>
     <w:tmpl w:val="69429308"/>
@@ -46747,7 +47483,7 @@
       </w:rPr>
     </w:lvl>
   </w:abstractNum>
-  <w:abstractNum w:abstractNumId="35" w15:restartNumberingAfterBreak="0">
+  <w:abstractNum w:abstractNumId="37" w15:restartNumberingAfterBreak="0">
     <w:nsid w:val="401A1ADC"/>
     <w:multiLevelType w:val="hybridMultilevel"/>
     <w:tmpl w:val="DBB2ED68"/>
@@ -46860,7 +47596,7 @@
       </w:rPr>
     </w:lvl>
   </w:abstractNum>
-  <w:abstractNum w:abstractNumId="36" w15:restartNumberingAfterBreak="0">
+  <w:abstractNum w:abstractNumId="38" w15:restartNumberingAfterBreak="0">
     <w:nsid w:val="4188A819"/>
     <w:multiLevelType w:val="hybridMultilevel"/>
     <w:tmpl w:val="0D607A50"/>
@@ -46973,7 +47709,7 @@
       </w:rPr>
     </w:lvl>
   </w:abstractNum>
-  <w:abstractNum w:abstractNumId="37" w15:restartNumberingAfterBreak="0">
+  <w:abstractNum w:abstractNumId="39" w15:restartNumberingAfterBreak="0">
     <w:nsid w:val="44F1EAA6"/>
     <w:multiLevelType w:val="hybridMultilevel"/>
     <w:tmpl w:val="C6BA4B78"/>
@@ -47086,7 +47822,7 @@
       </w:rPr>
     </w:lvl>
   </w:abstractNum>
-  <w:abstractNum w:abstractNumId="38" w15:restartNumberingAfterBreak="0">
+  <w:abstractNum w:abstractNumId="40" w15:restartNumberingAfterBreak="0">
     <w:nsid w:val="450A25FB"/>
     <w:multiLevelType w:val="hybridMultilevel"/>
     <w:tmpl w:val="AF02877E"/>
@@ -47199,7 +47935,7 @@
       </w:rPr>
     </w:lvl>
   </w:abstractNum>
-  <w:abstractNum w:abstractNumId="39" w15:restartNumberingAfterBreak="0">
+  <w:abstractNum w:abstractNumId="41" w15:restartNumberingAfterBreak="0">
     <w:nsid w:val="4680F69C"/>
     <w:multiLevelType w:val="hybridMultilevel"/>
     <w:tmpl w:val="19DC7ECA"/>
@@ -47312,7 +48048,7 @@
       </w:rPr>
     </w:lvl>
   </w:abstractNum>
-  <w:abstractNum w:abstractNumId="40" w15:restartNumberingAfterBreak="0">
+  <w:abstractNum w:abstractNumId="42" w15:restartNumberingAfterBreak="0">
     <w:nsid w:val="4753069B"/>
     <w:multiLevelType w:val="hybridMultilevel"/>
     <w:tmpl w:val="808ACE50"/>
@@ -47401,7 +48137,7 @@
       </w:pPr>
     </w:lvl>
   </w:abstractNum>
-  <w:abstractNum w:abstractNumId="41" w15:restartNumberingAfterBreak="0">
+  <w:abstractNum w:abstractNumId="43" w15:restartNumberingAfterBreak="0">
     <w:nsid w:val="48C36F95"/>
     <w:multiLevelType w:val="hybridMultilevel"/>
     <w:tmpl w:val="8D1E615A"/>
@@ -47514,7 +48250,7 @@
       </w:rPr>
     </w:lvl>
   </w:abstractNum>
-  <w:abstractNum w:abstractNumId="42" w15:restartNumberingAfterBreak="0">
+  <w:abstractNum w:abstractNumId="44" w15:restartNumberingAfterBreak="0">
     <w:nsid w:val="4D11CE3B"/>
     <w:multiLevelType w:val="hybridMultilevel"/>
     <w:tmpl w:val="226CF1E8"/>
@@ -47627,7 +48363,7 @@
       </w:rPr>
     </w:lvl>
   </w:abstractNum>
-  <w:abstractNum w:abstractNumId="43" w15:restartNumberingAfterBreak="0">
+  <w:abstractNum w:abstractNumId="45" w15:restartNumberingAfterBreak="0">
     <w:nsid w:val="51D0DCB7"/>
     <w:multiLevelType w:val="hybridMultilevel"/>
     <w:tmpl w:val="418641A4"/>
@@ -47740,7 +48476,7 @@
       </w:rPr>
     </w:lvl>
   </w:abstractNum>
-  <w:abstractNum w:abstractNumId="44" w15:restartNumberingAfterBreak="0">
+  <w:abstractNum w:abstractNumId="46" w15:restartNumberingAfterBreak="0">
     <w:nsid w:val="534F0B46"/>
     <w:multiLevelType w:val="hybridMultilevel"/>
     <w:tmpl w:val="78F4BD16"/>
@@ -47826,7 +48562,7 @@
       </w:pPr>
     </w:lvl>
   </w:abstractNum>
-  <w:abstractNum w:abstractNumId="45" w15:restartNumberingAfterBreak="0">
+  <w:abstractNum w:abstractNumId="47" w15:restartNumberingAfterBreak="0">
     <w:nsid w:val="553C8360"/>
     <w:multiLevelType w:val="hybridMultilevel"/>
     <w:tmpl w:val="D1A07636"/>
@@ -47936,7 +48672,7 @@
       </w:rPr>
     </w:lvl>
   </w:abstractNum>
-  <w:abstractNum w:abstractNumId="46" w15:restartNumberingAfterBreak="0">
+  <w:abstractNum w:abstractNumId="48" w15:restartNumberingAfterBreak="0">
     <w:nsid w:val="55D1895A"/>
     <w:multiLevelType w:val="hybridMultilevel"/>
     <w:tmpl w:val="89E47962"/>
@@ -48049,7 +48785,7 @@
       </w:rPr>
     </w:lvl>
   </w:abstractNum>
-  <w:abstractNum w:abstractNumId="47" w15:restartNumberingAfterBreak="0">
+  <w:abstractNum w:abstractNumId="49" w15:restartNumberingAfterBreak="0">
     <w:nsid w:val="578DCB3C"/>
     <w:multiLevelType w:val="hybridMultilevel"/>
     <w:tmpl w:val="F1444878"/>
@@ -48162,7 +48898,7 @@
       </w:rPr>
     </w:lvl>
   </w:abstractNum>
-  <w:abstractNum w:abstractNumId="48" w15:restartNumberingAfterBreak="0">
+  <w:abstractNum w:abstractNumId="50" w15:restartNumberingAfterBreak="0">
     <w:nsid w:val="57DA19B6"/>
     <w:multiLevelType w:val="hybridMultilevel"/>
     <w:tmpl w:val="3DEE4AC0"/>
@@ -48275,7 +49011,7 @@
       </w:rPr>
     </w:lvl>
   </w:abstractNum>
-  <w:abstractNum w:abstractNumId="49" w15:restartNumberingAfterBreak="0">
+  <w:abstractNum w:abstractNumId="51" w15:restartNumberingAfterBreak="0">
     <w:nsid w:val="58903641"/>
     <w:multiLevelType w:val="hybridMultilevel"/>
     <w:tmpl w:val="E8743DB0"/>
@@ -48388,7 +49124,7 @@
       </w:rPr>
     </w:lvl>
   </w:abstractNum>
-  <w:abstractNum w:abstractNumId="50" w15:restartNumberingAfterBreak="0">
+  <w:abstractNum w:abstractNumId="52" w15:restartNumberingAfterBreak="0">
     <w:nsid w:val="596E520C"/>
     <w:multiLevelType w:val="hybridMultilevel"/>
     <w:tmpl w:val="935246E0"/>
@@ -48501,7 +49237,7 @@
       </w:rPr>
     </w:lvl>
   </w:abstractNum>
-  <w:abstractNum w:abstractNumId="51" w15:restartNumberingAfterBreak="0">
+  <w:abstractNum w:abstractNumId="53" w15:restartNumberingAfterBreak="0">
     <w:nsid w:val="5D342369"/>
     <w:multiLevelType w:val="hybridMultilevel"/>
     <w:tmpl w:val="195AF49C"/>
@@ -48614,7 +49350,7 @@
       </w:rPr>
     </w:lvl>
   </w:abstractNum>
-  <w:abstractNum w:abstractNumId="52" w15:restartNumberingAfterBreak="0">
+  <w:abstractNum w:abstractNumId="54" w15:restartNumberingAfterBreak="0">
     <w:nsid w:val="5E7F75A8"/>
     <w:multiLevelType w:val="multilevel"/>
     <w:tmpl w:val="5B8CA4CC"/>
@@ -48706,7 +49442,7 @@
       </w:pPr>
     </w:lvl>
   </w:abstractNum>
-  <w:abstractNum w:abstractNumId="53" w15:restartNumberingAfterBreak="0">
+  <w:abstractNum w:abstractNumId="55" w15:restartNumberingAfterBreak="0">
     <w:nsid w:val="5FAC5EA6"/>
     <w:multiLevelType w:val="hybridMultilevel"/>
     <w:tmpl w:val="15444822"/>
@@ -48819,7 +49555,7 @@
       </w:rPr>
     </w:lvl>
   </w:abstractNum>
-  <w:abstractNum w:abstractNumId="54" w15:restartNumberingAfterBreak="0">
+  <w:abstractNum w:abstractNumId="56" w15:restartNumberingAfterBreak="0">
     <w:nsid w:val="632F539C"/>
     <w:multiLevelType w:val="multilevel"/>
     <w:tmpl w:val="A154BBC8"/>
@@ -48968,7 +49704,7 @@
       </w:rPr>
     </w:lvl>
   </w:abstractNum>
-  <w:abstractNum w:abstractNumId="55" w15:restartNumberingAfterBreak="0">
+  <w:abstractNum w:abstractNumId="57" w15:restartNumberingAfterBreak="0">
     <w:nsid w:val="6421FEBC"/>
     <w:multiLevelType w:val="hybridMultilevel"/>
     <w:tmpl w:val="FD2889B8"/>
@@ -49081,7 +49817,7 @@
       </w:rPr>
     </w:lvl>
   </w:abstractNum>
-  <w:abstractNum w:abstractNumId="56" w15:restartNumberingAfterBreak="0">
+  <w:abstractNum w:abstractNumId="58" w15:restartNumberingAfterBreak="0">
     <w:nsid w:val="64650685"/>
     <w:multiLevelType w:val="hybridMultilevel"/>
     <w:tmpl w:val="2180969E"/>
@@ -49194,7 +49930,7 @@
       </w:rPr>
     </w:lvl>
   </w:abstractNum>
-  <w:abstractNum w:abstractNumId="57" w15:restartNumberingAfterBreak="0">
+  <w:abstractNum w:abstractNumId="59" w15:restartNumberingAfterBreak="0">
     <w:nsid w:val="6544B997"/>
     <w:multiLevelType w:val="hybridMultilevel"/>
     <w:tmpl w:val="7AA814B0"/>
@@ -49307,7 +50043,7 @@
       </w:rPr>
     </w:lvl>
   </w:abstractNum>
-  <w:abstractNum w:abstractNumId="58" w15:restartNumberingAfterBreak="0">
+  <w:abstractNum w:abstractNumId="60" w15:restartNumberingAfterBreak="0">
     <w:nsid w:val="66DCE3EA"/>
     <w:multiLevelType w:val="multilevel"/>
     <w:tmpl w:val="ABF0CB04"/>
@@ -49401,7 +50137,7 @@
       </w:pPr>
     </w:lvl>
   </w:abstractNum>
-  <w:abstractNum w:abstractNumId="59" w15:restartNumberingAfterBreak="0">
+  <w:abstractNum w:abstractNumId="61" w15:restartNumberingAfterBreak="0">
     <w:nsid w:val="670F487E"/>
     <w:multiLevelType w:val="hybridMultilevel"/>
     <w:tmpl w:val="A4361B0E"/>
@@ -49514,7 +50250,7 @@
       </w:rPr>
     </w:lvl>
   </w:abstractNum>
-  <w:abstractNum w:abstractNumId="60" w15:restartNumberingAfterBreak="0">
+  <w:abstractNum w:abstractNumId="62" w15:restartNumberingAfterBreak="0">
     <w:nsid w:val="686221C4"/>
     <w:multiLevelType w:val="hybridMultilevel"/>
     <w:tmpl w:val="842E43B8"/>
@@ -49627,7 +50363,7 @@
       </w:rPr>
     </w:lvl>
   </w:abstractNum>
-  <w:abstractNum w:abstractNumId="61" w15:restartNumberingAfterBreak="0">
+  <w:abstractNum w:abstractNumId="63" w15:restartNumberingAfterBreak="0">
     <w:nsid w:val="6A5CB572"/>
     <w:multiLevelType w:val="hybridMultilevel"/>
     <w:tmpl w:val="BB8ED4FC"/>
@@ -49740,7 +50476,7 @@
       </w:rPr>
     </w:lvl>
   </w:abstractNum>
-  <w:abstractNum w:abstractNumId="62" w15:restartNumberingAfterBreak="0">
+  <w:abstractNum w:abstractNumId="64" w15:restartNumberingAfterBreak="0">
     <w:nsid w:val="6E3D31E2"/>
     <w:multiLevelType w:val="hybridMultilevel"/>
     <w:tmpl w:val="A8881506"/>
@@ -49853,7 +50589,7 @@
       </w:rPr>
     </w:lvl>
   </w:abstractNum>
-  <w:abstractNum w:abstractNumId="63" w15:restartNumberingAfterBreak="0">
+  <w:abstractNum w:abstractNumId="65" w15:restartNumberingAfterBreak="0">
     <w:nsid w:val="71AA4D4A"/>
     <w:multiLevelType w:val="hybridMultilevel"/>
     <w:tmpl w:val="094C0ED2"/>
@@ -49966,7 +50702,7 @@
       </w:rPr>
     </w:lvl>
   </w:abstractNum>
-  <w:abstractNum w:abstractNumId="64" w15:restartNumberingAfterBreak="0">
+  <w:abstractNum w:abstractNumId="66" w15:restartNumberingAfterBreak="0">
     <w:nsid w:val="76CCB6A5"/>
     <w:multiLevelType w:val="hybridMultilevel"/>
     <w:tmpl w:val="74B6044C"/>
@@ -50079,7 +50815,7 @@
       </w:rPr>
     </w:lvl>
   </w:abstractNum>
-  <w:abstractNum w:abstractNumId="65" w15:restartNumberingAfterBreak="0">
+  <w:abstractNum w:abstractNumId="67" w15:restartNumberingAfterBreak="0">
     <w:nsid w:val="77973FED"/>
     <w:multiLevelType w:val="hybridMultilevel"/>
     <w:tmpl w:val="664E55E2"/>
@@ -50165,7 +50901,7 @@
       </w:pPr>
     </w:lvl>
   </w:abstractNum>
-  <w:abstractNum w:abstractNumId="66" w15:restartNumberingAfterBreak="0">
+  <w:abstractNum w:abstractNumId="68" w15:restartNumberingAfterBreak="0">
     <w:nsid w:val="78CE7E0C"/>
     <w:multiLevelType w:val="hybridMultilevel"/>
     <w:tmpl w:val="BFBE6E4C"/>
@@ -50278,7 +51014,7 @@
       </w:rPr>
     </w:lvl>
   </w:abstractNum>
-  <w:abstractNum w:abstractNumId="67" w15:restartNumberingAfterBreak="0">
+  <w:abstractNum w:abstractNumId="69" w15:restartNumberingAfterBreak="0">
     <w:nsid w:val="79B43345"/>
     <w:multiLevelType w:val="hybridMultilevel"/>
     <w:tmpl w:val="341EAB40"/>
@@ -50391,7 +51127,7 @@
       </w:rPr>
     </w:lvl>
   </w:abstractNum>
-  <w:abstractNum w:abstractNumId="68" w15:restartNumberingAfterBreak="0">
+  <w:abstractNum w:abstractNumId="70" w15:restartNumberingAfterBreak="0">
     <w:nsid w:val="79DFA38D"/>
     <w:multiLevelType w:val="hybridMultilevel"/>
     <w:tmpl w:val="81727604"/>
@@ -50504,7 +51240,7 @@
       </w:rPr>
     </w:lvl>
   </w:abstractNum>
-  <w:abstractNum w:abstractNumId="69" w15:restartNumberingAfterBreak="0">
+  <w:abstractNum w:abstractNumId="71" w15:restartNumberingAfterBreak="0">
     <w:nsid w:val="7A952DB1"/>
     <w:multiLevelType w:val="hybridMultilevel"/>
     <w:tmpl w:val="1A348A9E"/>
@@ -50617,7 +51353,7 @@
       </w:rPr>
     </w:lvl>
   </w:abstractNum>
-  <w:abstractNum w:abstractNumId="70" w15:restartNumberingAfterBreak="0">
+  <w:abstractNum w:abstractNumId="72" w15:restartNumberingAfterBreak="0">
     <w:nsid w:val="7BC23FBE"/>
     <w:multiLevelType w:val="hybridMultilevel"/>
     <w:tmpl w:val="6BB6A60E"/>
@@ -50730,7 +51466,7 @@
       </w:rPr>
     </w:lvl>
   </w:abstractNum>
-  <w:abstractNum w:abstractNumId="71" w15:restartNumberingAfterBreak="0">
+  <w:abstractNum w:abstractNumId="73" w15:restartNumberingAfterBreak="0">
     <w:nsid w:val="7F46F939"/>
     <w:multiLevelType w:val="hybridMultilevel"/>
     <w:tmpl w:val="71C29D78"/>
@@ -50843,228 +51579,234 @@
       </w:rPr>
     </w:lvl>
   </w:abstractNum>
-  <w:num w:numId="1">
+  <w:num w:numId="1" w16cid:durableId="1295602796">
+    <w:abstractNumId w:val="57"/>
+  </w:num>
+  <w:num w:numId="2" w16cid:durableId="1815369089">
+    <w:abstractNumId w:val="1"/>
+  </w:num>
+  <w:num w:numId="3" w16cid:durableId="789397391">
+    <w:abstractNumId w:val="12"/>
+  </w:num>
+  <w:num w:numId="4" w16cid:durableId="1873836768">
+    <w:abstractNumId w:val="36"/>
+  </w:num>
+  <w:num w:numId="5" w16cid:durableId="1526989057">
+    <w:abstractNumId w:val="22"/>
+  </w:num>
+  <w:num w:numId="6" w16cid:durableId="1056390833">
+    <w:abstractNumId w:val="44"/>
+  </w:num>
+  <w:num w:numId="7" w16cid:durableId="1554270723">
+    <w:abstractNumId w:val="29"/>
+  </w:num>
+  <w:num w:numId="8" w16cid:durableId="899286242">
+    <w:abstractNumId w:val="40"/>
+  </w:num>
+  <w:num w:numId="9" w16cid:durableId="1437408562">
+    <w:abstractNumId w:val="65"/>
+  </w:num>
+  <w:num w:numId="10" w16cid:durableId="113525980">
+    <w:abstractNumId w:val="38"/>
+  </w:num>
+  <w:num w:numId="11" w16cid:durableId="561596145">
+    <w:abstractNumId w:val="34"/>
+  </w:num>
+  <w:num w:numId="12" w16cid:durableId="636834420">
+    <w:abstractNumId w:val="30"/>
+  </w:num>
+  <w:num w:numId="13" w16cid:durableId="1817063959">
+    <w:abstractNumId w:val="63"/>
+  </w:num>
+  <w:num w:numId="14" w16cid:durableId="77675811">
+    <w:abstractNumId w:val="24"/>
+  </w:num>
+  <w:num w:numId="15" w16cid:durableId="461463740">
+    <w:abstractNumId w:val="33"/>
+  </w:num>
+  <w:num w:numId="16" w16cid:durableId="1554997707">
+    <w:abstractNumId w:val="69"/>
+  </w:num>
+  <w:num w:numId="17" w16cid:durableId="798887777">
+    <w:abstractNumId w:val="15"/>
+  </w:num>
+  <w:num w:numId="18" w16cid:durableId="749623917">
+    <w:abstractNumId w:val="3"/>
+  </w:num>
+  <w:num w:numId="19" w16cid:durableId="1245070602">
+    <w:abstractNumId w:val="20"/>
+  </w:num>
+  <w:num w:numId="20" w16cid:durableId="115956692">
+    <w:abstractNumId w:val="26"/>
+  </w:num>
+  <w:num w:numId="21" w16cid:durableId="1620213229">
+    <w:abstractNumId w:val="18"/>
+  </w:num>
+  <w:num w:numId="22" w16cid:durableId="289945593">
+    <w:abstractNumId w:val="35"/>
+  </w:num>
+  <w:num w:numId="23" w16cid:durableId="225461068">
+    <w:abstractNumId w:val="59"/>
+  </w:num>
+  <w:num w:numId="24" w16cid:durableId="170032020">
+    <w:abstractNumId w:val="66"/>
+  </w:num>
+  <w:num w:numId="25" w16cid:durableId="133332859">
+    <w:abstractNumId w:val="37"/>
+  </w:num>
+  <w:num w:numId="26" w16cid:durableId="882910368">
+    <w:abstractNumId w:val="67"/>
+  </w:num>
+  <w:num w:numId="27" w16cid:durableId="1210527996">
+    <w:abstractNumId w:val="9"/>
+  </w:num>
+  <w:num w:numId="28" w16cid:durableId="2141798527">
+    <w:abstractNumId w:val="16"/>
+  </w:num>
+  <w:num w:numId="29" w16cid:durableId="1434789711">
+    <w:abstractNumId w:val="60"/>
+  </w:num>
+  <w:num w:numId="30" w16cid:durableId="1490638078">
+    <w:abstractNumId w:val="56"/>
+  </w:num>
+  <w:num w:numId="31" w16cid:durableId="1317295956">
+    <w:abstractNumId w:val="50"/>
+  </w:num>
+  <w:num w:numId="32" w16cid:durableId="1711683803">
+    <w:abstractNumId w:val="7"/>
+  </w:num>
+  <w:num w:numId="33" w16cid:durableId="771247819">
+    <w:abstractNumId w:val="23"/>
+  </w:num>
+  <w:num w:numId="34" w16cid:durableId="340084542">
+    <w:abstractNumId w:val="49"/>
+  </w:num>
+  <w:num w:numId="35" w16cid:durableId="788548244">
+    <w:abstractNumId w:val="8"/>
+  </w:num>
+  <w:num w:numId="36" w16cid:durableId="1063681320">
+    <w:abstractNumId w:val="31"/>
+  </w:num>
+  <w:num w:numId="37" w16cid:durableId="328603180">
+    <w:abstractNumId w:val="6"/>
+  </w:num>
+  <w:num w:numId="38" w16cid:durableId="1943762266">
+    <w:abstractNumId w:val="73"/>
+  </w:num>
+  <w:num w:numId="39" w16cid:durableId="201210845">
+    <w:abstractNumId w:val="14"/>
+  </w:num>
+  <w:num w:numId="40" w16cid:durableId="1204173290">
+    <w:abstractNumId w:val="32"/>
+  </w:num>
+  <w:num w:numId="41" w16cid:durableId="206844831">
+    <w:abstractNumId w:val="46"/>
+  </w:num>
+  <w:num w:numId="42" w16cid:durableId="616329436">
+    <w:abstractNumId w:val="19"/>
+  </w:num>
+  <w:num w:numId="43" w16cid:durableId="1200819097">
+    <w:abstractNumId w:val="0"/>
+  </w:num>
+  <w:num w:numId="44" w16cid:durableId="913469121">
+    <w:abstractNumId w:val="10"/>
+  </w:num>
+  <w:num w:numId="45" w16cid:durableId="101609969">
+    <w:abstractNumId w:val="39"/>
+  </w:num>
+  <w:num w:numId="46" w16cid:durableId="1136336517">
+    <w:abstractNumId w:val="61"/>
+  </w:num>
+  <w:num w:numId="47" w16cid:durableId="377946241">
+    <w:abstractNumId w:val="27"/>
+  </w:num>
+  <w:num w:numId="48" w16cid:durableId="1788544766">
+    <w:abstractNumId w:val="5"/>
+  </w:num>
+  <w:num w:numId="49" w16cid:durableId="2123722295">
+    <w:abstractNumId w:val="52"/>
+  </w:num>
+  <w:num w:numId="50" w16cid:durableId="629750493">
+    <w:abstractNumId w:val="13"/>
+  </w:num>
+  <w:num w:numId="51" w16cid:durableId="789590816">
+    <w:abstractNumId w:val="51"/>
+  </w:num>
+  <w:num w:numId="52" w16cid:durableId="266621614">
+    <w:abstractNumId w:val="68"/>
+  </w:num>
+  <w:num w:numId="53" w16cid:durableId="1372729580">
+    <w:abstractNumId w:val="45"/>
+  </w:num>
+  <w:num w:numId="54" w16cid:durableId="402410077">
+    <w:abstractNumId w:val="70"/>
+  </w:num>
+  <w:num w:numId="55" w16cid:durableId="1272086294">
+    <w:abstractNumId w:val="48"/>
+  </w:num>
+  <w:num w:numId="56" w16cid:durableId="766123922">
+    <w:abstractNumId w:val="21"/>
+  </w:num>
+  <w:num w:numId="57" w16cid:durableId="765273805">
+    <w:abstractNumId w:val="58"/>
+  </w:num>
+  <w:num w:numId="58" w16cid:durableId="1620213493">
+    <w:abstractNumId w:val="17"/>
+  </w:num>
+  <w:num w:numId="59" w16cid:durableId="62679475">
+    <w:abstractNumId w:val="71"/>
+  </w:num>
+  <w:num w:numId="60" w16cid:durableId="467283615">
+    <w:abstractNumId w:val="47"/>
+  </w:num>
+  <w:num w:numId="61" w16cid:durableId="1660694914">
+    <w:abstractNumId w:val="62"/>
+  </w:num>
+  <w:num w:numId="62" w16cid:durableId="578295761">
     <w:abstractNumId w:val="55"/>
   </w:num>
-  <w:num w:numId="2">
-    <w:abstractNumId w:val="1"/>
+  <w:num w:numId="63" w16cid:durableId="332806992">
+    <w:abstractNumId w:val="43"/>
   </w:num>
-  <w:num w:numId="3">
+  <w:num w:numId="64" w16cid:durableId="1219440108">
+    <w:abstractNumId w:val="53"/>
+  </w:num>
+  <w:num w:numId="65" w16cid:durableId="633099168">
+    <w:abstractNumId w:val="41"/>
+  </w:num>
+  <w:num w:numId="66" w16cid:durableId="525143479">
+    <w:abstractNumId w:val="72"/>
+  </w:num>
+  <w:num w:numId="67" w16cid:durableId="73209298">
     <w:abstractNumId w:val="11"/>
   </w:num>
-  <w:num w:numId="4">
-    <w:abstractNumId w:val="34"/>
+  <w:num w:numId="68" w16cid:durableId="1979912605">
+    <w:abstractNumId w:val="2"/>
   </w:num>
-  <w:num w:numId="5">
-    <w:abstractNumId w:val="21"/>
+  <w:num w:numId="69" w16cid:durableId="1780486018">
+    <w:abstractNumId w:val="64"/>
   </w:num>
-  <w:num w:numId="6">
+  <w:num w:numId="70" w16cid:durableId="774909375">
     <w:abstractNumId w:val="42"/>
   </w:num>
-  <w:num w:numId="7">
-    <w:abstractNumId w:val="27"/>
+  <w:num w:numId="71" w16cid:durableId="156578595">
+    <w:abstractNumId w:val="54"/>
   </w:num>
-  <w:num w:numId="8">
-    <w:abstractNumId w:val="38"/>
-  </w:num>
-  <w:num w:numId="9">
-    <w:abstractNumId w:val="63"/>
-  </w:num>
-  <w:num w:numId="10">
-    <w:abstractNumId w:val="36"/>
-  </w:num>
-  <w:num w:numId="11">
-    <w:abstractNumId w:val="32"/>
-  </w:num>
-  <w:num w:numId="12">
+  <w:num w:numId="72" w16cid:durableId="538858131">
     <w:abstractNumId w:val="28"/>
   </w:num>
-  <w:num w:numId="13">
-    <w:abstractNumId w:val="61"/>
-  </w:num>
-  <w:num w:numId="14">
-    <w:abstractNumId w:val="23"/>
-  </w:num>
-  <w:num w:numId="15">
-    <w:abstractNumId w:val="31"/>
-  </w:num>
-  <w:num w:numId="16">
-    <w:abstractNumId w:val="67"/>
-  </w:num>
-  <w:num w:numId="17">
-    <w:abstractNumId w:val="14"/>
-  </w:num>
-  <w:num w:numId="18">
-    <w:abstractNumId w:val="3"/>
-  </w:num>
-  <w:num w:numId="19">
-    <w:abstractNumId w:val="19"/>
-  </w:num>
-  <w:num w:numId="20">
-    <w:abstractNumId w:val="24"/>
-  </w:num>
-  <w:num w:numId="21">
-    <w:abstractNumId w:val="17"/>
-  </w:num>
-  <w:num w:numId="22">
-    <w:abstractNumId w:val="33"/>
-  </w:num>
-  <w:num w:numId="23">
-    <w:abstractNumId w:val="57"/>
-  </w:num>
-  <w:num w:numId="24">
-    <w:abstractNumId w:val="64"/>
-  </w:num>
-  <w:num w:numId="25">
-    <w:abstractNumId w:val="35"/>
-  </w:num>
-  <w:num w:numId="26">
-    <w:abstractNumId w:val="65"/>
-  </w:num>
-  <w:num w:numId="27">
-    <w:abstractNumId w:val="8"/>
-  </w:num>
-  <w:num w:numId="28">
-    <w:abstractNumId w:val="15"/>
-  </w:num>
-  <w:num w:numId="29">
-    <w:abstractNumId w:val="58"/>
-  </w:num>
-  <w:num w:numId="30">
-    <w:abstractNumId w:val="54"/>
-  </w:num>
-  <w:num w:numId="31">
-    <w:abstractNumId w:val="48"/>
-  </w:num>
-  <w:num w:numId="32">
-    <w:abstractNumId w:val="6"/>
-  </w:num>
-  <w:num w:numId="33">
-    <w:abstractNumId w:val="22"/>
-  </w:num>
-  <w:num w:numId="34">
-    <w:abstractNumId w:val="47"/>
-  </w:num>
-  <w:num w:numId="35">
-    <w:abstractNumId w:val="7"/>
-  </w:num>
-  <w:num w:numId="36">
-    <w:abstractNumId w:val="29"/>
-  </w:num>
-  <w:num w:numId="37">
-    <w:abstractNumId w:val="5"/>
-  </w:num>
-  <w:num w:numId="38">
-    <w:abstractNumId w:val="71"/>
-  </w:num>
-  <w:num w:numId="39">
-    <w:abstractNumId w:val="13"/>
-  </w:num>
-  <w:num w:numId="40">
-    <w:abstractNumId w:val="30"/>
-  </w:num>
-  <w:num w:numId="41">
-    <w:abstractNumId w:val="44"/>
-  </w:num>
-  <w:num w:numId="42">
-    <w:abstractNumId w:val="18"/>
-  </w:num>
-  <w:num w:numId="43">
-    <w:abstractNumId w:val="0"/>
-  </w:num>
-  <w:num w:numId="44">
-    <w:abstractNumId w:val="9"/>
-  </w:num>
-  <w:num w:numId="45">
-    <w:abstractNumId w:val="37"/>
-  </w:num>
-  <w:num w:numId="46">
-    <w:abstractNumId w:val="59"/>
-  </w:num>
-  <w:num w:numId="47">
+  <w:num w:numId="73" w16cid:durableId="1604652687">
     <w:abstractNumId w:val="25"/>
   </w:num>
-  <w:num w:numId="48">
+  <w:num w:numId="74" w16cid:durableId="1415709095">
     <w:abstractNumId w:val="4"/>
-  </w:num>
-  <w:num w:numId="49">
-    <w:abstractNumId w:val="50"/>
-  </w:num>
-  <w:num w:numId="50">
-    <w:abstractNumId w:val="12"/>
-  </w:num>
-  <w:num w:numId="51">
-    <w:abstractNumId w:val="49"/>
-  </w:num>
-  <w:num w:numId="52">
-    <w:abstractNumId w:val="66"/>
-  </w:num>
-  <w:num w:numId="53">
-    <w:abstractNumId w:val="43"/>
-  </w:num>
-  <w:num w:numId="54">
-    <w:abstractNumId w:val="68"/>
-  </w:num>
-  <w:num w:numId="55">
-    <w:abstractNumId w:val="46"/>
-  </w:num>
-  <w:num w:numId="56">
-    <w:abstractNumId w:val="20"/>
-  </w:num>
-  <w:num w:numId="57">
-    <w:abstractNumId w:val="56"/>
-  </w:num>
-  <w:num w:numId="58">
-    <w:abstractNumId w:val="16"/>
-  </w:num>
-  <w:num w:numId="59">
-    <w:abstractNumId w:val="69"/>
-  </w:num>
-  <w:num w:numId="60">
-    <w:abstractNumId w:val="45"/>
-  </w:num>
-  <w:num w:numId="61">
-    <w:abstractNumId w:val="60"/>
-  </w:num>
-  <w:num w:numId="62">
-    <w:abstractNumId w:val="53"/>
-  </w:num>
-  <w:num w:numId="63">
-    <w:abstractNumId w:val="41"/>
-  </w:num>
-  <w:num w:numId="64">
-    <w:abstractNumId w:val="51"/>
-  </w:num>
-  <w:num w:numId="65">
-    <w:abstractNumId w:val="39"/>
-  </w:num>
-  <w:num w:numId="66">
-    <w:abstractNumId w:val="70"/>
-  </w:num>
-  <w:num w:numId="67">
-    <w:abstractNumId w:val="10"/>
-  </w:num>
-  <w:num w:numId="68">
-    <w:abstractNumId w:val="2"/>
-  </w:num>
-  <w:num w:numId="69">
-    <w:abstractNumId w:val="62"/>
-  </w:num>
-  <w:num w:numId="70">
-    <w:abstractNumId w:val="40"/>
-  </w:num>
-  <w:num w:numId="71">
-    <w:abstractNumId w:val="52"/>
-  </w:num>
-  <w:num w:numId="72">
-    <w:abstractNumId w:val="26"/>
   </w:num>
   <w:numIdMacAtCleanup w:val="69"/>
 </w:numbering>
 </file>
 
 <file path=word/styles.xml><?xml version="1.0" encoding="utf-8"?>
-<w:styles xmlns:mc="http://schemas.openxmlformats.org/markup-compatibility/2006" xmlns:r="http://schemas.openxmlformats.org/officeDocument/2006/relationships" xmlns:w="http://schemas.openxmlformats.org/wordprocessingml/2006/main" xmlns:w14="http://schemas.microsoft.com/office/word/2010/wordml" xmlns:w15="http://schemas.microsoft.com/office/word/2012/wordml" xmlns:w16cex="http://schemas.microsoft.com/office/word/2018/wordml/cex" xmlns:w16cid="http://schemas.microsoft.com/office/word/2016/wordml/cid" xmlns:w16="http://schemas.microsoft.com/office/word/2018/wordml" xmlns:w16sdtdh="http://schemas.microsoft.com/office/word/2020/wordml/sdtdatahash" xmlns:w16se="http://schemas.microsoft.com/office/word/2015/wordml/symex" mc:Ignorable="w14 w15 w16se w16cid w16 w16cex w16sdtdh">
+<w:styles xmlns:mc="http://schemas.openxmlformats.org/markup-compatibility/2006" xmlns:r="http://schemas.openxmlformats.org/officeDocument/2006/relationships" xmlns:w="http://schemas.openxmlformats.org/wordprocessingml/2006/main" xmlns:w14="http://schemas.microsoft.com/office/word/2010/wordml" xmlns:w15="http://schemas.microsoft.com/office/word/2012/wordml" xmlns:w16cex="http://schemas.microsoft.com/office/word/2018/wordml/cex" xmlns:w16cid="http://schemas.microsoft.com/office/word/2016/wordml/cid" xmlns:w16="http://schemas.microsoft.com/office/word/2018/wordml" xmlns:w16du="http://schemas.microsoft.com/office/word/2023/wordml/word16du" xmlns:w16sdtdh="http://schemas.microsoft.com/office/word/2020/wordml/sdtdatahash" xmlns:w16se="http://schemas.microsoft.com/office/word/2015/wordml/symex" mc:Ignorable="w14 w15 w16se w16cid w16 w16cex w16sdtdh w16du">
   <w:docDefaults>
     <w:rPrDefault>
       <w:rPr>
